--- a/Pemodelan-Computer-Aided-Design/Modul-Word/Modul-10-Optimasi-Desain-Pasca-Simulasi.docx
+++ b/Pemodelan-Computer-Aided-Design/Modul-Word/Modul-10-Optimasi-Desain-Pasca-Simulasi.docx
@@ -6212,7 +6212,7 @@
       <w:r>
         <w:drawing>
           <wp:inline xmlns:a="http://schemas.openxmlformats.org/drawingml/2006/main" xmlns:pic="http://schemas.openxmlformats.org/drawingml/2006/picture">
-            <wp:extent cx="5400000" cy="2049656"/>
+            <wp:extent cx="5400000" cy="2081101"/>
             <wp:docPr id="1858245151" name="Picture 1858245151"/>
             <wp:cNvGraphicFramePr>
               <a:graphicFrameLocks noChangeAspect="1"/>
@@ -6233,7 +6233,7 @@
                   <pic:spPr>
                     <a:xfrm>
                       <a:off x="0" y="0"/>
-                      <a:ext cx="5400000" cy="2049656"/>
+                      <a:ext cx="5400000" cy="2081101"/>
                     </a:xfrm>
                     <a:prstGeom prst="rect"/>
                   </pic:spPr>
@@ -8036,7 +8036,7 @@
       <w:r>
         <w:drawing>
           <wp:inline xmlns:a="http://schemas.openxmlformats.org/drawingml/2006/main" xmlns:pic="http://schemas.openxmlformats.org/drawingml/2006/picture">
-            <wp:extent cx="5400000" cy="2143992"/>
+            <wp:extent cx="5400000" cy="2209741"/>
             <wp:docPr id="1858245152" name="Picture 1858245152"/>
             <wp:cNvGraphicFramePr>
               <a:graphicFrameLocks noChangeAspect="1"/>
@@ -8057,7 +8057,7 @@
                   <pic:spPr>
                     <a:xfrm>
                       <a:off x="0" y="0"/>
-                      <a:ext cx="5400000" cy="2143992"/>
+                      <a:ext cx="5400000" cy="2209741"/>
                     </a:xfrm>
                     <a:prstGeom prst="rect"/>
                   </pic:spPr>
@@ -10641,7 +10641,7 @@
       <w:r>
         <w:drawing>
           <wp:inline xmlns:a="http://schemas.openxmlformats.org/drawingml/2006/main" xmlns:pic="http://schemas.openxmlformats.org/drawingml/2006/picture">
-            <wp:extent cx="5400000" cy="2304076"/>
+            <wp:extent cx="5400000" cy="2384119"/>
             <wp:docPr id="1858245153" name="Picture 1858245153"/>
             <wp:cNvGraphicFramePr>
               <a:graphicFrameLocks noChangeAspect="1"/>
@@ -10662,7 +10662,7 @@
                   <pic:spPr>
                     <a:xfrm>
                       <a:off x="0" y="0"/>
-                      <a:ext cx="5400000" cy="2304076"/>
+                      <a:ext cx="5400000" cy="2384119"/>
                     </a:xfrm>
                     <a:prstGeom prst="rect"/>
                   </pic:spPr>
@@ -12588,6 +12588,62 @@
     </w:p>
     <w:p>
       <w:pPr>
+        <w:keepNext/>
+        <w:spacing w:after="80"/>
+        <w:jc w:val="center"/>
+      </w:pPr>
+      <w:r>
+        <w:drawing>
+          <wp:inline xmlns:a="http://schemas.openxmlformats.org/drawingml/2006/main" xmlns:pic="http://schemas.openxmlformats.org/drawingml/2006/picture">
+            <wp:extent cx="5400000" cy="3018740"/>
+            <wp:docPr id="1858245154" name="Picture 1858245154"/>
+            <wp:cNvGraphicFramePr>
+              <a:graphicFrameLocks noChangeAspect="1"/>
+            </wp:cNvGraphicFramePr>
+            <a:graphic>
+              <a:graphicData uri="http://schemas.openxmlformats.org/drawingml/2006/picture">
+                <pic:pic>
+                  <pic:nvPicPr>
+                    <pic:cNvPr id="0" name="m10-g7.png"/>
+                    <pic:cNvPicPr/>
+                  </pic:nvPicPr>
+                  <pic:blipFill>
+                    <a:blip r:embed="rId37"/>
+                    <a:stretch>
+                      <a:fillRect/>
+                    </a:stretch>
+                  </pic:blipFill>
+                  <pic:spPr>
+                    <a:xfrm>
+                      <a:off x="0" y="0"/>
+                      <a:ext cx="5400000" cy="3018740"/>
+                    </a:xfrm>
+                    <a:prstGeom prst="rect"/>
+                  </pic:spPr>
+                </pic:pic>
+              </a:graphicData>
+            </a:graphic>
+          </wp:inline>
+        </w:drawing>
+      </w:r>
+    </w:p>
+    <w:p>
+      <w:pPr>
+        <w:spacing w:after="200" w:line="276" w:lineRule="auto"/>
+        <w:jc w:val="center"/>
+      </w:pPr>
+      <w:r>
+        <w:rPr>
+          <w:rFonts w:ascii="Arial" w:hAnsi="Arial" w:eastAsia="Arial" w:cs="Arial"/>
+          <w:b/>
+          <w:i w:val="0"/>
+          <w:sz w:val="20"/>
+        </w:rPr>
+        <w:t>Gambar 7 — Gambar kerja braket L iteratif: ukuran awal dan parameter yang diubah tiap langkah. Satuan mm; gaya dalam N dan tegangan dalam MPa. Kiri: profil L yang disketsa pada langkah 1 (braket 100 × 80, tebal t = 8) dengan fillet sudut dalam r = 2 yang dinaikkan menjadi 6 lalu 10 pada langkah 3 (busur merah muda), Fixed di muka kaki berlubang, dan F = 2000 N di tepi kaki tegak (langkah 2). Tengah: sketsa rusuk langkah 4 pada bidang tengah, kaki 40 × hr dengan hr = 20 lalu 30, Pad 5 simetris. Kanan: hasil Pad selebar 50 dengan lubang baut 2 × ⌀9 dan lubang ⌀d langkah 5 (15 → 20 → 25); langkah tidak menetapkan letak kedua jenis lubang itu, jadi posisinya tidak diberi ukuran. Nomor bulat di bawah merujuk nomor langkah.</w:t>
+      </w:r>
+    </w:p>
+    <w:p>
+      <w:pPr>
         <w:spacing w:line="360" w:lineRule="auto" w:after="60"/>
         <w:ind w:left="425" w:hanging="227"/>
       </w:pPr>
@@ -14981,7 +15037,7 @@
         <w:drawing>
           <wp:inline xmlns:a="http://schemas.openxmlformats.org/drawingml/2006/main" xmlns:pic="http://schemas.openxmlformats.org/drawingml/2006/picture">
             <wp:extent cx="4680000" cy="2069564"/>
-            <wp:docPr id="1858245154" name="Picture 1858245154"/>
+            <wp:docPr id="1858245155" name="Picture 1858245155"/>
             <wp:cNvGraphicFramePr>
               <a:graphicFrameLocks noChangeAspect="1"/>
             </wp:cNvGraphicFramePr>
@@ -14993,7 +15049,7 @@
                     <pic:cNvPicPr/>
                   </pic:nvPicPr>
                   <pic:blipFill>
-                    <a:blip r:embed="rId37"/>
+                    <a:blip r:embed="rId38"/>
                     <a:stretch>
                       <a:fillRect/>
                     </a:stretch>
@@ -15070,7 +15126,7 @@
         <w:drawing>
           <wp:inline xmlns:a="http://schemas.openxmlformats.org/drawingml/2006/main" xmlns:pic="http://schemas.openxmlformats.org/drawingml/2006/picture">
             <wp:extent cx="4680000" cy="2160249"/>
-            <wp:docPr id="1858245155" name="Picture 1858245155"/>
+            <wp:docPr id="1858245156" name="Picture 1858245156"/>
             <wp:cNvGraphicFramePr>
               <a:graphicFrameLocks noChangeAspect="1"/>
             </wp:cNvGraphicFramePr>
@@ -15079,95 +15135,6 @@
                 <pic:pic>
                   <pic:nvPicPr>
                     <pic:cNvPr id="0" name="m10-t2.png"/>
-                    <pic:cNvPicPr/>
-                  </pic:nvPicPr>
-                  <pic:blipFill>
-                    <a:blip r:embed="rId38"/>
-                    <a:stretch>
-                      <a:fillRect/>
-                    </a:stretch>
-                  </pic:blipFill>
-                  <pic:spPr>
-                    <a:xfrm>
-                      <a:off x="0" y="0"/>
-                      <a:ext cx="4680000" cy="2160249"/>
-                    </a:xfrm>
-                    <a:prstGeom prst="rect"/>
-                  </pic:spPr>
-                </pic:pic>
-              </a:graphicData>
-            </a:graphic>
-          </wp:inline>
-        </w:drawing>
-      </w:r>
-    </w:p>
-    <w:p>
-      <w:pPr>
-        <w:spacing w:after="200" w:line="276" w:lineRule="auto"/>
-        <w:jc w:val="center"/>
-      </w:pPr>
-      <w:r>
-        <w:rPr>
-          <w:rFonts w:ascii="Arial" w:hAnsi="Arial" w:eastAsia="Arial" w:cs="Arial"/>
-          <w:b/>
-          <w:i w:val="0"/>
-          <w:sz w:val="20"/>
-        </w:rPr>
-        <w:t>📐 Gambar acuan: pelat a × b × t dengan rusuk segitiga r₁ × r₂ tebal tᵣ. Simbol mengikuti teks tugas; angka dimensi milik Anda muncul setelah masuk.</w:t>
-      </w:r>
-    </w:p>
-    <w:p>
-      <w:pPr>
-        <w:spacing w:line="360" w:lineRule="auto" w:after="40"/>
-        <w:jc w:val="both"/>
-      </w:pPr>
-      <w:r>
-        <w:rPr>
-          <w:rFonts w:ascii="Arial" w:hAnsi="Arial" w:eastAsia="Arial" w:cs="Arial"/>
-          <w:b/>
-          <w:i w:val="0"/>
-          <w:sz w:val="22"/>
-        </w:rPr>
-        <w:t xml:space="preserve">T3. </w:t>
-      </w:r>
-      <w:r>
-        <w:rPr>
-          <w:rFonts w:ascii="Arial" w:hAnsi="Arial" w:eastAsia="Arial" w:cs="Arial"/>
-          <w:b w:val="0"/>
-          <w:i w:val="0"/>
-          <w:sz w:val="22"/>
-        </w:rPr>
-        <w:t>Pelat 3 lubang LinearPattern — massa baja (g)</w:t>
-      </w:r>
-      <w:r>
-        <w:rPr>
-          <w:rFonts w:ascii="Arial" w:hAnsi="Arial" w:eastAsia="Arial" w:cs="Arial"/>
-          <w:b/>
-          <w:i w:val="0"/>
-          <w:sz w:val="22"/>
-        </w:rPr>
-        <w:t xml:space="preserve"> (6 poin)</w:t>
-      </w:r>
-    </w:p>
-    <w:p>
-      <w:pPr>
-        <w:keepNext/>
-        <w:spacing w:after="80"/>
-        <w:jc w:val="center"/>
-      </w:pPr>
-      <w:r>
-        <w:drawing>
-          <wp:inline xmlns:a="http://schemas.openxmlformats.org/drawingml/2006/main" xmlns:pic="http://schemas.openxmlformats.org/drawingml/2006/picture">
-            <wp:extent cx="4680000" cy="2160249"/>
-            <wp:docPr id="1858245156" name="Picture 1858245156"/>
-            <wp:cNvGraphicFramePr>
-              <a:graphicFrameLocks noChangeAspect="1"/>
-            </wp:cNvGraphicFramePr>
-            <a:graphic>
-              <a:graphicData uri="http://schemas.openxmlformats.org/drawingml/2006/picture">
-                <pic:pic>
-                  <pic:nvPicPr>
-                    <pic:cNvPr id="0" name="m10-t3.png"/>
                     <pic:cNvPicPr/>
                   </pic:nvPicPr>
                   <pic:blipFill>
@@ -15202,7 +15169,7 @@
           <w:i w:val="0"/>
           <w:sz w:val="20"/>
         </w:rPr>
-        <w:t>📐 Gambar acuan: pelat a × b × t dengan tiga lubang ⌀d pola linear. Simbol mengikuti teks tugas; angka dimensi milik Anda muncul setelah masuk.</w:t>
+        <w:t>📐 Gambar acuan: pelat a × b × t dengan rusuk segitiga r₁ × r₂ tebal tᵣ. Simbol mengikuti teks tugas; angka dimensi milik Anda muncul setelah masuk.</w:t>
       </w:r>
     </w:p>
     <w:p>
@@ -15217,16 +15184,16 @@
           <w:i w:val="0"/>
           <w:sz w:val="22"/>
         </w:rPr>
-        <w:t xml:space="preserve">T4. </w:t>
-      </w:r>
-      <w:r>
-        <w:rPr>
-          <w:rFonts w:ascii="Arial" w:hAnsi="Arial" w:eastAsia="Arial" w:cs="Arial"/>
-          <w:b w:val="0"/>
-          <w:i w:val="0"/>
-          <w:sz w:val="22"/>
-        </w:rPr>
-        <w:t>Substitusi Al kekakuan sama — massa Al (g)</w:t>
+        <w:t xml:space="preserve">T3. </w:t>
+      </w:r>
+      <w:r>
+        <w:rPr>
+          <w:rFonts w:ascii="Arial" w:hAnsi="Arial" w:eastAsia="Arial" w:cs="Arial"/>
+          <w:b w:val="0"/>
+          <w:i w:val="0"/>
+          <w:sz w:val="22"/>
+        </w:rPr>
+        <w:t>Pelat 3 lubang LinearPattern — massa baja (g)</w:t>
       </w:r>
       <w:r>
         <w:rPr>
@@ -15235,7 +15202,7 @@
           <w:i w:val="0"/>
           <w:sz w:val="22"/>
         </w:rPr>
-        <w:t xml:space="preserve"> (11 poin)</w:t>
+        <w:t xml:space="preserve"> (6 poin)</w:t>
       </w:r>
     </w:p>
     <w:p>
@@ -15247,8 +15214,97 @@
       <w:r>
         <w:drawing>
           <wp:inline xmlns:a="http://schemas.openxmlformats.org/drawingml/2006/main" xmlns:pic="http://schemas.openxmlformats.org/drawingml/2006/picture">
+            <wp:extent cx="4680000" cy="2160249"/>
+            <wp:docPr id="1858245157" name="Picture 1858245157"/>
+            <wp:cNvGraphicFramePr>
+              <a:graphicFrameLocks noChangeAspect="1"/>
+            </wp:cNvGraphicFramePr>
+            <a:graphic>
+              <a:graphicData uri="http://schemas.openxmlformats.org/drawingml/2006/picture">
+                <pic:pic>
+                  <pic:nvPicPr>
+                    <pic:cNvPr id="0" name="m10-t3.png"/>
+                    <pic:cNvPicPr/>
+                  </pic:nvPicPr>
+                  <pic:blipFill>
+                    <a:blip r:embed="rId40"/>
+                    <a:stretch>
+                      <a:fillRect/>
+                    </a:stretch>
+                  </pic:blipFill>
+                  <pic:spPr>
+                    <a:xfrm>
+                      <a:off x="0" y="0"/>
+                      <a:ext cx="4680000" cy="2160249"/>
+                    </a:xfrm>
+                    <a:prstGeom prst="rect"/>
+                  </pic:spPr>
+                </pic:pic>
+              </a:graphicData>
+            </a:graphic>
+          </wp:inline>
+        </w:drawing>
+      </w:r>
+    </w:p>
+    <w:p>
+      <w:pPr>
+        <w:spacing w:after="200" w:line="276" w:lineRule="auto"/>
+        <w:jc w:val="center"/>
+      </w:pPr>
+      <w:r>
+        <w:rPr>
+          <w:rFonts w:ascii="Arial" w:hAnsi="Arial" w:eastAsia="Arial" w:cs="Arial"/>
+          <w:b/>
+          <w:i w:val="0"/>
+          <w:sz w:val="20"/>
+        </w:rPr>
+        <w:t>📐 Gambar acuan: pelat a × b × t dengan tiga lubang ⌀d pola linear. Simbol mengikuti teks tugas; angka dimensi milik Anda muncul setelah masuk.</w:t>
+      </w:r>
+    </w:p>
+    <w:p>
+      <w:pPr>
+        <w:spacing w:line="360" w:lineRule="auto" w:after="40"/>
+        <w:jc w:val="both"/>
+      </w:pPr>
+      <w:r>
+        <w:rPr>
+          <w:rFonts w:ascii="Arial" w:hAnsi="Arial" w:eastAsia="Arial" w:cs="Arial"/>
+          <w:b/>
+          <w:i w:val="0"/>
+          <w:sz w:val="22"/>
+        </w:rPr>
+        <w:t xml:space="preserve">T4. </w:t>
+      </w:r>
+      <w:r>
+        <w:rPr>
+          <w:rFonts w:ascii="Arial" w:hAnsi="Arial" w:eastAsia="Arial" w:cs="Arial"/>
+          <w:b w:val="0"/>
+          <w:i w:val="0"/>
+          <w:sz w:val="22"/>
+        </w:rPr>
+        <w:t>Substitusi Al kekakuan sama — massa Al (g)</w:t>
+      </w:r>
+      <w:r>
+        <w:rPr>
+          <w:rFonts w:ascii="Arial" w:hAnsi="Arial" w:eastAsia="Arial" w:cs="Arial"/>
+          <w:b/>
+          <w:i w:val="0"/>
+          <w:sz w:val="22"/>
+        </w:rPr>
+        <w:t xml:space="preserve"> (11 poin)</w:t>
+      </w:r>
+    </w:p>
+    <w:p>
+      <w:pPr>
+        <w:keepNext/>
+        <w:spacing w:after="80"/>
+        <w:jc w:val="center"/>
+      </w:pPr>
+      <w:r>
+        <w:drawing>
+          <wp:inline xmlns:a="http://schemas.openxmlformats.org/drawingml/2006/main" xmlns:pic="http://schemas.openxmlformats.org/drawingml/2006/picture">
             <wp:extent cx="4680000" cy="2069564"/>
-            <wp:docPr id="1858245157" name="Picture 1858245157"/>
+            <wp:docPr id="1858245158" name="Picture 1858245158"/>
             <wp:cNvGraphicFramePr>
               <a:graphicFrameLocks noChangeAspect="1"/>
             </wp:cNvGraphicFramePr>
@@ -15260,7 +15316,7 @@
                     <pic:cNvPicPr/>
                   </pic:nvPicPr>
                   <pic:blipFill>
-                    <a:blip r:embed="rId40"/>
+                    <a:blip r:embed="rId41"/>
                     <a:stretch>
                       <a:fillRect/>
                     </a:stretch>
@@ -15337,7 +15393,7 @@
         <w:drawing>
           <wp:inline xmlns:a="http://schemas.openxmlformats.org/drawingml/2006/main" xmlns:pic="http://schemas.openxmlformats.org/drawingml/2006/picture">
             <wp:extent cx="4680000" cy="2215308"/>
-            <wp:docPr id="1858245158" name="Picture 1858245158"/>
+            <wp:docPr id="1858245159" name="Picture 1858245159"/>
             <wp:cNvGraphicFramePr>
               <a:graphicFrameLocks noChangeAspect="1"/>
             </wp:cNvGraphicFramePr>
@@ -15349,7 +15405,7 @@
                     <pic:cNvPicPr/>
                   </pic:nvPicPr>
                   <pic:blipFill>
-                    <a:blip r:embed="rId41"/>
+                    <a:blip r:embed="rId42"/>
                     <a:stretch>
                       <a:fillRect/>
                     </a:stretch>

--- a/Pemodelan-Computer-Aided-Design/Modul-Word/Modul-10-Optimasi-Desain-Pasca-Simulasi.docx
+++ b/Pemodelan-Computer-Aided-Design/Modul-Word/Modul-10-Optimasi-Desain-Pasca-Simulasi.docx
@@ -13651,7 +13651,61 @@
           <w:i w:val="0"/>
           <w:sz w:val="21"/>
         </w:rPr>
-        <w:t>. Berkas boleh diganti selama tugas belum dikirim; setelah dikirim, berkas dan angka terkunci. Berkas yang terunggah tanpa angka yang benar mendapat partial 0,5 poin.</w:t>
+        <w:t xml:space="preserve">. Server membaca geometri berkas Anda: angka yang tidak ada di model ditolak dan </w:t>
+      </w:r>
+      <w:r>
+        <w:rPr>
+          <w:rFonts w:ascii="Arial" w:hAnsi="Arial" w:eastAsia="Arial" w:cs="Arial"/>
+          <w:b/>
+          <w:i w:val="0"/>
+          <w:sz w:val="21"/>
+        </w:rPr>
+        <w:t>tidak dihitung</w:t>
+      </w:r>
+      <w:r>
+        <w:rPr>
+          <w:rFonts w:ascii="Arial" w:hAnsi="Arial" w:eastAsia="Arial" w:cs="Arial"/>
+          <w:b w:val="0"/>
+          <w:i w:val="0"/>
+          <w:sz w:val="21"/>
+        </w:rPr>
+        <w:t xml:space="preserve">, jadi bacalah angkanya dari model yang diunggah. Bila kiriman dinilai salah, tugas </w:t>
+      </w:r>
+      <w:r>
+        <w:rPr>
+          <w:rFonts w:ascii="Arial" w:hAnsi="Arial" w:eastAsia="Arial" w:cs="Arial"/>
+          <w:b/>
+          <w:i w:val="0"/>
+          <w:sz w:val="21"/>
+        </w:rPr>
+        <w:t>tidak terkunci</w:t>
+      </w:r>
+      <w:r>
+        <w:rPr>
+          <w:rFonts w:ascii="Arial" w:hAnsi="Arial" w:eastAsia="Arial" w:cs="Arial"/>
+          <w:b w:val="0"/>
+          <w:i w:val="0"/>
+          <w:sz w:val="21"/>
+        </w:rPr>
+        <w:t xml:space="preserve">: perbaiki model, unggah ulang, lalu kirim ulang (tanpa batas); kiriman benar setelah pernah salah bernilai </w:t>
+      </w:r>
+      <w:r>
+        <w:rPr>
+          <w:rFonts w:ascii="Arial" w:hAnsi="Arial" w:eastAsia="Arial" w:cs="Arial"/>
+          <w:b/>
+          <w:i w:val="0"/>
+          <w:sz w:val="21"/>
+        </w:rPr>
+        <w:t>65%</w:t>
+      </w:r>
+      <w:r>
+        <w:rPr>
+          <w:rFonts w:ascii="Arial" w:hAnsi="Arial" w:eastAsia="Arial" w:cs="Arial"/>
+          <w:b w:val="0"/>
+          <w:i w:val="0"/>
+          <w:sz w:val="21"/>
+        </w:rPr>
+        <w:t xml:space="preserve"> dari poin tugas.</w:t>
       </w:r>
     </w:p>
     <w:p>

--- a/Pemodelan-Computer-Aided-Design/Modul-Word/Modul-10-Optimasi-Desain-Pasca-Simulasi.docx
+++ b/Pemodelan-Computer-Aided-Design/Modul-Word/Modul-10-Optimasi-Desain-Pasca-Simulasi.docx
@@ -2816,7 +2816,83 @@
           <w:i w:val="0"/>
           <w:sz w:val="22"/>
         </w:rPr>
-        <w:t>menjawab benar 10 soal pilihan ganda (@1 poin); menyerahkan 5 model FreeCAD — T1 Spreadsheet h_req dari σ_izin — h_req (mm) (6 poin); T2 Pelat + rusuk segitiga — volume (mm³) (6 poin); T3 Pelat 3 lubang LinearPattern — massa baja (g) (6 poin); T4 Substitusi Al kekakuan sama — massa Al (g) (11 poin); T5 Profil I berpusat di origin — I_x (mm⁴) (11 poin) — masing-masing berupa berkas .FCStd yang diunggah beserta satu angka bacaan geometri yang diperiksa server; menulis jawaban 3 pertanyaan Forum Diskusi (minimal 30 kata tiap jawaban).</w:t>
+        <w:t>menjawab benar 10 soal pilihan ganda (@1 poin); menyerahkan 5 model FreeCAD — T1 Spreadsheet h</w:t>
+      </w:r>
+      <w:r>
+        <w:rPr>
+          <w:rFonts w:ascii="Arial" w:hAnsi="Arial" w:eastAsia="Arial" w:cs="Arial"/>
+          <w:b w:val="0"/>
+          <w:i w:val="0"/>
+          <w:sz w:val="22"/>
+          <w:vertAlign w:val="subscript"/>
+        </w:rPr>
+        <w:t>req</w:t>
+      </w:r>
+      <w:r>
+        <w:rPr>
+          <w:rFonts w:ascii="Arial" w:hAnsi="Arial" w:eastAsia="Arial" w:cs="Arial"/>
+          <w:b w:val="0"/>
+          <w:i w:val="0"/>
+          <w:sz w:val="22"/>
+        </w:rPr>
+        <w:t xml:space="preserve"> dari σ</w:t>
+      </w:r>
+      <w:r>
+        <w:rPr>
+          <w:rFonts w:ascii="Arial" w:hAnsi="Arial" w:eastAsia="Arial" w:cs="Arial"/>
+          <w:b w:val="0"/>
+          <w:i w:val="0"/>
+          <w:sz w:val="22"/>
+          <w:vertAlign w:val="subscript"/>
+        </w:rPr>
+        <w:t>izin</w:t>
+      </w:r>
+      <w:r>
+        <w:rPr>
+          <w:rFonts w:ascii="Arial" w:hAnsi="Arial" w:eastAsia="Arial" w:cs="Arial"/>
+          <w:b w:val="0"/>
+          <w:i w:val="0"/>
+          <w:sz w:val="22"/>
+        </w:rPr>
+        <w:t xml:space="preserve"> — h</w:t>
+      </w:r>
+      <w:r>
+        <w:rPr>
+          <w:rFonts w:ascii="Arial" w:hAnsi="Arial" w:eastAsia="Arial" w:cs="Arial"/>
+          <w:b w:val="0"/>
+          <w:i w:val="0"/>
+          <w:sz w:val="22"/>
+          <w:vertAlign w:val="subscript"/>
+        </w:rPr>
+        <w:t>req</w:t>
+      </w:r>
+      <w:r>
+        <w:rPr>
+          <w:rFonts w:ascii="Arial" w:hAnsi="Arial" w:eastAsia="Arial" w:cs="Arial"/>
+          <w:b w:val="0"/>
+          <w:i w:val="0"/>
+          <w:sz w:val="22"/>
+        </w:rPr>
+        <w:t xml:space="preserve"> (mm) (6 poin); T2 Pelat + rusuk segitiga — volume (mm³) (6 poin); T3 Pelat 3 lubang LinearPattern — massa baja (g) (6 poin); T4 Substitusi Al kekakuan sama — massa Al (g) (11 poin); T5 Profil I berpusat di origin — I</w:t>
+      </w:r>
+      <w:r>
+        <w:rPr>
+          <w:rFonts w:ascii="Arial" w:hAnsi="Arial" w:eastAsia="Arial" w:cs="Arial"/>
+          <w:b w:val="0"/>
+          <w:i w:val="0"/>
+          <w:sz w:val="22"/>
+          <w:vertAlign w:val="subscript"/>
+        </w:rPr>
+        <w:t>x</w:t>
+      </w:r>
+      <w:r>
+        <w:rPr>
+          <w:rFonts w:ascii="Arial" w:hAnsi="Arial" w:eastAsia="Arial" w:cs="Arial"/>
+          <w:b w:val="0"/>
+          <w:i w:val="0"/>
+          <w:sz w:val="22"/>
+        </w:rPr>
+        <w:t xml:space="preserve"> (mm⁴) (11 poin) — masing-masing berupa berkas .FCStd yang diunggah beserta satu angka bacaan geometri yang diperiksa server; menulis jawaban 3 pertanyaan Forum Diskusi (minimal 30 kata tiap jawaban).</w:t>
       </w:r>
     </w:p>
     <w:p>
@@ -2865,7 +2941,9 @@
           <w:color w:val="1F3864"/>
           <w:sz w:val="28"/>
         </w:rPr>
-        <w:t>SIKLUS ITERASI DESAIN: SIMULASI, EVALUASI, MODIFIKASI</w:t>
+        <w:t>SIKLUS ITERASI DESAIN:</w:t>
+        <w:br/>
+        <w:t>SIMULASI, EVALUASI, MODIFIKASI</w:t>
       </w:r>
     </w:p>
     <w:p>
@@ -3011,7 +3089,102 @@
           <w:i w:val="0"/>
           <w:sz w:val="22"/>
         </w:rPr>
-        <w:t xml:space="preserve">σ_maks ≤ σ_y/SF, δ_maks ≤ δ_izin, massa ≤ target, frekuensi alami ≥ batas. Angka dari Modul 9 (von Mises, defleksi, SF, Kt) sekarang menjadi syarat berhenti. </w:t>
+        <w:t>σ</w:t>
+      </w:r>
+      <w:r>
+        <w:rPr>
+          <w:rFonts w:ascii="Arial" w:hAnsi="Arial" w:eastAsia="Arial" w:cs="Arial"/>
+          <w:b w:val="0"/>
+          <w:i w:val="0"/>
+          <w:sz w:val="22"/>
+          <w:vertAlign w:val="subscript"/>
+        </w:rPr>
+        <w:t>maks</w:t>
+      </w:r>
+      <w:r>
+        <w:rPr>
+          <w:rFonts w:ascii="Arial" w:hAnsi="Arial" w:eastAsia="Arial" w:cs="Arial"/>
+          <w:b w:val="0"/>
+          <w:i w:val="0"/>
+          <w:sz w:val="22"/>
+        </w:rPr>
+        <w:t xml:space="preserve"> ≤ σ</w:t>
+      </w:r>
+      <w:r>
+        <w:rPr>
+          <w:rFonts w:ascii="Arial" w:hAnsi="Arial" w:eastAsia="Arial" w:cs="Arial"/>
+          <w:b w:val="0"/>
+          <w:i w:val="0"/>
+          <w:sz w:val="22"/>
+          <w:vertAlign w:val="subscript"/>
+        </w:rPr>
+        <w:t>y</w:t>
+      </w:r>
+      <w:r>
+        <w:rPr>
+          <w:rFonts w:ascii="Arial" w:hAnsi="Arial" w:eastAsia="Arial" w:cs="Arial"/>
+          <w:b w:val="0"/>
+          <w:i w:val="0"/>
+          <w:sz w:val="22"/>
+        </w:rPr>
+        <w:t>/SF, δ</w:t>
+      </w:r>
+      <w:r>
+        <w:rPr>
+          <w:rFonts w:ascii="Arial" w:hAnsi="Arial" w:eastAsia="Arial" w:cs="Arial"/>
+          <w:b w:val="0"/>
+          <w:i w:val="0"/>
+          <w:sz w:val="22"/>
+          <w:vertAlign w:val="subscript"/>
+        </w:rPr>
+        <w:t>maks</w:t>
+      </w:r>
+      <w:r>
+        <w:rPr>
+          <w:rFonts w:ascii="Arial" w:hAnsi="Arial" w:eastAsia="Arial" w:cs="Arial"/>
+          <w:b w:val="0"/>
+          <w:i w:val="0"/>
+          <w:sz w:val="22"/>
+        </w:rPr>
+        <w:t xml:space="preserve"> ≤ δ</w:t>
+      </w:r>
+      <w:r>
+        <w:rPr>
+          <w:rFonts w:ascii="Arial" w:hAnsi="Arial" w:eastAsia="Arial" w:cs="Arial"/>
+          <w:b w:val="0"/>
+          <w:i w:val="0"/>
+          <w:sz w:val="22"/>
+          <w:vertAlign w:val="subscript"/>
+        </w:rPr>
+        <w:t>izin</w:t>
+      </w:r>
+      <w:r>
+        <w:rPr>
+          <w:rFonts w:ascii="Arial" w:hAnsi="Arial" w:eastAsia="Arial" w:cs="Arial"/>
+          <w:b w:val="0"/>
+          <w:i w:val="0"/>
+          <w:sz w:val="22"/>
+        </w:rPr>
+        <w:t>, massa ≤ target, frekuensi alami ≥ batas. Angka dari Modul 9 (von Mises, defleksi, SF, K</w:t>
+      </w:r>
+      <w:r>
+        <w:rPr>
+          <w:rFonts w:ascii="Arial" w:hAnsi="Arial" w:eastAsia="Arial" w:cs="Arial"/>
+          <w:b w:val="0"/>
+          <w:i w:val="0"/>
+          <w:sz w:val="22"/>
+          <w:vertAlign w:val="subscript"/>
+        </w:rPr>
+        <w:t>t</w:t>
+      </w:r>
+      <w:r>
+        <w:rPr>
+          <w:rFonts w:ascii="Arial" w:hAnsi="Arial" w:eastAsia="Arial" w:cs="Arial"/>
+          <w:b w:val="0"/>
+          <w:i w:val="0"/>
+          <w:sz w:val="22"/>
+        </w:rPr>
+        <w:t xml:space="preserve">) sekarang menjadi syarat berhenti. </w:t>
       </w:r>
       <w:r>
         <w:rPr>
@@ -3253,7 +3426,45 @@
                 <w:i w:val="0"/>
                 <w:sz w:val="18"/>
               </w:rPr>
-              <w:t>σ_vm,maks ≤ σ_y/SF</w:t>
+              <w:t>σ</w:t>
+            </w:r>
+            <w:r>
+              <w:rPr>
+                <w:rFonts w:ascii="Arial" w:hAnsi="Arial" w:eastAsia="Arial" w:cs="Arial"/>
+                <w:b w:val="0"/>
+                <w:i w:val="0"/>
+                <w:sz w:val="18"/>
+                <w:vertAlign w:val="subscript"/>
+              </w:rPr>
+              <w:t>vm,maks</w:t>
+            </w:r>
+            <w:r>
+              <w:rPr>
+                <w:rFonts w:ascii="Arial" w:hAnsi="Arial" w:eastAsia="Arial" w:cs="Arial"/>
+                <w:b w:val="0"/>
+                <w:i w:val="0"/>
+                <w:sz w:val="18"/>
+              </w:rPr>
+              <w:t xml:space="preserve"> ≤ σ</w:t>
+            </w:r>
+            <w:r>
+              <w:rPr>
+                <w:rFonts w:ascii="Arial" w:hAnsi="Arial" w:eastAsia="Arial" w:cs="Arial"/>
+                <w:b w:val="0"/>
+                <w:i w:val="0"/>
+                <w:sz w:val="18"/>
+                <w:vertAlign w:val="subscript"/>
+              </w:rPr>
+              <w:t>y</w:t>
+            </w:r>
+            <w:r>
+              <w:rPr>
+                <w:rFonts w:ascii="Arial" w:hAnsi="Arial" w:eastAsia="Arial" w:cs="Arial"/>
+                <w:b w:val="0"/>
+                <w:i w:val="0"/>
+                <w:sz w:val="18"/>
+              </w:rPr>
+              <w:t>/SF</w:t>
             </w:r>
           </w:p>
         </w:tc>
@@ -3331,7 +3542,45 @@
                 <w:i w:val="0"/>
                 <w:sz w:val="18"/>
               </w:rPr>
-              <w:t>δ_maks ≤ δ_izin (mis. L/250)</w:t>
+              <w:t>δ</w:t>
+            </w:r>
+            <w:r>
+              <w:rPr>
+                <w:rFonts w:ascii="Arial" w:hAnsi="Arial" w:eastAsia="Arial" w:cs="Arial"/>
+                <w:b w:val="0"/>
+                <w:i w:val="0"/>
+                <w:sz w:val="18"/>
+                <w:vertAlign w:val="subscript"/>
+              </w:rPr>
+              <w:t>maks</w:t>
+            </w:r>
+            <w:r>
+              <w:rPr>
+                <w:rFonts w:ascii="Arial" w:hAnsi="Arial" w:eastAsia="Arial" w:cs="Arial"/>
+                <w:b w:val="0"/>
+                <w:i w:val="0"/>
+                <w:sz w:val="18"/>
+              </w:rPr>
+              <w:t xml:space="preserve"> ≤ δ</w:t>
+            </w:r>
+            <w:r>
+              <w:rPr>
+                <w:rFonts w:ascii="Arial" w:hAnsi="Arial" w:eastAsia="Arial" w:cs="Arial"/>
+                <w:b w:val="0"/>
+                <w:i w:val="0"/>
+                <w:sz w:val="18"/>
+                <w:vertAlign w:val="subscript"/>
+              </w:rPr>
+              <w:t>izin</w:t>
+            </w:r>
+            <w:r>
+              <w:rPr>
+                <w:rFonts w:ascii="Arial" w:hAnsi="Arial" w:eastAsia="Arial" w:cs="Arial"/>
+                <w:b w:val="0"/>
+                <w:i w:val="0"/>
+                <w:sz w:val="18"/>
+              </w:rPr>
+              <w:t xml:space="preserve"> (mis. L/250)</w:t>
             </w:r>
           </w:p>
         </w:tc>
@@ -3409,7 +3658,17 @@
                 <w:i w:val="0"/>
                 <w:sz w:val="18"/>
               </w:rPr>
-              <w:t>m = ρ·V ≤ m_target</w:t>
+              <w:t>m = ρ·V ≤ m</w:t>
+            </w:r>
+            <w:r>
+              <w:rPr>
+                <w:rFonts w:ascii="Arial" w:hAnsi="Arial" w:eastAsia="Arial" w:cs="Arial"/>
+                <w:b w:val="0"/>
+                <w:i w:val="0"/>
+                <w:sz w:val="18"/>
+                <w:vertAlign w:val="subscript"/>
+              </w:rPr>
+              <w:t>target</w:t>
             </w:r>
           </w:p>
         </w:tc>
@@ -3649,7 +3908,26 @@
           <w:i w:val="0"/>
           <w:sz w:val="21"/>
         </w:rPr>
-        <w:t xml:space="preserve"> Bagian 02–05 adalah empat “tuas” optimasi: fillet untuk tegangan puncak, rusuk untuk kekakuan (Tugas 2), lubang untuk massa (Tugas 3), dan material (Tugas 4). Bagian 06 membuat semuanya parametrik dengan Spreadsheet (Tugas 1 dan 4), Bagian 07 menghitung penampang dari σ_izin dan momen inersia profil I (Tugas 1 dan 5), Bagian 08–09 menutup dengan Python dan praktik braket iteratif.</w:t>
+        <w:t xml:space="preserve"> Bagian 02–05 adalah empat “tuas” optimasi: fillet untuk tegangan puncak, rusuk untuk kekakuan (Tugas 2), lubang untuk massa (Tugas 3), dan material (Tugas 4). Bagian 06 membuat semuanya parametrik dengan Spreadsheet (Tugas 1 dan 4), Bagian 07 menghitung penampang dari σ</w:t>
+      </w:r>
+      <w:r>
+        <w:rPr>
+          <w:rFonts w:ascii="Arial" w:hAnsi="Arial" w:eastAsia="Arial" w:cs="Arial"/>
+          <w:b w:val="0"/>
+          <w:i w:val="0"/>
+          <w:sz w:val="21"/>
+          <w:vertAlign w:val="subscript"/>
+        </w:rPr>
+        <w:t>izin</w:t>
+      </w:r>
+      <w:r>
+        <w:rPr>
+          <w:rFonts w:ascii="Arial" w:hAnsi="Arial" w:eastAsia="Arial" w:cs="Arial"/>
+          <w:b w:val="0"/>
+          <w:i w:val="0"/>
+          <w:sz w:val="21"/>
+        </w:rPr>
+        <w:t xml:space="preserve"> dan momen inersia profil I (Tugas 1 dan 5), Bagian 08–09 menutup dengan Python dan praktik braket iteratif.</w:t>
       </w:r>
     </w:p>
     <w:p>
@@ -3665,7 +3943,9 @@
           <w:color w:val="1F3864"/>
           <w:sz w:val="28"/>
         </w:rPr>
-        <w:t>MEMPERBAIKI DAERAH KRITIS: FILLET DAN FAKTOR KONSENTRASI TEGANGAN</w:t>
+        <w:t>MEMPERBAIKI DAERAH KRITIS:</w:t>
+        <w:br/>
+        <w:t>FILLET DAN FAKTOR KONSENTRASI TEGANGAN</w:t>
       </w:r>
     </w:p>
     <w:p>
@@ -3680,7 +3960,26 @@
           <w:i w:val="0"/>
           <w:sz w:val="22"/>
         </w:rPr>
-        <w:t>Titik merah pada kontur von Mises hampir selalu berada di sudut dalam, bahu, atau tepi lubang. Bagian ini menunjukkan bahwa tegangan puncak di sana adalah Kt kali tegangan nominal, dan fillet adalah cara termurah menurunkannya.</w:t>
+        <w:t>Titik merah pada kontur von Mises hampir selalu berada di sudut dalam, bahu, atau tepi lubang. Bagian ini menunjukkan bahwa tegangan puncak di sana adalah K</w:t>
+      </w:r>
+      <w:r>
+        <w:rPr>
+          <w:rFonts w:ascii="Arial" w:hAnsi="Arial" w:eastAsia="Arial" w:cs="Arial"/>
+          <w:b w:val="0"/>
+          <w:i w:val="0"/>
+          <w:sz w:val="22"/>
+          <w:vertAlign w:val="subscript"/>
+        </w:rPr>
+        <w:t>t</w:t>
+      </w:r>
+      <w:r>
+        <w:rPr>
+          <w:rFonts w:ascii="Arial" w:hAnsi="Arial" w:eastAsia="Arial" w:cs="Arial"/>
+          <w:b w:val="0"/>
+          <w:i w:val="0"/>
+          <w:sz w:val="22"/>
+        </w:rPr>
+        <w:t xml:space="preserve"> kali tegangan nominal, dan fillet adalah cara termurah menurunkannya.</w:t>
       </w:r>
     </w:p>
     <w:p>
@@ -3692,7 +3991,7 @@
       <w:r>
         <w:drawing>
           <wp:inline xmlns:a="http://schemas.openxmlformats.org/drawingml/2006/main" xmlns:pic="http://schemas.openxmlformats.org/drawingml/2006/picture">
-            <wp:extent cx="5400000" cy="2066808"/>
+            <wp:extent cx="5400000" cy="2098253"/>
             <wp:docPr id="1858245149" name="Picture 1858245149"/>
             <wp:cNvGraphicFramePr>
               <a:graphicFrameLocks noChangeAspect="1"/>
@@ -3713,7 +4012,7 @@
                   <pic:spPr>
                     <a:xfrm>
                       <a:off x="0" y="0"/>
-                      <a:ext cx="5400000" cy="2066808"/>
+                      <a:ext cx="5400000" cy="2098253"/>
                     </a:xfrm>
                     <a:prstGeom prst="rect"/>
                   </pic:spPr>
@@ -3736,7 +4035,45 @@
           <w:i w:val="0"/>
           <w:sz w:val="20"/>
         </w:rPr>
-        <w:t>Gambar 2 — Bahu bertingkat: fillet menurunkan faktor konsentrasi tegangan. Batang bertingkat D = 30, d = 20 (h = 5) dengan σ_nom = 90 MPa: radius fillet r = 1 mm memberi Kt ≈ 2,12, r = 8 mm hanya 1,40; tegangan puncak turun dari 191 ke 126 MPa tanpa menambah bahan.</w:t>
+        <w:t>Gambar 2 — Bahu bertingkat: fillet menurunkan faktor konsentrasi tegangan. Batang bertingkat D = 30, d = 20 (h = 5) dengan σ</w:t>
+      </w:r>
+      <w:r>
+        <w:rPr>
+          <w:rFonts w:ascii="Arial" w:hAnsi="Arial" w:eastAsia="Arial" w:cs="Arial"/>
+          <w:b/>
+          <w:i w:val="0"/>
+          <w:sz w:val="20"/>
+          <w:vertAlign w:val="subscript"/>
+        </w:rPr>
+        <w:t>nom</w:t>
+      </w:r>
+      <w:r>
+        <w:rPr>
+          <w:rFonts w:ascii="Arial" w:hAnsi="Arial" w:eastAsia="Arial" w:cs="Arial"/>
+          <w:b/>
+          <w:i w:val="0"/>
+          <w:sz w:val="20"/>
+        </w:rPr>
+        <w:t xml:space="preserve"> = 90 MPa: radius fillet r = 1 mm memberi K</w:t>
+      </w:r>
+      <w:r>
+        <w:rPr>
+          <w:rFonts w:ascii="Arial" w:hAnsi="Arial" w:eastAsia="Arial" w:cs="Arial"/>
+          <w:b/>
+          <w:i w:val="0"/>
+          <w:sz w:val="20"/>
+          <w:vertAlign w:val="subscript"/>
+        </w:rPr>
+        <w:t>t</w:t>
+      </w:r>
+      <w:r>
+        <w:rPr>
+          <w:rFonts w:ascii="Arial" w:hAnsi="Arial" w:eastAsia="Arial" w:cs="Arial"/>
+          <w:b/>
+          <w:i w:val="0"/>
+          <w:sz w:val="20"/>
+        </w:rPr>
+        <w:t xml:space="preserve"> ≈ 2,12, r = 8 mm hanya 1,40; tegangan puncak turun dari 191 ke 126 MPa tanpa menambah bahan.</w:t>
       </w:r>
     </w:p>
     <w:p>
@@ -3752,7 +4089,28 @@
           <w:color w:val="2E4A7A"/>
           <w:sz w:val="24"/>
         </w:rPr>
-        <w:t>Tegangan Puncak dan Pendekatan Kt Bahu</w:t>
+        <w:t>Tegangan Puncak dan Pendekatan K</w:t>
+      </w:r>
+      <w:r>
+        <w:rPr>
+          <w:rFonts w:ascii="Arial" w:hAnsi="Arial" w:eastAsia="Arial" w:cs="Arial"/>
+          <w:b/>
+          <w:i w:val="0"/>
+          <w:color w:val="2E4A7A"/>
+          <w:sz w:val="24"/>
+          <w:vertAlign w:val="subscript"/>
+        </w:rPr>
+        <w:t>t</w:t>
+      </w:r>
+      <w:r>
+        <w:rPr>
+          <w:rFonts w:ascii="Arial" w:hAnsi="Arial" w:eastAsia="Arial" w:cs="Arial"/>
+          <w:b/>
+          <w:i w:val="0"/>
+          <w:color w:val="2E4A7A"/>
+          <w:sz w:val="24"/>
+        </w:rPr>
+        <w:t xml:space="preserve"> Bahu</w:t>
       </w:r>
     </w:p>
     <w:p>
@@ -3934,7 +4292,64 @@
           <w:i w:val="0"/>
           <w:sz w:val="22"/>
         </w:rPr>
-        <w:t xml:space="preserve"> — Fillet tidak mengubah σ_nom; ia hanya memperkecil h/r sehingga garis tegangan tidak “berbelok tajam” di kaki bahu. Karena Kt bergantung pada akar h/r, menggandakan radius menurunkan suku konsentrasi sebesar faktor √2; radius yang terlalu besar tidak lagi banyak menolong (Kt → 1) dan mulai mengganggu fungsi (dudukan bantalan, bahu pengunci).</w:t>
+        <w:t xml:space="preserve"> — Fillet tidak mengubah σ</w:t>
+      </w:r>
+      <w:r>
+        <w:rPr>
+          <w:rFonts w:ascii="Arial" w:hAnsi="Arial" w:eastAsia="Arial" w:cs="Arial"/>
+          <w:b w:val="0"/>
+          <w:i w:val="0"/>
+          <w:sz w:val="22"/>
+          <w:vertAlign w:val="subscript"/>
+        </w:rPr>
+        <w:t>nom</w:t>
+      </w:r>
+      <w:r>
+        <w:rPr>
+          <w:rFonts w:ascii="Arial" w:hAnsi="Arial" w:eastAsia="Arial" w:cs="Arial"/>
+          <w:b w:val="0"/>
+          <w:i w:val="0"/>
+          <w:sz w:val="22"/>
+        </w:rPr>
+        <w:t>; ia hanya memperkecil h/r sehingga garis tegangan tidak “berbelok tajam” di kaki bahu. Karena K</w:t>
+      </w:r>
+      <w:r>
+        <w:rPr>
+          <w:rFonts w:ascii="Arial" w:hAnsi="Arial" w:eastAsia="Arial" w:cs="Arial"/>
+          <w:b w:val="0"/>
+          <w:i w:val="0"/>
+          <w:sz w:val="22"/>
+          <w:vertAlign w:val="subscript"/>
+        </w:rPr>
+        <w:t>t</w:t>
+      </w:r>
+      <w:r>
+        <w:rPr>
+          <w:rFonts w:ascii="Arial" w:hAnsi="Arial" w:eastAsia="Arial" w:cs="Arial"/>
+          <w:b w:val="0"/>
+          <w:i w:val="0"/>
+          <w:sz w:val="22"/>
+        </w:rPr>
+        <w:t xml:space="preserve"> bergantung pada akar h/r, menggandakan radius menurunkan suku konsentrasi sebesar faktor √2; radius yang terlalu besar tidak lagi banyak menolong (K</w:t>
+      </w:r>
+      <w:r>
+        <w:rPr>
+          <w:rFonts w:ascii="Arial" w:hAnsi="Arial" w:eastAsia="Arial" w:cs="Arial"/>
+          <w:b w:val="0"/>
+          <w:i w:val="0"/>
+          <w:sz w:val="22"/>
+          <w:vertAlign w:val="subscript"/>
+        </w:rPr>
+        <w:t>t</w:t>
+      </w:r>
+      <w:r>
+        <w:rPr>
+          <w:rFonts w:ascii="Arial" w:hAnsi="Arial" w:eastAsia="Arial" w:cs="Arial"/>
+          <w:b w:val="0"/>
+          <w:i w:val="0"/>
+          <w:sz w:val="22"/>
+        </w:rPr>
+        <w:t xml:space="preserve"> → 1) dan mulai mengganggu fungsi (dudukan bantalan, bahu pengunci).</w:t>
       </w:r>
     </w:p>
     <w:p>
@@ -4145,7 +4560,7 @@
           <w:i w:val="0"/>
           <w:sz w:val="20"/>
         </w:rPr>
-        <w:t>Tabel 2. r/h: Kt bahu (pendekatan), σ_maks untuk σ_nom = 90 MPa, Penilaian terhadap σ_izin = 125 MPa.</w:t>
+        <w:t>Tabel 2. r/h: Kt bahu (pendekatan), σmaks untuk σnom = 90 MPa, Penilaian terhadap σizin = 125 MPa.</w:t>
       </w:r>
     </w:p>
     <w:tbl>
@@ -4198,7 +4613,26 @@
                 <w:i w:val="0"/>
                 <w:sz w:val="18"/>
               </w:rPr>
-              <w:t>Kt bahu (pendekatan)</w:t>
+              <w:t>K</w:t>
+            </w:r>
+            <w:r>
+              <w:rPr>
+                <w:rFonts w:ascii="Arial" w:hAnsi="Arial" w:eastAsia="Arial" w:cs="Arial"/>
+                <w:b/>
+                <w:i w:val="0"/>
+                <w:sz w:val="18"/>
+                <w:vertAlign w:val="subscript"/>
+              </w:rPr>
+              <w:t>t</w:t>
+            </w:r>
+            <w:r>
+              <w:rPr>
+                <w:rFonts w:ascii="Arial" w:hAnsi="Arial" w:eastAsia="Arial" w:cs="Arial"/>
+                <w:b/>
+                <w:i w:val="0"/>
+                <w:sz w:val="18"/>
+              </w:rPr>
+              <w:t xml:space="preserve"> bahu (pendekatan)</w:t>
             </w:r>
           </w:p>
         </w:tc>
@@ -4218,7 +4652,45 @@
                 <w:i w:val="0"/>
                 <w:sz w:val="18"/>
               </w:rPr>
-              <w:t>σ_maks untuk σ_nom = 90 MPa</w:t>
+              <w:t>σ</w:t>
+            </w:r>
+            <w:r>
+              <w:rPr>
+                <w:rFonts w:ascii="Arial" w:hAnsi="Arial" w:eastAsia="Arial" w:cs="Arial"/>
+                <w:b/>
+                <w:i w:val="0"/>
+                <w:sz w:val="18"/>
+                <w:vertAlign w:val="subscript"/>
+              </w:rPr>
+              <w:t>maks</w:t>
+            </w:r>
+            <w:r>
+              <w:rPr>
+                <w:rFonts w:ascii="Arial" w:hAnsi="Arial" w:eastAsia="Arial" w:cs="Arial"/>
+                <w:b/>
+                <w:i w:val="0"/>
+                <w:sz w:val="18"/>
+              </w:rPr>
+              <w:t xml:space="preserve"> untuk σ</w:t>
+            </w:r>
+            <w:r>
+              <w:rPr>
+                <w:rFonts w:ascii="Arial" w:hAnsi="Arial" w:eastAsia="Arial" w:cs="Arial"/>
+                <w:b/>
+                <w:i w:val="0"/>
+                <w:sz w:val="18"/>
+                <w:vertAlign w:val="subscript"/>
+              </w:rPr>
+              <w:t>nom</w:t>
+            </w:r>
+            <w:r>
+              <w:rPr>
+                <w:rFonts w:ascii="Arial" w:hAnsi="Arial" w:eastAsia="Arial" w:cs="Arial"/>
+                <w:b/>
+                <w:i w:val="0"/>
+                <w:sz w:val="18"/>
+              </w:rPr>
+              <w:t xml:space="preserve"> = 90 MPa</w:t>
             </w:r>
           </w:p>
         </w:tc>
@@ -4238,7 +4710,26 @@
                 <w:i w:val="0"/>
                 <w:sz w:val="18"/>
               </w:rPr>
-              <w:t>Penilaian terhadap σ_izin = 125 MPa</w:t>
+              <w:t>Penilaian terhadap σ</w:t>
+            </w:r>
+            <w:r>
+              <w:rPr>
+                <w:rFonts w:ascii="Arial" w:hAnsi="Arial" w:eastAsia="Arial" w:cs="Arial"/>
+                <w:b/>
+                <w:i w:val="0"/>
+                <w:sz w:val="18"/>
+                <w:vertAlign w:val="subscript"/>
+              </w:rPr>
+              <w:t>izin</w:t>
+            </w:r>
+            <w:r>
+              <w:rPr>
+                <w:rFonts w:ascii="Arial" w:hAnsi="Arial" w:eastAsia="Arial" w:cs="Arial"/>
+                <w:b/>
+                <w:i w:val="0"/>
+                <w:sz w:val="18"/>
+              </w:rPr>
+              <w:t xml:space="preserve"> = 125 MPa</w:t>
             </w:r>
           </w:p>
         </w:tc>
@@ -4730,7 +5221,49 @@
           <w:color w:val="2E4A7A"/>
           <w:sz w:val="24"/>
         </w:rPr>
-        <w:t>Animasi 1 — Radius fillet pada bahu: Kt dan σ_maks turun</w:t>
+        <w:t>Animasi 1 — Radius fillet pada bahu: K</w:t>
+      </w:r>
+      <w:r>
+        <w:rPr>
+          <w:rFonts w:ascii="Arial" w:hAnsi="Arial" w:eastAsia="Arial" w:cs="Arial"/>
+          <w:b/>
+          <w:i w:val="0"/>
+          <w:color w:val="2E4A7A"/>
+          <w:sz w:val="24"/>
+          <w:vertAlign w:val="subscript"/>
+        </w:rPr>
+        <w:t>t</w:t>
+      </w:r>
+      <w:r>
+        <w:rPr>
+          <w:rFonts w:ascii="Arial" w:hAnsi="Arial" w:eastAsia="Arial" w:cs="Arial"/>
+          <w:b/>
+          <w:i w:val="0"/>
+          <w:color w:val="2E4A7A"/>
+          <w:sz w:val="24"/>
+        </w:rPr>
+        <w:t xml:space="preserve"> dan σ</w:t>
+      </w:r>
+      <w:r>
+        <w:rPr>
+          <w:rFonts w:ascii="Arial" w:hAnsi="Arial" w:eastAsia="Arial" w:cs="Arial"/>
+          <w:b/>
+          <w:i w:val="0"/>
+          <w:color w:val="2E4A7A"/>
+          <w:sz w:val="24"/>
+          <w:vertAlign w:val="subscript"/>
+        </w:rPr>
+        <w:t>maks</w:t>
+      </w:r>
+      <w:r>
+        <w:rPr>
+          <w:rFonts w:ascii="Arial" w:hAnsi="Arial" w:eastAsia="Arial" w:cs="Arial"/>
+          <w:b/>
+          <w:i w:val="0"/>
+          <w:color w:val="2E4A7A"/>
+          <w:sz w:val="24"/>
+        </w:rPr>
+        <w:t xml:space="preserve"> turun</w:t>
       </w:r>
     </w:p>
     <w:p>
@@ -4774,7 +5307,102 @@
           <w:i w:val="0"/>
           <w:sz w:val="21"/>
         </w:rPr>
-        <w:t xml:space="preserve"> radius fillet membesar dari 0,5 mm ke nilai slider (PAUSE menahan nilai slider). Sorotan merah di kaki bahu memudar saat Kt turun; batang tegangan di kanan menunjukkan σ_maks = Kt·σ_nom terhadap σ_izin = 125 MPa (S235, SF 2). Tegangan nominal tidak berubah, hanya konsentrasinya.</w:t>
+        <w:t xml:space="preserve"> radius fillet membesar dari 0,5 mm ke nilai slider (PAUSE menahan nilai slider). Sorotan merah di kaki bahu memudar saat K</w:t>
+      </w:r>
+      <w:r>
+        <w:rPr>
+          <w:rFonts w:ascii="Arial" w:hAnsi="Arial" w:eastAsia="Arial" w:cs="Arial"/>
+          <w:b w:val="0"/>
+          <w:i w:val="0"/>
+          <w:sz w:val="21"/>
+          <w:vertAlign w:val="subscript"/>
+        </w:rPr>
+        <w:t>t</w:t>
+      </w:r>
+      <w:r>
+        <w:rPr>
+          <w:rFonts w:ascii="Arial" w:hAnsi="Arial" w:eastAsia="Arial" w:cs="Arial"/>
+          <w:b w:val="0"/>
+          <w:i w:val="0"/>
+          <w:sz w:val="21"/>
+        </w:rPr>
+        <w:t xml:space="preserve"> turun; batang tegangan di kanan menunjukkan σ</w:t>
+      </w:r>
+      <w:r>
+        <w:rPr>
+          <w:rFonts w:ascii="Arial" w:hAnsi="Arial" w:eastAsia="Arial" w:cs="Arial"/>
+          <w:b w:val="0"/>
+          <w:i w:val="0"/>
+          <w:sz w:val="21"/>
+          <w:vertAlign w:val="subscript"/>
+        </w:rPr>
+        <w:t>maks</w:t>
+      </w:r>
+      <w:r>
+        <w:rPr>
+          <w:rFonts w:ascii="Arial" w:hAnsi="Arial" w:eastAsia="Arial" w:cs="Arial"/>
+          <w:b w:val="0"/>
+          <w:i w:val="0"/>
+          <w:sz w:val="21"/>
+        </w:rPr>
+        <w:t xml:space="preserve"> = K</w:t>
+      </w:r>
+      <w:r>
+        <w:rPr>
+          <w:rFonts w:ascii="Arial" w:hAnsi="Arial" w:eastAsia="Arial" w:cs="Arial"/>
+          <w:b w:val="0"/>
+          <w:i w:val="0"/>
+          <w:sz w:val="21"/>
+          <w:vertAlign w:val="subscript"/>
+        </w:rPr>
+        <w:t>t</w:t>
+      </w:r>
+      <w:r>
+        <w:rPr>
+          <w:rFonts w:ascii="Arial" w:hAnsi="Arial" w:eastAsia="Arial" w:cs="Arial"/>
+          <w:b w:val="0"/>
+          <w:i w:val="0"/>
+          <w:sz w:val="21"/>
+        </w:rPr>
+        <w:t>·σ</w:t>
+      </w:r>
+      <w:r>
+        <w:rPr>
+          <w:rFonts w:ascii="Arial" w:hAnsi="Arial" w:eastAsia="Arial" w:cs="Arial"/>
+          <w:b w:val="0"/>
+          <w:i w:val="0"/>
+          <w:sz w:val="21"/>
+          <w:vertAlign w:val="subscript"/>
+        </w:rPr>
+        <w:t>nom</w:t>
+      </w:r>
+      <w:r>
+        <w:rPr>
+          <w:rFonts w:ascii="Arial" w:hAnsi="Arial" w:eastAsia="Arial" w:cs="Arial"/>
+          <w:b w:val="0"/>
+          <w:i w:val="0"/>
+          <w:sz w:val="21"/>
+        </w:rPr>
+        <w:t xml:space="preserve"> terhadap σ</w:t>
+      </w:r>
+      <w:r>
+        <w:rPr>
+          <w:rFonts w:ascii="Arial" w:hAnsi="Arial" w:eastAsia="Arial" w:cs="Arial"/>
+          <w:b w:val="0"/>
+          <w:i w:val="0"/>
+          <w:sz w:val="21"/>
+          <w:vertAlign w:val="subscript"/>
+        </w:rPr>
+        <w:t>izin</w:t>
+      </w:r>
+      <w:r>
+        <w:rPr>
+          <w:rFonts w:ascii="Arial" w:hAnsi="Arial" w:eastAsia="Arial" w:cs="Arial"/>
+          <w:b w:val="0"/>
+          <w:i w:val="0"/>
+          <w:sz w:val="21"/>
+        </w:rPr>
+        <w:t xml:space="preserve"> = 125 MPa (S235, SF 2). Tegangan nominal tidak berubah, hanya konsentrasinya.</w:t>
       </w:r>
     </w:p>
     <w:p>
@@ -4812,7 +5440,45 @@
           <w:i w:val="0"/>
           <w:sz w:val="21"/>
         </w:rPr>
-        <w:t xml:space="preserve"> hasil σ_maks pada fillet hanya tepercaya bila mesh di daerah itu halus (minimal 3–4 elemen sepanjang busur fillet; Modul 9, konvergensi). Sudut tajam tanpa fillet menghasilkan singularitas: tegangan terus naik saat mesh dihaluskan, jadi angkanya tidak boleh dipakai sebagai σ_maks. Beri fillet dahulu, baru bandingkan.</w:t>
+        <w:t xml:space="preserve"> hasil σ</w:t>
+      </w:r>
+      <w:r>
+        <w:rPr>
+          <w:rFonts w:ascii="Arial" w:hAnsi="Arial" w:eastAsia="Arial" w:cs="Arial"/>
+          <w:b w:val="0"/>
+          <w:i w:val="0"/>
+          <w:sz w:val="21"/>
+          <w:vertAlign w:val="subscript"/>
+        </w:rPr>
+        <w:t>maks</w:t>
+      </w:r>
+      <w:r>
+        <w:rPr>
+          <w:rFonts w:ascii="Arial" w:hAnsi="Arial" w:eastAsia="Arial" w:cs="Arial"/>
+          <w:b w:val="0"/>
+          <w:i w:val="0"/>
+          <w:sz w:val="21"/>
+        </w:rPr>
+        <w:t xml:space="preserve"> pada fillet hanya tepercaya bila mesh di daerah itu halus (minimal 3–4 elemen sepanjang busur fillet; Modul 9, konvergensi). Sudut tajam tanpa fillet menghasilkan singularitas: tegangan terus naik saat mesh dihaluskan, jadi angkanya tidak boleh dipakai sebagai σ</w:t>
+      </w:r>
+      <w:r>
+        <w:rPr>
+          <w:rFonts w:ascii="Arial" w:hAnsi="Arial" w:eastAsia="Arial" w:cs="Arial"/>
+          <w:b w:val="0"/>
+          <w:i w:val="0"/>
+          <w:sz w:val="21"/>
+          <w:vertAlign w:val="subscript"/>
+        </w:rPr>
+        <w:t>maks</w:t>
+      </w:r>
+      <w:r>
+        <w:rPr>
+          <w:rFonts w:ascii="Arial" w:hAnsi="Arial" w:eastAsia="Arial" w:cs="Arial"/>
+          <w:b w:val="0"/>
+          <w:i w:val="0"/>
+          <w:sz w:val="21"/>
+        </w:rPr>
+        <w:t>. Beri fillet dahulu, baru bandingkan.</w:t>
       </w:r>
     </w:p>
     <w:p>
@@ -4828,7 +5494,9 @@
           <w:color w:val="1F3864"/>
           <w:sz w:val="28"/>
         </w:rPr>
-        <w:t>RUSUK DAN KEKAKUAN: MENAIKKAN I TANPA MENAMBAH BANYAK MASSA</w:t>
+        <w:t>RUSUK DAN KEKAKUAN:</w:t>
+        <w:br/>
+        <w:t>MENAIKKAN I TANPA MENAMBAH BANYAK MASSA</w:t>
       </w:r>
     </w:p>
     <w:p>
@@ -6122,7 +6790,45 @@
           <w:i w:val="0"/>
           <w:sz w:val="21"/>
         </w:rPr>
-        <w:t xml:space="preserve"> pelat kantilever 60 × 6 mm sepanjang 200 mm (baja) dilengkungkan oleh F; rusuk di kirinya tumbuh dari 0 ke h_r slider (PAUSE menahan tinggi penuh). Penampang T di kiri memperlihatkan sumbu netral bergeser ke atas; angka I_gab dan δ di kanan mengikuti Persamaan (2) dan δ = F·L³/(3·E·I).</w:t>
+        <w:t xml:space="preserve"> pelat kantilever 60 × 6 mm sepanjang 200 mm (baja) dilengkungkan oleh F; rusuk di kirinya tumbuh dari 0 ke h</w:t>
+      </w:r>
+      <w:r>
+        <w:rPr>
+          <w:rFonts w:ascii="Arial" w:hAnsi="Arial" w:eastAsia="Arial" w:cs="Arial"/>
+          <w:b w:val="0"/>
+          <w:i w:val="0"/>
+          <w:sz w:val="21"/>
+          <w:vertAlign w:val="subscript"/>
+        </w:rPr>
+        <w:t>r</w:t>
+      </w:r>
+      <w:r>
+        <w:rPr>
+          <w:rFonts w:ascii="Arial" w:hAnsi="Arial" w:eastAsia="Arial" w:cs="Arial"/>
+          <w:b w:val="0"/>
+          <w:i w:val="0"/>
+          <w:sz w:val="21"/>
+        </w:rPr>
+        <w:t xml:space="preserve"> slider (PAUSE menahan tinggi penuh). Penampang T di kiri memperlihatkan sumbu netral bergeser ke atas; angka I</w:t>
+      </w:r>
+      <w:r>
+        <w:rPr>
+          <w:rFonts w:ascii="Arial" w:hAnsi="Arial" w:eastAsia="Arial" w:cs="Arial"/>
+          <w:b w:val="0"/>
+          <w:i w:val="0"/>
+          <w:sz w:val="21"/>
+          <w:vertAlign w:val="subscript"/>
+        </w:rPr>
+        <w:t>gab</w:t>
+      </w:r>
+      <w:r>
+        <w:rPr>
+          <w:rFonts w:ascii="Arial" w:hAnsi="Arial" w:eastAsia="Arial" w:cs="Arial"/>
+          <w:b w:val="0"/>
+          <w:i w:val="0"/>
+          <w:sz w:val="21"/>
+        </w:rPr>
+        <w:t xml:space="preserve"> dan δ di kanan mengikuti Persamaan (2) dan δ = F·L³/(3·E·I).</w:t>
       </w:r>
     </w:p>
     <w:p>
@@ -6151,7 +6857,26 @@
           <w:i w:val="0"/>
           <w:sz w:val="21"/>
         </w:rPr>
-        <w:t xml:space="preserve"> sketsa segitiga pada bidang XZ (atau muka samping pelat) dengan kaki mendatar di muka atas pelat, lalu Pad setebal t_r ke arah dalam pelat (centang </w:t>
+        <w:t xml:space="preserve"> sketsa segitiga pada bidang XZ (atau muka samping pelat) dengan kaki mendatar di muka atas pelat, lalu Pad setebal t</w:t>
+      </w:r>
+      <w:r>
+        <w:rPr>
+          <w:rFonts w:ascii="Arial" w:hAnsi="Arial" w:eastAsia="Arial" w:cs="Arial"/>
+          <w:b w:val="0"/>
+          <w:i w:val="0"/>
+          <w:sz w:val="21"/>
+          <w:vertAlign w:val="subscript"/>
+        </w:rPr>
+        <w:t>r</w:t>
+      </w:r>
+      <w:r>
+        <w:rPr>
+          <w:rFonts w:ascii="Arial" w:hAnsi="Arial" w:eastAsia="Arial" w:cs="Arial"/>
+          <w:b w:val="0"/>
+          <w:i w:val="0"/>
+          <w:sz w:val="21"/>
+        </w:rPr>
+        <w:t xml:space="preserve"> ke arah dalam pelat (centang </w:t>
       </w:r>
       <w:r>
         <w:rPr>
@@ -6169,7 +6894,26 @@
           <w:i w:val="0"/>
           <w:sz w:val="21"/>
         </w:rPr>
-        <w:t xml:space="preserve"> bila rusuk keluar); karena berada dalam Body yang sama, rusuk otomatis menyatu dan Body.Shape.Volume langsung memberi a·b·t + ½·r₁·r₂·t_r. Beri fillet kecil di pertemuan rusuk–pelat: sudut dalam itu adalah daerah kritis baru (Bagian 02).</w:t>
+        <w:t xml:space="preserve"> bila rusuk keluar); karena berada dalam Body yang sama, rusuk otomatis menyatu dan Body.Shape.Volume langsung memberi a·b·t + ½·r₁·r₂·t</w:t>
+      </w:r>
+      <w:r>
+        <w:rPr>
+          <w:rFonts w:ascii="Arial" w:hAnsi="Arial" w:eastAsia="Arial" w:cs="Arial"/>
+          <w:b w:val="0"/>
+          <w:i w:val="0"/>
+          <w:sz w:val="21"/>
+          <w:vertAlign w:val="subscript"/>
+        </w:rPr>
+        <w:t>r</w:t>
+      </w:r>
+      <w:r>
+        <w:rPr>
+          <w:rFonts w:ascii="Arial" w:hAnsi="Arial" w:eastAsia="Arial" w:cs="Arial"/>
+          <w:b w:val="0"/>
+          <w:i w:val="0"/>
+          <w:sz w:val="21"/>
+        </w:rPr>
+        <w:t>. Beri fillet kecil di pertemuan rusuk–pelat: sudut dalam itu adalah daerah kritis baru (Bagian 02).</w:t>
       </w:r>
     </w:p>
     <w:p>
@@ -6185,7 +6929,9 @@
           <w:color w:val="1F3864"/>
           <w:sz w:val="28"/>
         </w:rPr>
-        <w:t>PENGURANGAN MASSA DENGAN BATAS TEGANGAN</w:t>
+        <w:t>PENGURANGAN MASSA</w:t>
+        <w:br/>
+        <w:t>DENGAN BATAS TEGANGAN</w:t>
       </w:r>
     </w:p>
     <w:p>
@@ -6200,7 +6946,45 @@
           <w:i w:val="0"/>
           <w:sz w:val="22"/>
         </w:rPr>
-        <w:t>Massa dikurangi lewat penipisan atau lubang, tetapi keduanya menaikkan tegangan. Bagian ini memberi dua batas kuantitatif: tinggi minimum dari σ_izin dan tegangan tepi lubang lewat Kt, lalu tabel pertukaran massa–tegangan yang menjadi dasar keputusan.</w:t>
+        <w:t>Massa dikurangi lewat penipisan atau lubang, tetapi keduanya menaikkan tegangan. Bagian ini memberi dua batas kuantitatif: tinggi minimum dari σ</w:t>
+      </w:r>
+      <w:r>
+        <w:rPr>
+          <w:rFonts w:ascii="Arial" w:hAnsi="Arial" w:eastAsia="Arial" w:cs="Arial"/>
+          <w:b w:val="0"/>
+          <w:i w:val="0"/>
+          <w:sz w:val="22"/>
+          <w:vertAlign w:val="subscript"/>
+        </w:rPr>
+        <w:t>izin</w:t>
+      </w:r>
+      <w:r>
+        <w:rPr>
+          <w:rFonts w:ascii="Arial" w:hAnsi="Arial" w:eastAsia="Arial" w:cs="Arial"/>
+          <w:b w:val="0"/>
+          <w:i w:val="0"/>
+          <w:sz w:val="22"/>
+        </w:rPr>
+        <w:t xml:space="preserve"> dan tegangan tepi lubang lewat K</w:t>
+      </w:r>
+      <w:r>
+        <w:rPr>
+          <w:rFonts w:ascii="Arial" w:hAnsi="Arial" w:eastAsia="Arial" w:cs="Arial"/>
+          <w:b w:val="0"/>
+          <w:i w:val="0"/>
+          <w:sz w:val="22"/>
+          <w:vertAlign w:val="subscript"/>
+        </w:rPr>
+        <w:t>t</w:t>
+      </w:r>
+      <w:r>
+        <w:rPr>
+          <w:rFonts w:ascii="Arial" w:hAnsi="Arial" w:eastAsia="Arial" w:cs="Arial"/>
+          <w:b w:val="0"/>
+          <w:i w:val="0"/>
+          <w:sz w:val="22"/>
+        </w:rPr>
+        <w:t>, lalu tabel pertukaran massa–tegangan yang menjadi dasar keputusan.</w:t>
       </w:r>
     </w:p>
     <w:p>
@@ -6492,7 +7276,45 @@
           <w:i w:val="0"/>
           <w:sz w:val="22"/>
         </w:rPr>
-        <w:t xml:space="preserve"> — Penipisan adalah pengurangan massa paling langsung, dan rumus ini memberi batasnya: tinggi tidak boleh di bawah h_req. Karena σ ∝ 1/h², menipiskan 10 % menaikkan tegangan 23 %; sebaliknya defleksi ∝ 1/h³, sehingga batas kekakuan (δ_izin) sering lebih ketat daripada batas kekuatan; periksa keduanya (Bagian 07).</w:t>
+        <w:t xml:space="preserve"> — Penipisan adalah pengurangan massa paling langsung, dan rumus ini memberi batasnya: tinggi tidak boleh di bawah h</w:t>
+      </w:r>
+      <w:r>
+        <w:rPr>
+          <w:rFonts w:ascii="Arial" w:hAnsi="Arial" w:eastAsia="Arial" w:cs="Arial"/>
+          <w:b w:val="0"/>
+          <w:i w:val="0"/>
+          <w:sz w:val="22"/>
+          <w:vertAlign w:val="subscript"/>
+        </w:rPr>
+        <w:t>req</w:t>
+      </w:r>
+      <w:r>
+        <w:rPr>
+          <w:rFonts w:ascii="Arial" w:hAnsi="Arial" w:eastAsia="Arial" w:cs="Arial"/>
+          <w:b w:val="0"/>
+          <w:i w:val="0"/>
+          <w:sz w:val="22"/>
+        </w:rPr>
+        <w:t>. Karena σ ∝ 1/h², menipiskan 10 % menaikkan tegangan 23 %; sebaliknya defleksi ∝ 1/h³, sehingga batas kekakuan (δ</w:t>
+      </w:r>
+      <w:r>
+        <w:rPr>
+          <w:rFonts w:ascii="Arial" w:hAnsi="Arial" w:eastAsia="Arial" w:cs="Arial"/>
+          <w:b w:val="0"/>
+          <w:i w:val="0"/>
+          <w:sz w:val="22"/>
+          <w:vertAlign w:val="subscript"/>
+        </w:rPr>
+        <w:t>izin</w:t>
+      </w:r>
+      <w:r>
+        <w:rPr>
+          <w:rFonts w:ascii="Arial" w:hAnsi="Arial" w:eastAsia="Arial" w:cs="Arial"/>
+          <w:b w:val="0"/>
+          <w:i w:val="0"/>
+          <w:sz w:val="22"/>
+        </w:rPr>
+        <w:t>) sering lebih ketat daripada batas kekuatan; periksa keduanya (Bagian 07).</w:t>
       </w:r>
     </w:p>
     <w:p>
@@ -6644,7 +7466,7 @@
           <w:i w:val="0"/>
           <w:sz w:val="21"/>
         </w:rPr>
-        <w:t>: Tegangan izin = σ_y/SF (MPa)</w:t>
+        <w:t>: Tegangan izin = σy/SF (MPa)</w:t>
       </w:r>
     </w:p>
     <w:p>
@@ -6880,7 +7702,45 @@
           <w:i w:val="0"/>
           <w:sz w:val="22"/>
         </w:rPr>
-        <w:t xml:space="preserve"> — Lubang membuang bahan dari bagian yang tegangannya rendah (dekat sumbu netral pada lentur, atau daerah yang kontur von Mises-nya biru), tetapi ia sendiri menjadi konsentrator: Kt ≈ 2,5–3 pada tepi lubang dan luas neto berkurang. Karena itu lubang penghemat massa dipasang setelah daerah kritis aman, lalu σ_maks diperiksa ulang.</w:t>
+        <w:t xml:space="preserve"> — Lubang membuang bahan dari bagian yang tegangannya rendah (dekat sumbu netral pada lentur, atau daerah yang kontur von Mises-nya biru), tetapi ia sendiri menjadi konsentrator: K</w:t>
+      </w:r>
+      <w:r>
+        <w:rPr>
+          <w:rFonts w:ascii="Arial" w:hAnsi="Arial" w:eastAsia="Arial" w:cs="Arial"/>
+          <w:b w:val="0"/>
+          <w:i w:val="0"/>
+          <w:sz w:val="22"/>
+          <w:vertAlign w:val="subscript"/>
+        </w:rPr>
+        <w:t>t</w:t>
+      </w:r>
+      <w:r>
+        <w:rPr>
+          <w:rFonts w:ascii="Arial" w:hAnsi="Arial" w:eastAsia="Arial" w:cs="Arial"/>
+          <w:b w:val="0"/>
+          <w:i w:val="0"/>
+          <w:sz w:val="22"/>
+        </w:rPr>
+        <w:t xml:space="preserve"> ≈ 2,5–3 pada tepi lubang dan luas neto berkurang. Karena itu lubang penghemat massa dipasang setelah daerah kritis aman, lalu σ</w:t>
+      </w:r>
+      <w:r>
+        <w:rPr>
+          <w:rFonts w:ascii="Arial" w:hAnsi="Arial" w:eastAsia="Arial" w:cs="Arial"/>
+          <w:b w:val="0"/>
+          <w:i w:val="0"/>
+          <w:sz w:val="22"/>
+          <w:vertAlign w:val="subscript"/>
+        </w:rPr>
+        <w:t>maks</w:t>
+      </w:r>
+      <w:r>
+        <w:rPr>
+          <w:rFonts w:ascii="Arial" w:hAnsi="Arial" w:eastAsia="Arial" w:cs="Arial"/>
+          <w:b w:val="0"/>
+          <w:i w:val="0"/>
+          <w:sz w:val="22"/>
+        </w:rPr>
+        <w:t xml:space="preserve"> diperiksa ulang.</w:t>
       </w:r>
     </w:p>
     <w:p>
@@ -7038,7 +7898,7 @@
           <w:i w:val="0"/>
           <w:sz w:val="20"/>
         </w:rPr>
-        <w:t>Tabel 4. Diameter lubang (3 buah): Massa (g), Hemat, Kt tepi lubang, σ_maks (MPa), F = 12 000 N, ≤ 125 MPa?.</w:t>
+        <w:t>Tabel 4. Diameter lubang (3 buah): Massa (g), Hemat, Kt tepi lubang, σmaks (MPa), F = 12 000 N, ≤ 125 MPa?.</w:t>
       </w:r>
     </w:p>
     <w:tbl>
@@ -7133,7 +7993,26 @@
                 <w:i w:val="0"/>
                 <w:sz w:val="18"/>
               </w:rPr>
-              <w:t>Kt tepi lubang</w:t>
+              <w:t>K</w:t>
+            </w:r>
+            <w:r>
+              <w:rPr>
+                <w:rFonts w:ascii="Arial" w:hAnsi="Arial" w:eastAsia="Arial" w:cs="Arial"/>
+                <w:b/>
+                <w:i w:val="0"/>
+                <w:sz w:val="18"/>
+                <w:vertAlign w:val="subscript"/>
+              </w:rPr>
+              <w:t>t</w:t>
+            </w:r>
+            <w:r>
+              <w:rPr>
+                <w:rFonts w:ascii="Arial" w:hAnsi="Arial" w:eastAsia="Arial" w:cs="Arial"/>
+                <w:b/>
+                <w:i w:val="0"/>
+                <w:sz w:val="18"/>
+              </w:rPr>
+              <w:t xml:space="preserve"> tepi lubang</w:t>
             </w:r>
           </w:p>
         </w:tc>
@@ -7153,7 +8032,26 @@
                 <w:i w:val="0"/>
                 <w:sz w:val="18"/>
               </w:rPr>
-              <w:t>σ_maks (MPa), F = 12 000 N</w:t>
+              <w:t>σ</w:t>
+            </w:r>
+            <w:r>
+              <w:rPr>
+                <w:rFonts w:ascii="Arial" w:hAnsi="Arial" w:eastAsia="Arial" w:cs="Arial"/>
+                <w:b/>
+                <w:i w:val="0"/>
+                <w:sz w:val="18"/>
+                <w:vertAlign w:val="subscript"/>
+              </w:rPr>
+              <w:t>maks</w:t>
+            </w:r>
+            <w:r>
+              <w:rPr>
+                <w:rFonts w:ascii="Arial" w:hAnsi="Arial" w:eastAsia="Arial" w:cs="Arial"/>
+                <w:b/>
+                <w:i w:val="0"/>
+                <w:sz w:val="18"/>
+              </w:rPr>
+              <w:t xml:space="preserve"> (MPa), F = 12 000 N</w:t>
             </w:r>
           </w:p>
         </w:tc>
@@ -7893,7 +8791,28 @@
           <w:color w:val="2E4A7A"/>
           <w:sz w:val="24"/>
         </w:rPr>
-        <w:t>Animasi 3 — Lubang penghemat massa: massa turun, σ_maks naik</w:t>
+        <w:t>Animasi 3 — Lubang penghemat massa: massa turun, σ</w:t>
+      </w:r>
+      <w:r>
+        <w:rPr>
+          <w:rFonts w:ascii="Arial" w:hAnsi="Arial" w:eastAsia="Arial" w:cs="Arial"/>
+          <w:b/>
+          <w:i w:val="0"/>
+          <w:color w:val="2E4A7A"/>
+          <w:sz w:val="24"/>
+          <w:vertAlign w:val="subscript"/>
+        </w:rPr>
+        <w:t>maks</w:t>
+      </w:r>
+      <w:r>
+        <w:rPr>
+          <w:rFonts w:ascii="Arial" w:hAnsi="Arial" w:eastAsia="Arial" w:cs="Arial"/>
+          <w:b/>
+          <w:i w:val="0"/>
+          <w:color w:val="2E4A7A"/>
+          <w:sz w:val="24"/>
+        </w:rPr>
+        <w:t xml:space="preserve"> naik</w:t>
       </w:r>
     </w:p>
     <w:p>
@@ -7937,7 +8856,64 @@
           <w:i w:val="0"/>
           <w:sz w:val="21"/>
         </w:rPr>
-        <w:t xml:space="preserve"> tiga lubang pada pelat 110 × 70 membesar dari 0 ke d slider (PAUSE menahan d penuh). Batang kiri: massa (Persamaan 4) yang turun; batang kanan: σ_maks = Kt·F/((b − d)·t) yang naik dan memerah saat melewati σ_izin = 125 MPa. Titik terbaik adalah d terbesar yang masih hijau.</w:t>
+        <w:t xml:space="preserve"> tiga lubang pada pelat 110 × 70 membesar dari 0 ke d slider (PAUSE menahan d penuh). Batang kiri: massa (Persamaan 4) yang turun; batang kanan: σ</w:t>
+      </w:r>
+      <w:r>
+        <w:rPr>
+          <w:rFonts w:ascii="Arial" w:hAnsi="Arial" w:eastAsia="Arial" w:cs="Arial"/>
+          <w:b w:val="0"/>
+          <w:i w:val="0"/>
+          <w:sz w:val="21"/>
+          <w:vertAlign w:val="subscript"/>
+        </w:rPr>
+        <w:t>maks</w:t>
+      </w:r>
+      <w:r>
+        <w:rPr>
+          <w:rFonts w:ascii="Arial" w:hAnsi="Arial" w:eastAsia="Arial" w:cs="Arial"/>
+          <w:b w:val="0"/>
+          <w:i w:val="0"/>
+          <w:sz w:val="21"/>
+        </w:rPr>
+        <w:t xml:space="preserve"> = K</w:t>
+      </w:r>
+      <w:r>
+        <w:rPr>
+          <w:rFonts w:ascii="Arial" w:hAnsi="Arial" w:eastAsia="Arial" w:cs="Arial"/>
+          <w:b w:val="0"/>
+          <w:i w:val="0"/>
+          <w:sz w:val="21"/>
+          <w:vertAlign w:val="subscript"/>
+        </w:rPr>
+        <w:t>t</w:t>
+      </w:r>
+      <w:r>
+        <w:rPr>
+          <w:rFonts w:ascii="Arial" w:hAnsi="Arial" w:eastAsia="Arial" w:cs="Arial"/>
+          <w:b w:val="0"/>
+          <w:i w:val="0"/>
+          <w:sz w:val="21"/>
+        </w:rPr>
+        <w:t>·F/((b − d)·t) yang naik dan memerah saat melewati σ</w:t>
+      </w:r>
+      <w:r>
+        <w:rPr>
+          <w:rFonts w:ascii="Arial" w:hAnsi="Arial" w:eastAsia="Arial" w:cs="Arial"/>
+          <w:b w:val="0"/>
+          <w:i w:val="0"/>
+          <w:sz w:val="21"/>
+          <w:vertAlign w:val="subscript"/>
+        </w:rPr>
+        <w:t>izin</w:t>
+      </w:r>
+      <w:r>
+        <w:rPr>
+          <w:rFonts w:ascii="Arial" w:hAnsi="Arial" w:eastAsia="Arial" w:cs="Arial"/>
+          <w:b w:val="0"/>
+          <w:i w:val="0"/>
+          <w:sz w:val="21"/>
+        </w:rPr>
+        <w:t xml:space="preserve"> = 125 MPa. Titik terbaik adalah d terbesar yang masih hijau.</w:t>
       </w:r>
     </w:p>
     <w:p>
@@ -8009,7 +8985,9 @@
           <w:color w:val="1F3864"/>
           <w:sz w:val="28"/>
         </w:rPr>
-        <w:t>PEMILIHAN MATERIAL: KEKAKUAN SPESIFIK DAN MASSA MINIMUM</w:t>
+        <w:t>PEMILIHAN MATERIAL:</w:t>
+        <w:br/>
+        <w:t>KEKAKUAN SPESIFIK DAN MASSA MINIMUM</w:t>
       </w:r>
     </w:p>
     <w:p>
@@ -8024,7 +9002,26 @@
           <w:i w:val="0"/>
           <w:sz w:val="22"/>
         </w:rPr>
-        <w:t>Mengganti material adalah tuas optimasi yang mengubah semua angka sekaligus. Bagian ini membandingkan baja, aluminium, titanium, dan magnesium pada kekakuan lentur sama, memperkenalkan indeks E^(1/3)/ρ, dan menunjukkan syarat yang harus diperiksa ulang.</w:t>
+        <w:t>Mengganti material adalah tuas optimasi yang mengubah semua angka sekaligus. Bagian ini membandingkan baja, aluminium, titanium, dan magnesium pada kekakuan lentur sama, memperkenalkan indeks E</w:t>
+      </w:r>
+      <w:r>
+        <w:rPr>
+          <w:rFonts w:ascii="Arial" w:hAnsi="Arial" w:eastAsia="Arial" w:cs="Arial"/>
+          <w:b w:val="0"/>
+          <w:i w:val="0"/>
+          <w:sz w:val="22"/>
+          <w:vertAlign w:val="superscript"/>
+        </w:rPr>
+        <w:t>1/3</w:t>
+      </w:r>
+      <w:r>
+        <w:rPr>
+          <w:rFonts w:ascii="Arial" w:hAnsi="Arial" w:eastAsia="Arial" w:cs="Arial"/>
+          <w:b w:val="0"/>
+          <w:i w:val="0"/>
+          <w:sz w:val="22"/>
+        </w:rPr>
+        <w:t>/ρ, dan menunjukkan syarat yang harus diperiksa ulang.</w:t>
       </w:r>
     </w:p>
     <w:p>
@@ -8080,7 +9077,83 @@
           <w:i w:val="0"/>
           <w:sz w:val="20"/>
         </w:rPr>
-        <w:t>Gambar 5 — Pemilihan material untuk kekakuan lentur sama. Kantilever baja 320 × 25 × 12 (754 g) diganti material lain dengan E·I sama: tinggi disesuaikan h_i = h·(E_baja/E_i)^(1/3); aluminium memerlukan h = 17,3 mm tetapi massanya hanya 374 g.</w:t>
+        <w:t>Gambar 5 — Pemilihan material untuk kekakuan lentur sama. Kantilever baja 320 × 25 × 12 (754 g) diganti material lain dengan E·I sama: tinggi disesuaikan h</w:t>
+      </w:r>
+      <w:r>
+        <w:rPr>
+          <w:rFonts w:ascii="Arial" w:hAnsi="Arial" w:eastAsia="Arial" w:cs="Arial"/>
+          <w:b/>
+          <w:i w:val="0"/>
+          <w:sz w:val="20"/>
+          <w:vertAlign w:val="subscript"/>
+        </w:rPr>
+        <w:t>i</w:t>
+      </w:r>
+      <w:r>
+        <w:rPr>
+          <w:rFonts w:ascii="Arial" w:hAnsi="Arial" w:eastAsia="Arial" w:cs="Arial"/>
+          <w:b/>
+          <w:i w:val="0"/>
+          <w:sz w:val="20"/>
+        </w:rPr>
+        <w:t xml:space="preserve"> = h·(E</w:t>
+      </w:r>
+      <w:r>
+        <w:rPr>
+          <w:rFonts w:ascii="Arial" w:hAnsi="Arial" w:eastAsia="Arial" w:cs="Arial"/>
+          <w:b/>
+          <w:i w:val="0"/>
+          <w:sz w:val="20"/>
+          <w:vertAlign w:val="subscript"/>
+        </w:rPr>
+        <w:t>baja</w:t>
+      </w:r>
+      <w:r>
+        <w:rPr>
+          <w:rFonts w:ascii="Arial" w:hAnsi="Arial" w:eastAsia="Arial" w:cs="Arial"/>
+          <w:b/>
+          <w:i w:val="0"/>
+          <w:sz w:val="20"/>
+        </w:rPr>
+        <w:t>/E</w:t>
+      </w:r>
+      <w:r>
+        <w:rPr>
+          <w:rFonts w:ascii="Arial" w:hAnsi="Arial" w:eastAsia="Arial" w:cs="Arial"/>
+          <w:b/>
+          <w:i w:val="0"/>
+          <w:sz w:val="20"/>
+          <w:vertAlign w:val="subscript"/>
+        </w:rPr>
+        <w:t>i</w:t>
+      </w:r>
+      <w:r>
+        <w:rPr>
+          <w:rFonts w:ascii="Arial" w:hAnsi="Arial" w:eastAsia="Arial" w:cs="Arial"/>
+          <w:b/>
+          <w:i w:val="0"/>
+          <w:sz w:val="20"/>
+        </w:rPr>
+        <w:t>)</w:t>
+      </w:r>
+      <w:r>
+        <w:rPr>
+          <w:rFonts w:ascii="Arial" w:hAnsi="Arial" w:eastAsia="Arial" w:cs="Arial"/>
+          <w:b/>
+          <w:i w:val="0"/>
+          <w:sz w:val="20"/>
+          <w:vertAlign w:val="superscript"/>
+        </w:rPr>
+        <w:t>1/3</w:t>
+      </w:r>
+      <w:r>
+        <w:rPr>
+          <w:rFonts w:ascii="Arial" w:hAnsi="Arial" w:eastAsia="Arial" w:cs="Arial"/>
+          <w:b/>
+          <w:i w:val="0"/>
+          <w:sz w:val="20"/>
+        </w:rPr>
+        <w:t>; aluminium memerlukan h = 17,3 mm tetapi massanya hanya 374 g.</w:t>
       </w:r>
     </w:p>
     <w:p>
@@ -8526,7 +9599,45 @@
           <w:i w:val="0"/>
           <w:sz w:val="22"/>
         </w:rPr>
-        <w:t xml:space="preserve"> — Untuk lentur pelat/balok dengan lebar tetap, massa pada kekakuan sama sebanding ρ/E^(1/3): itulah indeks material Ashby untuk “pelat kaku ringan”. Aluminium unggul (massa ≈ 0,50 baja) meski E-nya sepertiga, karena tinggi hanya naik 44 %. Syaratnya ruang untuk tinggi ekstra tersedia dan tegangan tetap di bawah σ_y aluminium yang lebih rendah.</w:t>
+        <w:t xml:space="preserve"> — Untuk lentur pelat/balok dengan lebar tetap, massa pada kekakuan sama sebanding ρ/E</w:t>
+      </w:r>
+      <w:r>
+        <w:rPr>
+          <w:rFonts w:ascii="Arial" w:hAnsi="Arial" w:eastAsia="Arial" w:cs="Arial"/>
+          <w:b w:val="0"/>
+          <w:i w:val="0"/>
+          <w:sz w:val="22"/>
+          <w:vertAlign w:val="superscript"/>
+        </w:rPr>
+        <w:t>1/3</w:t>
+      </w:r>
+      <w:r>
+        <w:rPr>
+          <w:rFonts w:ascii="Arial" w:hAnsi="Arial" w:eastAsia="Arial" w:cs="Arial"/>
+          <w:b w:val="0"/>
+          <w:i w:val="0"/>
+          <w:sz w:val="22"/>
+        </w:rPr>
+        <w:t>: itulah indeks material Ashby untuk “pelat kaku ringan”. Aluminium unggul (massa ≈ 0,50 baja) meski E-nya sepertiga, karena tinggi hanya naik 44 %. Syaratnya ruang untuk tinggi ekstra tersedia dan tegangan tetap di bawah σ</w:t>
+      </w:r>
+      <w:r>
+        <w:rPr>
+          <w:rFonts w:ascii="Arial" w:hAnsi="Arial" w:eastAsia="Arial" w:cs="Arial"/>
+          <w:b w:val="0"/>
+          <w:i w:val="0"/>
+          <w:sz w:val="22"/>
+          <w:vertAlign w:val="subscript"/>
+        </w:rPr>
+        <w:t>y</w:t>
+      </w:r>
+      <w:r>
+        <w:rPr>
+          <w:rFonts w:ascii="Arial" w:hAnsi="Arial" w:eastAsia="Arial" w:cs="Arial"/>
+          <w:b w:val="0"/>
+          <w:i w:val="0"/>
+          <w:sz w:val="22"/>
+        </w:rPr>
+        <w:t xml:space="preserve"> aluminium yang lebih rendah.</w:t>
       </w:r>
     </w:p>
     <w:p>
@@ -8733,7 +9844,7 @@
           <w:i w:val="0"/>
           <w:sz w:val="20"/>
         </w:rPr>
-        <w:t>Tabel 5. Material: E (MPa), ρ (g/cm³), σ_y (MPa), E/ρ (kekakuan spesifik, tarik), E^(1/3)/ρ (lentur pelat), Massa balok kaku-sama (g, contoh 320 × 25).</w:t>
+        <w:t>Tabel 5. Material: E (MPa), ρ (g/cm³), σy (MPa), E/ρ (kekakuan spesifik, tarik), E1/3/ρ (lentur pelat), Massa balok kaku-sama (g, contoh 320 × 25).</w:t>
       </w:r>
     </w:p>
     <w:tbl>
@@ -8829,7 +9940,26 @@
                 <w:i w:val="0"/>
                 <w:sz w:val="18"/>
               </w:rPr>
-              <w:t>σ_y (MPa)</w:t>
+              <w:t>σ</w:t>
+            </w:r>
+            <w:r>
+              <w:rPr>
+                <w:rFonts w:ascii="Arial" w:hAnsi="Arial" w:eastAsia="Arial" w:cs="Arial"/>
+                <w:b/>
+                <w:i w:val="0"/>
+                <w:sz w:val="18"/>
+                <w:vertAlign w:val="subscript"/>
+              </w:rPr>
+              <w:t>y</w:t>
+            </w:r>
+            <w:r>
+              <w:rPr>
+                <w:rFonts w:ascii="Arial" w:hAnsi="Arial" w:eastAsia="Arial" w:cs="Arial"/>
+                <w:b/>
+                <w:i w:val="0"/>
+                <w:sz w:val="18"/>
+              </w:rPr>
+              <w:t xml:space="preserve"> (MPa)</w:t>
             </w:r>
           </w:p>
         </w:tc>
@@ -8869,7 +9999,26 @@
                 <w:i w:val="0"/>
                 <w:sz w:val="18"/>
               </w:rPr>
-              <w:t>E^(1/3)/ρ (lentur pelat)</w:t>
+              <w:t>E</w:t>
+            </w:r>
+            <w:r>
+              <w:rPr>
+                <w:rFonts w:ascii="Arial" w:hAnsi="Arial" w:eastAsia="Arial" w:cs="Arial"/>
+                <w:b/>
+                <w:i w:val="0"/>
+                <w:sz w:val="18"/>
+                <w:vertAlign w:val="superscript"/>
+              </w:rPr>
+              <w:t>1/3</w:t>
+            </w:r>
+            <w:r>
+              <w:rPr>
+                <w:rFonts w:ascii="Arial" w:hAnsi="Arial" w:eastAsia="Arial" w:cs="Arial"/>
+                <w:b/>
+                <w:i w:val="0"/>
+                <w:sz w:val="18"/>
+              </w:rPr>
+              <w:t>/ρ (lentur pelat)</w:t>
             </w:r>
           </w:p>
         </w:tc>
@@ -9522,7 +10671,26 @@
           <w:i w:val="0"/>
           <w:sz w:val="21"/>
         </w:rPr>
-        <w:t xml:space="preserve"> aluminium yang 44 % lebih tinggi memikul tegangan lentur σ = 6FL/(b·h²) yang 48 % lebih kecil daripada baja, tetapi σ_y-nya juga lebih rendah (240 vs 250 MPa); untuk beban dinamis, batas lelah aluminium jauh lebih rendah dan tidak memiliki batas ketahanan. Periksa SF lentur dan lelah sebelum mengganti material.</w:t>
+        <w:t xml:space="preserve"> aluminium yang 44 % lebih tinggi memikul tegangan lentur σ = 6FL/(b·h²) yang 48 % lebih kecil daripada baja, tetapi σ</w:t>
+      </w:r>
+      <w:r>
+        <w:rPr>
+          <w:rFonts w:ascii="Arial" w:hAnsi="Arial" w:eastAsia="Arial" w:cs="Arial"/>
+          <w:b w:val="0"/>
+          <w:i w:val="0"/>
+          <w:sz w:val="21"/>
+          <w:vertAlign w:val="subscript"/>
+        </w:rPr>
+        <w:t>y</w:t>
+      </w:r>
+      <w:r>
+        <w:rPr>
+          <w:rFonts w:ascii="Arial" w:hAnsi="Arial" w:eastAsia="Arial" w:cs="Arial"/>
+          <w:b w:val="0"/>
+          <w:i w:val="0"/>
+          <w:sz w:val="21"/>
+        </w:rPr>
+        <w:t>-nya juga lebih rendah (240 vs 250 MPa); untuk beban dinamis, batas lelah aluminium jauh lebih rendah dan tidak memiliki batas ketahanan. Periksa SF lentur dan lelah sebelum mengganti material.</w:t>
       </w:r>
     </w:p>
     <w:p>
@@ -9538,7 +10706,9 @@
           <w:color w:val="1F3864"/>
           <w:sz w:val="28"/>
         </w:rPr>
-        <w:t>SPREADSHEET DAN EKSPRESI: MODEL YANG SIAP DIITERASI</w:t>
+        <w:t>SPREADSHEET DAN EKSPRESI:</w:t>
+        <w:br/>
+        <w:t>MODEL YANG SIAP DIITERASI</w:t>
       </w:r>
     </w:p>
     <w:p>
@@ -9974,7 +11144,26 @@
                 <w:i w:val="0"/>
                 <w:sz w:val="18"/>
               </w:rPr>
-              <w:t>σ_y/SF = 250/2</w:t>
+              <w:t>σ</w:t>
+            </w:r>
+            <w:r>
+              <w:rPr>
+                <w:rFonts w:ascii="Arial" w:hAnsi="Arial" w:eastAsia="Arial" w:cs="Arial"/>
+                <w:b w:val="0"/>
+                <w:i w:val="0"/>
+                <w:sz w:val="18"/>
+                <w:vertAlign w:val="subscript"/>
+              </w:rPr>
+              <w:t>y</w:t>
+            </w:r>
+            <w:r>
+              <w:rPr>
+                <w:rFonts w:ascii="Arial" w:hAnsi="Arial" w:eastAsia="Arial" w:cs="Arial"/>
+                <w:b w:val="0"/>
+                <w:i w:val="0"/>
+                <w:sz w:val="18"/>
+              </w:rPr>
+              <w:t>/SF = 250/2</w:t>
             </w:r>
           </w:p>
         </w:tc>
@@ -10491,7 +11680,26 @@
           <w:i w:val="0"/>
           <w:sz w:val="22"/>
         </w:rPr>
-        <w:t xml:space="preserve">Baris 10 ke bawah: satu baris per iterasi (r, h_r, d, material) dengan kolom σ, δ, massa yang disalin dari hasil FEM. Ini dokumentasi optimasi yang diminta praktik Bagian 09. </w:t>
+        <w:t>Baris 10 ke bawah: satu baris per iterasi (r, h</w:t>
+      </w:r>
+      <w:r>
+        <w:rPr>
+          <w:rFonts w:ascii="Arial" w:hAnsi="Arial" w:eastAsia="Arial" w:cs="Arial"/>
+          <w:b w:val="0"/>
+          <w:i w:val="0"/>
+          <w:sz w:val="22"/>
+          <w:vertAlign w:val="subscript"/>
+        </w:rPr>
+        <w:t>r</w:t>
+      </w:r>
+      <w:r>
+        <w:rPr>
+          <w:rFonts w:ascii="Arial" w:hAnsi="Arial" w:eastAsia="Arial" w:cs="Arial"/>
+          <w:b w:val="0"/>
+          <w:i w:val="0"/>
+          <w:sz w:val="22"/>
+        </w:rPr>
+        <w:t xml:space="preserve">, d, material) dengan kolom σ, δ, massa yang disalin dari hasil FEM. Ini dokumentasi optimasi yang diminta praktik Bagian 09. </w:t>
       </w:r>
       <w:r>
         <w:rPr>
@@ -10560,7 +11768,26 @@
           <w:i w:val="0"/>
           <w:sz w:val="21"/>
         </w:rPr>
-        <w:t xml:space="preserve"> empat slider berperan sebagai alias Spreadsheet B, H, t_f, t_w; profil I di kiri menghitung ulang I_x (Persamaan 6) dan luasnya. Persegi panjang di kanan tumbuh sampai momen inersianya sama (PAUSE menahan tinggi akhir); bandingkan luas keduanya: itulah rasio massa per satuan panjang untuk kekakuan yang sama.</w:t>
+        <w:t xml:space="preserve"> empat slider berperan sebagai alias Spreadsheet B, H, t_f, t_w; profil I di kiri menghitung ulang I</w:t>
+      </w:r>
+      <w:r>
+        <w:rPr>
+          <w:rFonts w:ascii="Arial" w:hAnsi="Arial" w:eastAsia="Arial" w:cs="Arial"/>
+          <w:b w:val="0"/>
+          <w:i w:val="0"/>
+          <w:sz w:val="21"/>
+          <w:vertAlign w:val="subscript"/>
+        </w:rPr>
+        <w:t>x</w:t>
+      </w:r>
+      <w:r>
+        <w:rPr>
+          <w:rFonts w:ascii="Arial" w:hAnsi="Arial" w:eastAsia="Arial" w:cs="Arial"/>
+          <w:b w:val="0"/>
+          <w:i w:val="0"/>
+          <w:sz w:val="21"/>
+        </w:rPr>
+        <w:t xml:space="preserve"> (Persamaan 6) dan luasnya. Persegi panjang di kanan tumbuh sampai momen inersianya sama (PAUSE menahan tinggi akhir); bandingkan luas keduanya: itulah rasio massa per satuan panjang untuk kekakuan yang sama.</w:t>
       </w:r>
     </w:p>
     <w:p>
@@ -10614,7 +11841,9 @@
           <w:color w:val="1F3864"/>
           <w:sz w:val="28"/>
         </w:rPr>
-        <w:t>PENAMPANG OPTIMAL: TINGGI MINIMUM DAN PROFIL I</w:t>
+        <w:t>PENAMPANG OPTIMAL:</w:t>
+        <w:br/>
+        <w:t>TINGGI MINIMUM DAN PROFIL I</w:t>
       </w:r>
     </w:p>
     <w:p>
@@ -10685,7 +11914,64 @@
           <w:i w:val="0"/>
           <w:sz w:val="20"/>
         </w:rPr>
-        <w:t>Gambar 6 — Penampang I versus persegi panjang dengan momen inersia sama. Profil I B = 50, H = 90, t_f = 6, t_w = 5 memiliki I_x = 1.257.930 mm⁴ dengan luas 990 mm²; persegi panjang selebar B yang sama kakunya harus setinggi 67,1 mm dengan luas 3.354 mm², 3,4 kali massa.</w:t>
+        <w:t>Gambar 6 — Penampang I versus persegi panjang dengan momen inersia sama. Profil I B = 50, H = 90, t</w:t>
+      </w:r>
+      <w:r>
+        <w:rPr>
+          <w:rFonts w:ascii="Arial" w:hAnsi="Arial" w:eastAsia="Arial" w:cs="Arial"/>
+          <w:b/>
+          <w:i w:val="0"/>
+          <w:sz w:val="20"/>
+          <w:vertAlign w:val="subscript"/>
+        </w:rPr>
+        <w:t>f</w:t>
+      </w:r>
+      <w:r>
+        <w:rPr>
+          <w:rFonts w:ascii="Arial" w:hAnsi="Arial" w:eastAsia="Arial" w:cs="Arial"/>
+          <w:b/>
+          <w:i w:val="0"/>
+          <w:sz w:val="20"/>
+        </w:rPr>
+        <w:t xml:space="preserve"> = 6, t</w:t>
+      </w:r>
+      <w:r>
+        <w:rPr>
+          <w:rFonts w:ascii="Arial" w:hAnsi="Arial" w:eastAsia="Arial" w:cs="Arial"/>
+          <w:b/>
+          <w:i w:val="0"/>
+          <w:sz w:val="20"/>
+          <w:vertAlign w:val="subscript"/>
+        </w:rPr>
+        <w:t>w</w:t>
+      </w:r>
+      <w:r>
+        <w:rPr>
+          <w:rFonts w:ascii="Arial" w:hAnsi="Arial" w:eastAsia="Arial" w:cs="Arial"/>
+          <w:b/>
+          <w:i w:val="0"/>
+          <w:sz w:val="20"/>
+        </w:rPr>
+        <w:t xml:space="preserve"> = 5 memiliki I</w:t>
+      </w:r>
+      <w:r>
+        <w:rPr>
+          <w:rFonts w:ascii="Arial" w:hAnsi="Arial" w:eastAsia="Arial" w:cs="Arial"/>
+          <w:b/>
+          <w:i w:val="0"/>
+          <w:sz w:val="20"/>
+          <w:vertAlign w:val="subscript"/>
+        </w:rPr>
+        <w:t>x</w:t>
+      </w:r>
+      <w:r>
+        <w:rPr>
+          <w:rFonts w:ascii="Arial" w:hAnsi="Arial" w:eastAsia="Arial" w:cs="Arial"/>
+          <w:b/>
+          <w:i w:val="0"/>
+          <w:sz w:val="20"/>
+        </w:rPr>
+        <w:t xml:space="preserve"> = 1.257.930 mm⁴ dengan luas 990 mm²; persegi panjang selebar B yang sama kakunya harus setinggi 67,1 mm dengan luas 3.354 mm², 3,4 kali massa.</w:t>
       </w:r>
     </w:p>
     <w:p>
@@ -10916,7 +12202,45 @@
           <w:i w:val="0"/>
           <w:sz w:val="22"/>
         </w:rPr>
-        <w:t>) di kiri-kanan badan; karena sepusat, rumus persegi panjang dikurangkan langsung. Contoh B = 50, H = 90, t_f = 6, t_w = 5: I</w:t>
+        <w:t>) di kiri-kanan badan; karena sepusat, rumus persegi panjang dikurangkan langsung. Contoh B = 50, H = 90, t</w:t>
+      </w:r>
+      <w:r>
+        <w:rPr>
+          <w:rFonts w:ascii="Arial" w:hAnsi="Arial" w:eastAsia="Arial" w:cs="Arial"/>
+          <w:b w:val="0"/>
+          <w:i w:val="0"/>
+          <w:sz w:val="22"/>
+          <w:vertAlign w:val="subscript"/>
+        </w:rPr>
+        <w:t>f</w:t>
+      </w:r>
+      <w:r>
+        <w:rPr>
+          <w:rFonts w:ascii="Arial" w:hAnsi="Arial" w:eastAsia="Arial" w:cs="Arial"/>
+          <w:b w:val="0"/>
+          <w:i w:val="0"/>
+          <w:sz w:val="22"/>
+        </w:rPr>
+        <w:t xml:space="preserve"> = 6, t</w:t>
+      </w:r>
+      <w:r>
+        <w:rPr>
+          <w:rFonts w:ascii="Arial" w:hAnsi="Arial" w:eastAsia="Arial" w:cs="Arial"/>
+          <w:b w:val="0"/>
+          <w:i w:val="0"/>
+          <w:sz w:val="22"/>
+          <w:vertAlign w:val="subscript"/>
+        </w:rPr>
+        <w:t>w</w:t>
+      </w:r>
+      <w:r>
+        <w:rPr>
+          <w:rFonts w:ascii="Arial" w:hAnsi="Arial" w:eastAsia="Arial" w:cs="Arial"/>
+          <w:b w:val="0"/>
+          <w:i w:val="0"/>
+          <w:sz w:val="22"/>
+        </w:rPr>
+        <w:t xml:space="preserve"> = 5: I</w:t>
       </w:r>
       <w:r>
         <w:rPr>
@@ -10959,7 +12283,26 @@
           <w:i w:val="0"/>
           <w:sz w:val="22"/>
         </w:rPr>
-        <w:t xml:space="preserve"> — Sayap menyimpan hampir seluruh momen inersia karena berada sejauh H/2 dari sumbu netral (suku A·d² Persamaan 2); badan hanya menghubungkan keduanya dan memikul geser. Itulah sebabnya rangka mesin, lengan ayun, dan braket besar memakai profil I, kotak, atau kanal, bukan pelat pejal. Di FreeCAD, sketsa profil yang berpusat di titik asal memberi I_x langsung lewat MatrixOfInertia.A11 muka sketsa.</w:t>
+        <w:t xml:space="preserve"> — Sayap menyimpan hampir seluruh momen inersia karena berada sejauh H/2 dari sumbu netral (suku A·d² Persamaan 2); badan hanya menghubungkan keduanya dan memikul geser. Itulah sebabnya rangka mesin, lengan ayun, dan braket besar memakai profil I, kotak, atau kanal, bukan pelat pejal. Di FreeCAD, sketsa profil yang berpusat di titik asal memberi I</w:t>
+      </w:r>
+      <w:r>
+        <w:rPr>
+          <w:rFonts w:ascii="Arial" w:hAnsi="Arial" w:eastAsia="Arial" w:cs="Arial"/>
+          <w:b w:val="0"/>
+          <w:i w:val="0"/>
+          <w:sz w:val="22"/>
+          <w:vertAlign w:val="subscript"/>
+        </w:rPr>
+        <w:t>x</w:t>
+      </w:r>
+      <w:r>
+        <w:rPr>
+          <w:rFonts w:ascii="Arial" w:hAnsi="Arial" w:eastAsia="Arial" w:cs="Arial"/>
+          <w:b w:val="0"/>
+          <w:i w:val="0"/>
+          <w:sz w:val="22"/>
+        </w:rPr>
+        <w:t xml:space="preserve"> langsung lewat MatrixOfInertia.A11 muka sketsa.</w:t>
       </w:r>
     </w:p>
     <w:p>
@@ -11146,7 +12489,7 @@
           <w:i w:val="0"/>
           <w:sz w:val="20"/>
         </w:rPr>
-        <w:t>Tabel 7. Penampang (luas ≈ sama): Ukuran, A (mm²), I_x (mm⁴), I/A (mm²), Massa relatif untuk I sama.</w:t>
+        <w:t>Tabel 7. Penampang (luas ≈ sama): Ukuran, A (mm²), Ix (mm⁴), I/A (mm²), Massa relatif untuk I sama.</w:t>
       </w:r>
     </w:p>
     <w:tbl>
@@ -11241,7 +12584,26 @@
                 <w:i w:val="0"/>
                 <w:sz w:val="18"/>
               </w:rPr>
-              <w:t>I_x (mm⁴)</w:t>
+              <w:t>I</w:t>
+            </w:r>
+            <w:r>
+              <w:rPr>
+                <w:rFonts w:ascii="Arial" w:hAnsi="Arial" w:eastAsia="Arial" w:cs="Arial"/>
+                <w:b/>
+                <w:i w:val="0"/>
+                <w:sz w:val="18"/>
+                <w:vertAlign w:val="subscript"/>
+              </w:rPr>
+              <w:t>x</w:t>
+            </w:r>
+            <w:r>
+              <w:rPr>
+                <w:rFonts w:ascii="Arial" w:hAnsi="Arial" w:eastAsia="Arial" w:cs="Arial"/>
+                <w:b/>
+                <w:i w:val="0"/>
+                <w:sz w:val="18"/>
+              </w:rPr>
+              <w:t xml:space="preserve"> (mm⁴)</w:t>
             </w:r>
           </w:p>
         </w:tc>
@@ -11437,7 +12799,45 @@
                 <w:i w:val="0"/>
                 <w:sz w:val="18"/>
               </w:rPr>
-              <w:t>B 50, H 90, t_f 6, t_w 5</w:t>
+              <w:t>B 50, H 90, t</w:t>
+            </w:r>
+            <w:r>
+              <w:rPr>
+                <w:rFonts w:ascii="Arial" w:hAnsi="Arial" w:eastAsia="Arial" w:cs="Arial"/>
+                <w:b w:val="0"/>
+                <w:i w:val="0"/>
+                <w:sz w:val="18"/>
+                <w:vertAlign w:val="subscript"/>
+              </w:rPr>
+              <w:t>f</w:t>
+            </w:r>
+            <w:r>
+              <w:rPr>
+                <w:rFonts w:ascii="Arial" w:hAnsi="Arial" w:eastAsia="Arial" w:cs="Arial"/>
+                <w:b w:val="0"/>
+                <w:i w:val="0"/>
+                <w:sz w:val="18"/>
+              </w:rPr>
+              <w:t xml:space="preserve"> 6, t</w:t>
+            </w:r>
+            <w:r>
+              <w:rPr>
+                <w:rFonts w:ascii="Arial" w:hAnsi="Arial" w:eastAsia="Arial" w:cs="Arial"/>
+                <w:b w:val="0"/>
+                <w:i w:val="0"/>
+                <w:sz w:val="18"/>
+                <w:vertAlign w:val="subscript"/>
+              </w:rPr>
+              <w:t>w</w:t>
+            </w:r>
+            <w:r>
+              <w:rPr>
+                <w:rFonts w:ascii="Arial" w:hAnsi="Arial" w:eastAsia="Arial" w:cs="Arial"/>
+                <w:b w:val="0"/>
+                <w:i w:val="0"/>
+                <w:sz w:val="18"/>
+              </w:rPr>
+              <w:t xml:space="preserve"> 5</w:t>
             </w:r>
           </w:p>
         </w:tc>
@@ -11782,7 +13182,178 @@
           <w:i w:val="0"/>
           <w:sz w:val="21"/>
         </w:rPr>
-        <w:t xml:space="preserve"> tinggi minimum kekuatan h_req = √(6FL/(bσ_izin)) (Persamaan 3) dan tinggi minimum kekakuan h_δ = (4FL³/(E·b·δ_izin))^(1/3) dari δ = 4FL³/(E·b·h³) ≤ δ_izin; ambil yang lebih besar. Untuk contoh Bagian 06 (F = 800, L = 240, b = 20, δ_izin = L/250): h_req = 21,47 mm, h_δ = 22,22 mm → pilih 23 mm bila keduanya harus dipenuhi.</w:t>
+        <w:t xml:space="preserve"> tinggi minimum kekuatan h</w:t>
+      </w:r>
+      <w:r>
+        <w:rPr>
+          <w:rFonts w:ascii="Arial" w:hAnsi="Arial" w:eastAsia="Arial" w:cs="Arial"/>
+          <w:b w:val="0"/>
+          <w:i w:val="0"/>
+          <w:sz w:val="21"/>
+          <w:vertAlign w:val="subscript"/>
+        </w:rPr>
+        <w:t>req</w:t>
+      </w:r>
+      <w:r>
+        <w:rPr>
+          <w:rFonts w:ascii="Arial" w:hAnsi="Arial" w:eastAsia="Arial" w:cs="Arial"/>
+          <w:b w:val="0"/>
+          <w:i w:val="0"/>
+          <w:sz w:val="21"/>
+        </w:rPr>
+        <w:t xml:space="preserve"> = √(6FL/(bσ</w:t>
+      </w:r>
+      <w:r>
+        <w:rPr>
+          <w:rFonts w:ascii="Arial" w:hAnsi="Arial" w:eastAsia="Arial" w:cs="Arial"/>
+          <w:b w:val="0"/>
+          <w:i w:val="0"/>
+          <w:sz w:val="21"/>
+          <w:vertAlign w:val="subscript"/>
+        </w:rPr>
+        <w:t>izin</w:t>
+      </w:r>
+      <w:r>
+        <w:rPr>
+          <w:rFonts w:ascii="Arial" w:hAnsi="Arial" w:eastAsia="Arial" w:cs="Arial"/>
+          <w:b w:val="0"/>
+          <w:i w:val="0"/>
+          <w:sz w:val="21"/>
+        </w:rPr>
+        <w:t>)) (Persamaan 3) dan tinggi minimum kekakuan h</w:t>
+      </w:r>
+      <w:r>
+        <w:rPr>
+          <w:rFonts w:ascii="Arial" w:hAnsi="Arial" w:eastAsia="Arial" w:cs="Arial"/>
+          <w:b w:val="0"/>
+          <w:i w:val="0"/>
+          <w:sz w:val="21"/>
+          <w:vertAlign w:val="subscript"/>
+        </w:rPr>
+        <w:t>δ</w:t>
+      </w:r>
+      <w:r>
+        <w:rPr>
+          <w:rFonts w:ascii="Arial" w:hAnsi="Arial" w:eastAsia="Arial" w:cs="Arial"/>
+          <w:b w:val="0"/>
+          <w:i w:val="0"/>
+          <w:sz w:val="21"/>
+        </w:rPr>
+        <w:t xml:space="preserve"> = (4FL³/(E·b·δ</w:t>
+      </w:r>
+      <w:r>
+        <w:rPr>
+          <w:rFonts w:ascii="Arial" w:hAnsi="Arial" w:eastAsia="Arial" w:cs="Arial"/>
+          <w:b w:val="0"/>
+          <w:i w:val="0"/>
+          <w:sz w:val="21"/>
+          <w:vertAlign w:val="subscript"/>
+        </w:rPr>
+        <w:t>izin</w:t>
+      </w:r>
+      <w:r>
+        <w:rPr>
+          <w:rFonts w:ascii="Arial" w:hAnsi="Arial" w:eastAsia="Arial" w:cs="Arial"/>
+          <w:b w:val="0"/>
+          <w:i w:val="0"/>
+          <w:sz w:val="21"/>
+        </w:rPr>
+        <w:t>))</w:t>
+      </w:r>
+      <w:r>
+        <w:rPr>
+          <w:rFonts w:ascii="Arial" w:hAnsi="Arial" w:eastAsia="Arial" w:cs="Arial"/>
+          <w:b w:val="0"/>
+          <w:i w:val="0"/>
+          <w:sz w:val="21"/>
+          <w:vertAlign w:val="superscript"/>
+        </w:rPr>
+        <w:t>1/3</w:t>
+      </w:r>
+      <w:r>
+        <w:rPr>
+          <w:rFonts w:ascii="Arial" w:hAnsi="Arial" w:eastAsia="Arial" w:cs="Arial"/>
+          <w:b w:val="0"/>
+          <w:i w:val="0"/>
+          <w:sz w:val="21"/>
+        </w:rPr>
+        <w:t xml:space="preserve"> dari δ = 4FL³/(E·b·h³) ≤ δ</w:t>
+      </w:r>
+      <w:r>
+        <w:rPr>
+          <w:rFonts w:ascii="Arial" w:hAnsi="Arial" w:eastAsia="Arial" w:cs="Arial"/>
+          <w:b w:val="0"/>
+          <w:i w:val="0"/>
+          <w:sz w:val="21"/>
+          <w:vertAlign w:val="subscript"/>
+        </w:rPr>
+        <w:t>izin</w:t>
+      </w:r>
+      <w:r>
+        <w:rPr>
+          <w:rFonts w:ascii="Arial" w:hAnsi="Arial" w:eastAsia="Arial" w:cs="Arial"/>
+          <w:b w:val="0"/>
+          <w:i w:val="0"/>
+          <w:sz w:val="21"/>
+        </w:rPr>
+        <w:t>; ambil yang lebih besar. Untuk contoh Bagian 06 (F = 800, L = 240, b = 20, δ</w:t>
+      </w:r>
+      <w:r>
+        <w:rPr>
+          <w:rFonts w:ascii="Arial" w:hAnsi="Arial" w:eastAsia="Arial" w:cs="Arial"/>
+          <w:b w:val="0"/>
+          <w:i w:val="0"/>
+          <w:sz w:val="21"/>
+          <w:vertAlign w:val="subscript"/>
+        </w:rPr>
+        <w:t>izin</w:t>
+      </w:r>
+      <w:r>
+        <w:rPr>
+          <w:rFonts w:ascii="Arial" w:hAnsi="Arial" w:eastAsia="Arial" w:cs="Arial"/>
+          <w:b w:val="0"/>
+          <w:i w:val="0"/>
+          <w:sz w:val="21"/>
+        </w:rPr>
+        <w:t xml:space="preserve"> = L/250): h</w:t>
+      </w:r>
+      <w:r>
+        <w:rPr>
+          <w:rFonts w:ascii="Arial" w:hAnsi="Arial" w:eastAsia="Arial" w:cs="Arial"/>
+          <w:b w:val="0"/>
+          <w:i w:val="0"/>
+          <w:sz w:val="21"/>
+          <w:vertAlign w:val="subscript"/>
+        </w:rPr>
+        <w:t>req</w:t>
+      </w:r>
+      <w:r>
+        <w:rPr>
+          <w:rFonts w:ascii="Arial" w:hAnsi="Arial" w:eastAsia="Arial" w:cs="Arial"/>
+          <w:b w:val="0"/>
+          <w:i w:val="0"/>
+          <w:sz w:val="21"/>
+        </w:rPr>
+        <w:t xml:space="preserve"> = 21,47 mm, h</w:t>
+      </w:r>
+      <w:r>
+        <w:rPr>
+          <w:rFonts w:ascii="Arial" w:hAnsi="Arial" w:eastAsia="Arial" w:cs="Arial"/>
+          <w:b w:val="0"/>
+          <w:i w:val="0"/>
+          <w:sz w:val="21"/>
+          <w:vertAlign w:val="subscript"/>
+        </w:rPr>
+        <w:t>δ</w:t>
+      </w:r>
+      <w:r>
+        <w:rPr>
+          <w:rFonts w:ascii="Arial" w:hAnsi="Arial" w:eastAsia="Arial" w:cs="Arial"/>
+          <w:b w:val="0"/>
+          <w:i w:val="0"/>
+          <w:sz w:val="21"/>
+        </w:rPr>
+        <w:t xml:space="preserve"> = 22,22 mm → pilih 23 mm bila keduanya harus dipenuhi.</w:t>
       </w:r>
     </w:p>
     <w:p>
@@ -11811,16 +13382,73 @@
           <w:i w:val="0"/>
           <w:sz w:val="21"/>
         </w:rPr>
-        <w:t>Membaca I_x di FreeCAD:</w:t>
-      </w:r>
-      <w:r>
-        <w:rPr>
-          <w:rFonts w:ascii="Arial" w:hAnsi="Arial" w:eastAsia="Arial" w:cs="Arial"/>
-          <w:b w:val="0"/>
-          <w:i w:val="0"/>
-          <w:sz w:val="21"/>
-        </w:rPr>
-        <w:t xml:space="preserve"> sketsa profil harus berpusat di titik asal (konstrain Symmetric terhadap origin); di Python console: f = Part.Face(App.ActiveDocument.Sketch.Shape.Wires[0]); print(f.MatrixOfInertia.A11, f.MatrixOfInertia.A22, f.Area) → I_x, I_y, A. Bila profil tidak berpusat di origin, kurangi A·ȳ² (sumbu sejajar) atau geser sketsanya.</w:t>
+        <w:t>Membaca I</w:t>
+      </w:r>
+      <w:r>
+        <w:rPr>
+          <w:rFonts w:ascii="Arial" w:hAnsi="Arial" w:eastAsia="Arial" w:cs="Arial"/>
+          <w:b/>
+          <w:i w:val="0"/>
+          <w:sz w:val="21"/>
+          <w:vertAlign w:val="subscript"/>
+        </w:rPr>
+        <w:t>x</w:t>
+      </w:r>
+      <w:r>
+        <w:rPr>
+          <w:rFonts w:ascii="Arial" w:hAnsi="Arial" w:eastAsia="Arial" w:cs="Arial"/>
+          <w:b/>
+          <w:i w:val="0"/>
+          <w:sz w:val="21"/>
+        </w:rPr>
+        <w:t xml:space="preserve"> di FreeCAD:</w:t>
+      </w:r>
+      <w:r>
+        <w:rPr>
+          <w:rFonts w:ascii="Arial" w:hAnsi="Arial" w:eastAsia="Arial" w:cs="Arial"/>
+          <w:b w:val="0"/>
+          <w:i w:val="0"/>
+          <w:sz w:val="21"/>
+        </w:rPr>
+        <w:t xml:space="preserve"> sketsa profil harus berpusat di titik asal (konstrain Symmetric terhadap origin); di Python console: f = Part.Face(App.ActiveDocument.Sketch.Shape.Wires[0]); print(f.MatrixOfInertia.A11, f.MatrixOfInertia.A22, f.Area) → I</w:t>
+      </w:r>
+      <w:r>
+        <w:rPr>
+          <w:rFonts w:ascii="Arial" w:hAnsi="Arial" w:eastAsia="Arial" w:cs="Arial"/>
+          <w:b w:val="0"/>
+          <w:i w:val="0"/>
+          <w:sz w:val="21"/>
+          <w:vertAlign w:val="subscript"/>
+        </w:rPr>
+        <w:t>x</w:t>
+      </w:r>
+      <w:r>
+        <w:rPr>
+          <w:rFonts w:ascii="Arial" w:hAnsi="Arial" w:eastAsia="Arial" w:cs="Arial"/>
+          <w:b w:val="0"/>
+          <w:i w:val="0"/>
+          <w:sz w:val="21"/>
+        </w:rPr>
+        <w:t>, I</w:t>
+      </w:r>
+      <w:r>
+        <w:rPr>
+          <w:rFonts w:ascii="Arial" w:hAnsi="Arial" w:eastAsia="Arial" w:cs="Arial"/>
+          <w:b w:val="0"/>
+          <w:i w:val="0"/>
+          <w:sz w:val="21"/>
+          <w:vertAlign w:val="subscript"/>
+        </w:rPr>
+        <w:t>y</w:t>
+      </w:r>
+      <w:r>
+        <w:rPr>
+          <w:rFonts w:ascii="Arial" w:hAnsi="Arial" w:eastAsia="Arial" w:cs="Arial"/>
+          <w:b w:val="0"/>
+          <w:i w:val="0"/>
+          <w:sz w:val="21"/>
+        </w:rPr>
+        <w:t>, A. Bila profil tidak berpusat di origin, kurangi A·ȳ² (sumbu sejajar) atau geser sketsanya.</w:t>
       </w:r>
     </w:p>
     <w:p>
@@ -11836,7 +13464,9 @@
           <w:color w:val="1F3864"/>
           <w:sz w:val="28"/>
         </w:rPr>
-        <w:t>PYTHON CONSOLE: LOOP PARAMETER DAN PEMERIKSAAN RUMUS</w:t>
+        <w:t>PYTHON CONSOLE:</w:t>
+        <w:br/>
+        <w:t>LOOP PARAMETER DAN PEMERIKSAAN RUMUS</w:t>
       </w:r>
     </w:p>
     <w:p>
@@ -12084,7 +13714,28 @@
           <w:color w:val="2E4A7A"/>
           <w:sz w:val="20"/>
         </w:rPr>
-        <w:t>Python console — rusuk (I gabungan, δ) dan lubang (massa, σ_maks) dengan Part untuk memeriksa volume</w:t>
+        <w:t>Python console — rusuk (I gabungan, δ) dan lubang (massa, σ</w:t>
+      </w:r>
+      <w:r>
+        <w:rPr>
+          <w:rFonts w:ascii="Arial" w:hAnsi="Arial" w:eastAsia="Arial" w:cs="Arial"/>
+          <w:b/>
+          <w:i w:val="0"/>
+          <w:color w:val="2E4A7A"/>
+          <w:sz w:val="20"/>
+          <w:vertAlign w:val="subscript"/>
+        </w:rPr>
+        <w:t>maks</w:t>
+      </w:r>
+      <w:r>
+        <w:rPr>
+          <w:rFonts w:ascii="Arial" w:hAnsi="Arial" w:eastAsia="Arial" w:cs="Arial"/>
+          <w:b/>
+          <w:i w:val="0"/>
+          <w:color w:val="2E4A7A"/>
+          <w:sz w:val="20"/>
+        </w:rPr>
+        <w:t>) dengan Part untuk memeriksa volume</w:t>
       </w:r>
     </w:p>
     <w:p>
@@ -12552,7 +14203,83 @@
           <w:i w:val="0"/>
           <w:sz w:val="21"/>
         </w:rPr>
-        <w:t xml:space="preserve"> jalankan ketiga cell dan cocokkan angkanya dengan komentar (h_req 21,466 mm, I_gab 65.661 mm⁴, volume pelat berusuk 53.550,0 mm³, massa pelat berlubang 562,8 g, I_x profil I 1.257.930 mm⁴, h_Al 17,307 mm). Tugas meminta model dibuat dengan Spreadsheet dan Part Design (alias, ekspresi, Body, Pad, Pocket, LinearPattern) agar pohon fitur parametriknya ada di berkas; Part API di sini hanya untuk memeriksa rumus.</w:t>
+        <w:t xml:space="preserve"> jalankan ketiga cell dan cocokkan angkanya dengan komentar (h</w:t>
+      </w:r>
+      <w:r>
+        <w:rPr>
+          <w:rFonts w:ascii="Arial" w:hAnsi="Arial" w:eastAsia="Arial" w:cs="Arial"/>
+          <w:b w:val="0"/>
+          <w:i w:val="0"/>
+          <w:sz w:val="21"/>
+          <w:vertAlign w:val="subscript"/>
+        </w:rPr>
+        <w:t>req</w:t>
+      </w:r>
+      <w:r>
+        <w:rPr>
+          <w:rFonts w:ascii="Arial" w:hAnsi="Arial" w:eastAsia="Arial" w:cs="Arial"/>
+          <w:b w:val="0"/>
+          <w:i w:val="0"/>
+          <w:sz w:val="21"/>
+        </w:rPr>
+        <w:t xml:space="preserve"> 21,466 mm, I</w:t>
+      </w:r>
+      <w:r>
+        <w:rPr>
+          <w:rFonts w:ascii="Arial" w:hAnsi="Arial" w:eastAsia="Arial" w:cs="Arial"/>
+          <w:b w:val="0"/>
+          <w:i w:val="0"/>
+          <w:sz w:val="21"/>
+          <w:vertAlign w:val="subscript"/>
+        </w:rPr>
+        <w:t>gab</w:t>
+      </w:r>
+      <w:r>
+        <w:rPr>
+          <w:rFonts w:ascii="Arial" w:hAnsi="Arial" w:eastAsia="Arial" w:cs="Arial"/>
+          <w:b w:val="0"/>
+          <w:i w:val="0"/>
+          <w:sz w:val="21"/>
+        </w:rPr>
+        <w:t xml:space="preserve"> 65.661 mm⁴, volume pelat berusuk 53.550,0 mm³, massa pelat berlubang 562,8 g, I</w:t>
+      </w:r>
+      <w:r>
+        <w:rPr>
+          <w:rFonts w:ascii="Arial" w:hAnsi="Arial" w:eastAsia="Arial" w:cs="Arial"/>
+          <w:b w:val="0"/>
+          <w:i w:val="0"/>
+          <w:sz w:val="21"/>
+          <w:vertAlign w:val="subscript"/>
+        </w:rPr>
+        <w:t>x</w:t>
+      </w:r>
+      <w:r>
+        <w:rPr>
+          <w:rFonts w:ascii="Arial" w:hAnsi="Arial" w:eastAsia="Arial" w:cs="Arial"/>
+          <w:b w:val="0"/>
+          <w:i w:val="0"/>
+          <w:sz w:val="21"/>
+        </w:rPr>
+        <w:t xml:space="preserve"> profil I 1.257.930 mm⁴, h</w:t>
+      </w:r>
+      <w:r>
+        <w:rPr>
+          <w:rFonts w:ascii="Arial" w:hAnsi="Arial" w:eastAsia="Arial" w:cs="Arial"/>
+          <w:b w:val="0"/>
+          <w:i w:val="0"/>
+          <w:sz w:val="21"/>
+          <w:vertAlign w:val="subscript"/>
+        </w:rPr>
+        <w:t>Al</w:t>
+      </w:r>
+      <w:r>
+        <w:rPr>
+          <w:rFonts w:ascii="Arial" w:hAnsi="Arial" w:eastAsia="Arial" w:cs="Arial"/>
+          <w:b w:val="0"/>
+          <w:i w:val="0"/>
+          <w:sz w:val="21"/>
+        </w:rPr>
+        <w:t xml:space="preserve"> 17,307 mm). Tugas meminta model dibuat dengan Spreadsheet dan Part Design (alias, ekspresi, Body, Pad, Pocket, LinearPattern) agar pohon fitur parametriknya ada di berkas; Part API di sini hanya untuk memeriksa rumus.</w:t>
       </w:r>
     </w:p>
     <w:p>
@@ -12568,7 +14295,9 @@
           <w:color w:val="1F3864"/>
           <w:sz w:val="28"/>
         </w:rPr>
-        <w:t>PRAKTIK TERBIMBING: BRAKET ITERATIF DARI TEGANGAN KE MASSA</w:t>
+        <w:t>PRAKTIK TERBIMBING:</w:t>
+        <w:br/>
+        <w:t>BRAKET ITERATIF DARI TEGANGAN KE MASSA</w:t>
       </w:r>
     </w:p>
     <w:p>
@@ -12705,7 +14434,45 @@
           <w:i w:val="0"/>
           <w:sz w:val="22"/>
         </w:rPr>
-        <w:t>FEM Workbench (Modul 8): Analysis, material Steel, mesh Gmsh 3 mm, Fixed di muka kaki berlubang, Force F pada tepi kaki tegak, solve CalculiX. Catat σ_vm,maks (di sudut dalam), δ_maks, massa pada baris iterasi 0 Spreadsheet.</w:t>
+        <w:t>FEM Workbench (Modul 8): Analysis, material Steel, mesh Gmsh 3 mm, Fixed di muka kaki berlubang, Force F pada tepi kaki tegak, solve CalculiX. Catat σ</w:t>
+      </w:r>
+      <w:r>
+        <w:rPr>
+          <w:rFonts w:ascii="Arial" w:hAnsi="Arial" w:eastAsia="Arial" w:cs="Arial"/>
+          <w:b w:val="0"/>
+          <w:i w:val="0"/>
+          <w:sz w:val="22"/>
+          <w:vertAlign w:val="subscript"/>
+        </w:rPr>
+        <w:t>vm,maks</w:t>
+      </w:r>
+      <w:r>
+        <w:rPr>
+          <w:rFonts w:ascii="Arial" w:hAnsi="Arial" w:eastAsia="Arial" w:cs="Arial"/>
+          <w:b w:val="0"/>
+          <w:i w:val="0"/>
+          <w:sz w:val="22"/>
+        </w:rPr>
+        <w:t xml:space="preserve"> (di sudut dalam), δ</w:t>
+      </w:r>
+      <w:r>
+        <w:rPr>
+          <w:rFonts w:ascii="Arial" w:hAnsi="Arial" w:eastAsia="Arial" w:cs="Arial"/>
+          <w:b w:val="0"/>
+          <w:i w:val="0"/>
+          <w:sz w:val="22"/>
+          <w:vertAlign w:val="subscript"/>
+        </w:rPr>
+        <w:t>maks</w:t>
+      </w:r>
+      <w:r>
+        <w:rPr>
+          <w:rFonts w:ascii="Arial" w:hAnsi="Arial" w:eastAsia="Arial" w:cs="Arial"/>
+          <w:b w:val="0"/>
+          <w:i w:val="0"/>
+          <w:sz w:val="22"/>
+        </w:rPr>
+        <w:t>, massa pada baris iterasi 0 Spreadsheet.</w:t>
       </w:r>
     </w:p>
     <w:p>
@@ -12738,7 +14505,64 @@
           <w:i w:val="0"/>
           <w:sz w:val="22"/>
         </w:rPr>
-        <w:t>Ubah r: 2 → 6 → 10; recompute dan solve ulang tiap kali. Catat σ_maks: turun mengikuti Kt (Bagian 02) tanpa perubahan massa berarti. Pilih r yang memberi SF = 250/σ_maks ≥ 2.</w:t>
+        <w:t>Ubah r: 2 → 6 → 10; recompute dan solve ulang tiap kali. Catat σ</w:t>
+      </w:r>
+      <w:r>
+        <w:rPr>
+          <w:rFonts w:ascii="Arial" w:hAnsi="Arial" w:eastAsia="Arial" w:cs="Arial"/>
+          <w:b w:val="0"/>
+          <w:i w:val="0"/>
+          <w:sz w:val="22"/>
+          <w:vertAlign w:val="subscript"/>
+        </w:rPr>
+        <w:t>maks</w:t>
+      </w:r>
+      <w:r>
+        <w:rPr>
+          <w:rFonts w:ascii="Arial" w:hAnsi="Arial" w:eastAsia="Arial" w:cs="Arial"/>
+          <w:b w:val="0"/>
+          <w:i w:val="0"/>
+          <w:sz w:val="22"/>
+        </w:rPr>
+        <w:t>: turun mengikuti K</w:t>
+      </w:r>
+      <w:r>
+        <w:rPr>
+          <w:rFonts w:ascii="Arial" w:hAnsi="Arial" w:eastAsia="Arial" w:cs="Arial"/>
+          <w:b w:val="0"/>
+          <w:i w:val="0"/>
+          <w:sz w:val="22"/>
+          <w:vertAlign w:val="subscript"/>
+        </w:rPr>
+        <w:t>t</w:t>
+      </w:r>
+      <w:r>
+        <w:rPr>
+          <w:rFonts w:ascii="Arial" w:hAnsi="Arial" w:eastAsia="Arial" w:cs="Arial"/>
+          <w:b w:val="0"/>
+          <w:i w:val="0"/>
+          <w:sz w:val="22"/>
+        </w:rPr>
+        <w:t xml:space="preserve"> (Bagian 02) tanpa perubahan massa berarti. Pilih r yang memberi SF = 250/σ</w:t>
+      </w:r>
+      <w:r>
+        <w:rPr>
+          <w:rFonts w:ascii="Arial" w:hAnsi="Arial" w:eastAsia="Arial" w:cs="Arial"/>
+          <w:b w:val="0"/>
+          <w:i w:val="0"/>
+          <w:sz w:val="22"/>
+          <w:vertAlign w:val="subscript"/>
+        </w:rPr>
+        <w:t>maks</w:t>
+      </w:r>
+      <w:r>
+        <w:rPr>
+          <w:rFonts w:ascii="Arial" w:hAnsi="Arial" w:eastAsia="Arial" w:cs="Arial"/>
+          <w:b w:val="0"/>
+          <w:i w:val="0"/>
+          <w:sz w:val="22"/>
+        </w:rPr>
+        <w:t xml:space="preserve"> ≥ 2.</w:t>
       </w:r>
     </w:p>
     <w:p>
@@ -12771,7 +14595,26 @@
           <w:i w:val="0"/>
           <w:sz w:val="22"/>
         </w:rPr>
-        <w:t>Bila δ_maks &gt; 0,4 mm: sketsa segitiga rusuk pada bidang tengah (kaki 40 × hr), Pad 5 mm simetris; ubah hr = 20 → 30. Catat δ turun (Bagian 03) dan σ baru di pertemuan rusuk–pelat; beri fillet 2 mm di sana.</w:t>
+        <w:t>Bila δ</w:t>
+      </w:r>
+      <w:r>
+        <w:rPr>
+          <w:rFonts w:ascii="Arial" w:hAnsi="Arial" w:eastAsia="Arial" w:cs="Arial"/>
+          <w:b w:val="0"/>
+          <w:i w:val="0"/>
+          <w:sz w:val="22"/>
+          <w:vertAlign w:val="subscript"/>
+        </w:rPr>
+        <w:t>maks</w:t>
+      </w:r>
+      <w:r>
+        <w:rPr>
+          <w:rFonts w:ascii="Arial" w:hAnsi="Arial" w:eastAsia="Arial" w:cs="Arial"/>
+          <w:b w:val="0"/>
+          <w:i w:val="0"/>
+          <w:sz w:val="22"/>
+        </w:rPr>
+        <w:t xml:space="preserve"> &gt; 0,4 mm: sketsa segitiga rusuk pada bidang tengah (kaki 40 × hr), Pad 5 mm simetris; ubah hr = 20 → 30. Catat δ turun (Bagian 03) dan σ baru di pertemuan rusuk–pelat; beri fillet 2 mm di sana.</w:t>
       </w:r>
     </w:p>
     <w:p>
@@ -12804,7 +14647,26 @@
           <w:i w:val="0"/>
           <w:sz w:val="22"/>
         </w:rPr>
-        <w:t>Tambah lubang ⌀d di daerah biru kontur (dekat sumbu netral kaki tegak): d = 15 → 20 → 25. Berhenti saat σ_maks mendekati 125 MPa atau massa sudah ≤ target (Bagian 04).</w:t>
+        <w:t>Tambah lubang ⌀d di daerah biru kontur (dekat sumbu netral kaki tegak): d = 15 → 20 → 25. Berhenti saat σ</w:t>
+      </w:r>
+      <w:r>
+        <w:rPr>
+          <w:rFonts w:ascii="Arial" w:hAnsi="Arial" w:eastAsia="Arial" w:cs="Arial"/>
+          <w:b w:val="0"/>
+          <w:i w:val="0"/>
+          <w:sz w:val="22"/>
+          <w:vertAlign w:val="subscript"/>
+        </w:rPr>
+        <w:t>maks</w:t>
+      </w:r>
+      <w:r>
+        <w:rPr>
+          <w:rFonts w:ascii="Arial" w:hAnsi="Arial" w:eastAsia="Arial" w:cs="Arial"/>
+          <w:b w:val="0"/>
+          <w:i w:val="0"/>
+          <w:sz w:val="22"/>
+        </w:rPr>
+        <w:t xml:space="preserve"> mendekati 125 MPa atau massa sudah ≤ target (Bagian 04).</w:t>
       </w:r>
     </w:p>
     <w:p>
@@ -12837,7 +14699,26 @@
           <w:i w:val="0"/>
           <w:sz w:val="22"/>
         </w:rPr>
-        <w:t>Duplikat dokumen; material Aluminium, tebal =Spreadsheet.t * pow(3; 1/3). Solve: δ hampir sama, massa ≈ setengah, periksa σ_maks ≤ 240/2 = 120 MPa (Bagian 05).</w:t>
+        <w:t>Duplikat dokumen; material Aluminium, tebal =Spreadsheet.t * pow(3; 1/3). Solve: δ hampir sama, massa ≈ setengah, periksa σ</w:t>
+      </w:r>
+      <w:r>
+        <w:rPr>
+          <w:rFonts w:ascii="Arial" w:hAnsi="Arial" w:eastAsia="Arial" w:cs="Arial"/>
+          <w:b w:val="0"/>
+          <w:i w:val="0"/>
+          <w:sz w:val="22"/>
+          <w:vertAlign w:val="subscript"/>
+        </w:rPr>
+        <w:t>maks</w:t>
+      </w:r>
+      <w:r>
+        <w:rPr>
+          <w:rFonts w:ascii="Arial" w:hAnsi="Arial" w:eastAsia="Arial" w:cs="Arial"/>
+          <w:b w:val="0"/>
+          <w:i w:val="0"/>
+          <w:sz w:val="22"/>
+        </w:rPr>
+        <w:t xml:space="preserve"> ≤ 240/2 = 120 MPa (Bagian 05).</w:t>
       </w:r>
     </w:p>
     <w:p>
@@ -13333,7 +15214,26 @@
                 <w:i w:val="0"/>
                 <w:sz w:val="18"/>
               </w:rPr>
-              <w:t>σ_maks FEM naik terus saat mesh dihaluskan</w:t>
+              <w:t>σ</w:t>
+            </w:r>
+            <w:r>
+              <w:rPr>
+                <w:rFonts w:ascii="Arial" w:hAnsi="Arial" w:eastAsia="Arial" w:cs="Arial"/>
+                <w:b w:val="0"/>
+                <w:i w:val="0"/>
+                <w:sz w:val="18"/>
+                <w:vertAlign w:val="subscript"/>
+              </w:rPr>
+              <w:t>maks</w:t>
+            </w:r>
+            <w:r>
+              <w:rPr>
+                <w:rFonts w:ascii="Arial" w:hAnsi="Arial" w:eastAsia="Arial" w:cs="Arial"/>
+                <w:b w:val="0"/>
+                <w:i w:val="0"/>
+                <w:sz w:val="18"/>
+              </w:rPr>
+              <w:t xml:space="preserve"> FEM naik terus saat mesh dihaluskan</w:t>
             </w:r>
           </w:p>
         </w:tc>
@@ -13835,7 +15735,45 @@
           <w:i w:val="0"/>
           <w:sz w:val="21"/>
         </w:rPr>
-        <w:t>(C) Simulasi → evaluasi terhadap kriteria (σ_izin, δ_izin, massa) → modifikasi satu parameter model → simulasi ulang sampai memenuhi</w:t>
+        <w:t>(C) Simulasi → evaluasi terhadap kriteria (σ</w:t>
+      </w:r>
+      <w:r>
+        <w:rPr>
+          <w:rFonts w:ascii="Arial" w:hAnsi="Arial" w:eastAsia="Arial" w:cs="Arial"/>
+          <w:b w:val="0"/>
+          <w:i w:val="0"/>
+          <w:sz w:val="21"/>
+          <w:vertAlign w:val="subscript"/>
+        </w:rPr>
+        <w:t>izin</w:t>
+      </w:r>
+      <w:r>
+        <w:rPr>
+          <w:rFonts w:ascii="Arial" w:hAnsi="Arial" w:eastAsia="Arial" w:cs="Arial"/>
+          <w:b w:val="0"/>
+          <w:i w:val="0"/>
+          <w:sz w:val="21"/>
+        </w:rPr>
+        <w:t>, δ</w:t>
+      </w:r>
+      <w:r>
+        <w:rPr>
+          <w:rFonts w:ascii="Arial" w:hAnsi="Arial" w:eastAsia="Arial" w:cs="Arial"/>
+          <w:b w:val="0"/>
+          <w:i w:val="0"/>
+          <w:sz w:val="21"/>
+          <w:vertAlign w:val="subscript"/>
+        </w:rPr>
+        <w:t>izin</w:t>
+      </w:r>
+      <w:r>
+        <w:rPr>
+          <w:rFonts w:ascii="Arial" w:hAnsi="Arial" w:eastAsia="Arial" w:cs="Arial"/>
+          <w:b w:val="0"/>
+          <w:i w:val="0"/>
+          <w:sz w:val="21"/>
+        </w:rPr>
+        <w:t>, massa) → modifikasi satu parameter model → simulasi ulang sampai memenuhi</w:t>
       </w:r>
     </w:p>
     <w:p>
@@ -13907,7 +15845,102 @@
           <w:i w:val="0"/>
           <w:sz w:val="21"/>
         </w:rPr>
-        <w:t>(A) Memperbesar radius r memperkecil h/r sehingga Kt turun; σ_maks = Kt·σ_nom sedangkan σ_nom tetap</w:t>
+        <w:t>(A) Memperbesar radius r memperkecil h/r sehingga K</w:t>
+      </w:r>
+      <w:r>
+        <w:rPr>
+          <w:rFonts w:ascii="Arial" w:hAnsi="Arial" w:eastAsia="Arial" w:cs="Arial"/>
+          <w:b w:val="0"/>
+          <w:i w:val="0"/>
+          <w:sz w:val="21"/>
+          <w:vertAlign w:val="subscript"/>
+        </w:rPr>
+        <w:t>t</w:t>
+      </w:r>
+      <w:r>
+        <w:rPr>
+          <w:rFonts w:ascii="Arial" w:hAnsi="Arial" w:eastAsia="Arial" w:cs="Arial"/>
+          <w:b w:val="0"/>
+          <w:i w:val="0"/>
+          <w:sz w:val="21"/>
+        </w:rPr>
+        <w:t xml:space="preserve"> turun; σ</w:t>
+      </w:r>
+      <w:r>
+        <w:rPr>
+          <w:rFonts w:ascii="Arial" w:hAnsi="Arial" w:eastAsia="Arial" w:cs="Arial"/>
+          <w:b w:val="0"/>
+          <w:i w:val="0"/>
+          <w:sz w:val="21"/>
+          <w:vertAlign w:val="subscript"/>
+        </w:rPr>
+        <w:t>maks</w:t>
+      </w:r>
+      <w:r>
+        <w:rPr>
+          <w:rFonts w:ascii="Arial" w:hAnsi="Arial" w:eastAsia="Arial" w:cs="Arial"/>
+          <w:b w:val="0"/>
+          <w:i w:val="0"/>
+          <w:sz w:val="21"/>
+        </w:rPr>
+        <w:t xml:space="preserve"> = K</w:t>
+      </w:r>
+      <w:r>
+        <w:rPr>
+          <w:rFonts w:ascii="Arial" w:hAnsi="Arial" w:eastAsia="Arial" w:cs="Arial"/>
+          <w:b w:val="0"/>
+          <w:i w:val="0"/>
+          <w:sz w:val="21"/>
+          <w:vertAlign w:val="subscript"/>
+        </w:rPr>
+        <w:t>t</w:t>
+      </w:r>
+      <w:r>
+        <w:rPr>
+          <w:rFonts w:ascii="Arial" w:hAnsi="Arial" w:eastAsia="Arial" w:cs="Arial"/>
+          <w:b w:val="0"/>
+          <w:i w:val="0"/>
+          <w:sz w:val="21"/>
+        </w:rPr>
+        <w:t>·σ</w:t>
+      </w:r>
+      <w:r>
+        <w:rPr>
+          <w:rFonts w:ascii="Arial" w:hAnsi="Arial" w:eastAsia="Arial" w:cs="Arial"/>
+          <w:b w:val="0"/>
+          <w:i w:val="0"/>
+          <w:sz w:val="21"/>
+          <w:vertAlign w:val="subscript"/>
+        </w:rPr>
+        <w:t>nom</w:t>
+      </w:r>
+      <w:r>
+        <w:rPr>
+          <w:rFonts w:ascii="Arial" w:hAnsi="Arial" w:eastAsia="Arial" w:cs="Arial"/>
+          <w:b w:val="0"/>
+          <w:i w:val="0"/>
+          <w:sz w:val="21"/>
+        </w:rPr>
+        <w:t xml:space="preserve"> sedangkan σ</w:t>
+      </w:r>
+      <w:r>
+        <w:rPr>
+          <w:rFonts w:ascii="Arial" w:hAnsi="Arial" w:eastAsia="Arial" w:cs="Arial"/>
+          <w:b w:val="0"/>
+          <w:i w:val="0"/>
+          <w:sz w:val="21"/>
+          <w:vertAlign w:val="subscript"/>
+        </w:rPr>
+        <w:t>nom</w:t>
+      </w:r>
+      <w:r>
+        <w:rPr>
+          <w:rFonts w:ascii="Arial" w:hAnsi="Arial" w:eastAsia="Arial" w:cs="Arial"/>
+          <w:b w:val="0"/>
+          <w:i w:val="0"/>
+          <w:sz w:val="21"/>
+        </w:rPr>
+        <w:t xml:space="preserve"> tetap</w:t>
       </w:r>
     </w:p>
     <w:p>
@@ -13931,7 +15964,26 @@
           <w:i w:val="0"/>
           <w:sz w:val="21"/>
         </w:rPr>
-        <w:t>(B) Fillet menambah bahan sehingga σ_nom turun drastis</w:t>
+        <w:t>(B) Fillet menambah bahan sehingga σ</w:t>
+      </w:r>
+      <w:r>
+        <w:rPr>
+          <w:rFonts w:ascii="Arial" w:hAnsi="Arial" w:eastAsia="Arial" w:cs="Arial"/>
+          <w:b w:val="0"/>
+          <w:i w:val="0"/>
+          <w:sz w:val="21"/>
+          <w:vertAlign w:val="subscript"/>
+        </w:rPr>
+        <w:t>nom</w:t>
+      </w:r>
+      <w:r>
+        <w:rPr>
+          <w:rFonts w:ascii="Arial" w:hAnsi="Arial" w:eastAsia="Arial" w:cs="Arial"/>
+          <w:b w:val="0"/>
+          <w:i w:val="0"/>
+          <w:sz w:val="21"/>
+        </w:rPr>
+        <w:t xml:space="preserve"> turun drastis</w:t>
       </w:r>
     </w:p>
     <w:p>
@@ -14045,7 +16097,26 @@
           <w:i w:val="0"/>
           <w:sz w:val="21"/>
         </w:rPr>
-        <w:t>(A) Menurunkan σ_nom karena luas penampang bertambah banyak</w:t>
+        <w:t>(A) Menurunkan σ</w:t>
+      </w:r>
+      <w:r>
+        <w:rPr>
+          <w:rFonts w:ascii="Arial" w:hAnsi="Arial" w:eastAsia="Arial" w:cs="Arial"/>
+          <w:b w:val="0"/>
+          <w:i w:val="0"/>
+          <w:sz w:val="21"/>
+          <w:vertAlign w:val="subscript"/>
+        </w:rPr>
+        <w:t>nom</w:t>
+      </w:r>
+      <w:r>
+        <w:rPr>
+          <w:rFonts w:ascii="Arial" w:hAnsi="Arial" w:eastAsia="Arial" w:cs="Arial"/>
+          <w:b w:val="0"/>
+          <w:i w:val="0"/>
+          <w:sz w:val="21"/>
+        </w:rPr>
+        <w:t xml:space="preserve"> karena luas penampang bertambah banyak</w:t>
       </w:r>
     </w:p>
     <w:p>
@@ -14189,7 +16260,64 @@
           <w:i w:val="0"/>
           <w:sz w:val="21"/>
         </w:rPr>
-        <w:t>(B) Di daerah bertegangan rendah (jauh dari daerah kritis), lalu σ_maks = Kt·σ_nom diperiksa ulang</w:t>
+        <w:t>(B) Di daerah bertegangan rendah (jauh dari daerah kritis), lalu σ</w:t>
+      </w:r>
+      <w:r>
+        <w:rPr>
+          <w:rFonts w:ascii="Arial" w:hAnsi="Arial" w:eastAsia="Arial" w:cs="Arial"/>
+          <w:b w:val="0"/>
+          <w:i w:val="0"/>
+          <w:sz w:val="21"/>
+          <w:vertAlign w:val="subscript"/>
+        </w:rPr>
+        <w:t>maks</w:t>
+      </w:r>
+      <w:r>
+        <w:rPr>
+          <w:rFonts w:ascii="Arial" w:hAnsi="Arial" w:eastAsia="Arial" w:cs="Arial"/>
+          <w:b w:val="0"/>
+          <w:i w:val="0"/>
+          <w:sz w:val="21"/>
+        </w:rPr>
+        <w:t xml:space="preserve"> = K</w:t>
+      </w:r>
+      <w:r>
+        <w:rPr>
+          <w:rFonts w:ascii="Arial" w:hAnsi="Arial" w:eastAsia="Arial" w:cs="Arial"/>
+          <w:b w:val="0"/>
+          <w:i w:val="0"/>
+          <w:sz w:val="21"/>
+          <w:vertAlign w:val="subscript"/>
+        </w:rPr>
+        <w:t>t</w:t>
+      </w:r>
+      <w:r>
+        <w:rPr>
+          <w:rFonts w:ascii="Arial" w:hAnsi="Arial" w:eastAsia="Arial" w:cs="Arial"/>
+          <w:b w:val="0"/>
+          <w:i w:val="0"/>
+          <w:sz w:val="21"/>
+        </w:rPr>
+        <w:t>·σ</w:t>
+      </w:r>
+      <w:r>
+        <w:rPr>
+          <w:rFonts w:ascii="Arial" w:hAnsi="Arial" w:eastAsia="Arial" w:cs="Arial"/>
+          <w:b w:val="0"/>
+          <w:i w:val="0"/>
+          <w:sz w:val="21"/>
+          <w:vertAlign w:val="subscript"/>
+        </w:rPr>
+        <w:t>nom</w:t>
+      </w:r>
+      <w:r>
+        <w:rPr>
+          <w:rFonts w:ascii="Arial" w:hAnsi="Arial" w:eastAsia="Arial" w:cs="Arial"/>
+          <w:b w:val="0"/>
+          <w:i w:val="0"/>
+          <w:sz w:val="21"/>
+        </w:rPr>
+        <w:t xml:space="preserve"> diperiksa ulang</w:t>
       </w:r>
     </w:p>
     <w:p>
@@ -14303,7 +16431,26 @@
           <w:i w:val="0"/>
           <w:sz w:val="21"/>
         </w:rPr>
-        <w:t>(A) Dikalikan 3^(1/3) ≈ 1,44 sehingga massanya sekitar setengah massa baja</w:t>
+        <w:t>(A) Dikalikan 3</w:t>
+      </w:r>
+      <w:r>
+        <w:rPr>
+          <w:rFonts w:ascii="Arial" w:hAnsi="Arial" w:eastAsia="Arial" w:cs="Arial"/>
+          <w:b w:val="0"/>
+          <w:i w:val="0"/>
+          <w:sz w:val="21"/>
+          <w:vertAlign w:val="superscript"/>
+        </w:rPr>
+        <w:t>1/3</w:t>
+      </w:r>
+      <w:r>
+        <w:rPr>
+          <w:rFonts w:ascii="Arial" w:hAnsi="Arial" w:eastAsia="Arial" w:cs="Arial"/>
+          <w:b w:val="0"/>
+          <w:i w:val="0"/>
+          <w:sz w:val="21"/>
+        </w:rPr>
+        <w:t xml:space="preserve"> ≈ 1,44 sehingga massanya sekitar setengah massa baja</w:t>
       </w:r>
     </w:p>
     <w:p>
@@ -14519,7 +16666,45 @@
           <w:i w:val="0"/>
           <w:sz w:val="22"/>
         </w:rPr>
-        <w:t>Tinggi minimum kantilever persegi panjang (lebar b, beban ujung F, panjang L) agar σ_maks ≤ σ_izin adalah...</w:t>
+        <w:t>Tinggi minimum kantilever persegi panjang (lebar b, beban ujung F, panjang L) agar σ</w:t>
+      </w:r>
+      <w:r>
+        <w:rPr>
+          <w:rFonts w:ascii="Arial" w:hAnsi="Arial" w:eastAsia="Arial" w:cs="Arial"/>
+          <w:b w:val="0"/>
+          <w:i w:val="0"/>
+          <w:sz w:val="22"/>
+          <w:vertAlign w:val="subscript"/>
+        </w:rPr>
+        <w:t>maks</w:t>
+      </w:r>
+      <w:r>
+        <w:rPr>
+          <w:rFonts w:ascii="Arial" w:hAnsi="Arial" w:eastAsia="Arial" w:cs="Arial"/>
+          <w:b w:val="0"/>
+          <w:i w:val="0"/>
+          <w:sz w:val="22"/>
+        </w:rPr>
+        <w:t xml:space="preserve"> ≤ σ</w:t>
+      </w:r>
+      <w:r>
+        <w:rPr>
+          <w:rFonts w:ascii="Arial" w:hAnsi="Arial" w:eastAsia="Arial" w:cs="Arial"/>
+          <w:b w:val="0"/>
+          <w:i w:val="0"/>
+          <w:sz w:val="22"/>
+          <w:vertAlign w:val="subscript"/>
+        </w:rPr>
+        <w:t>izin</w:t>
+      </w:r>
+      <w:r>
+        <w:rPr>
+          <w:rFonts w:ascii="Arial" w:hAnsi="Arial" w:eastAsia="Arial" w:cs="Arial"/>
+          <w:b w:val="0"/>
+          <w:i w:val="0"/>
+          <w:sz w:val="22"/>
+        </w:rPr>
+        <w:t xml:space="preserve"> adalah...</w:t>
       </w:r>
     </w:p>
     <w:p>
@@ -14543,7 +16728,45 @@
           <w:i w:val="0"/>
           <w:sz w:val="21"/>
         </w:rPr>
-        <w:t>(A) h_req = 6·F·L/(b·σ_izin)</w:t>
+        <w:t>(A) h</w:t>
+      </w:r>
+      <w:r>
+        <w:rPr>
+          <w:rFonts w:ascii="Arial" w:hAnsi="Arial" w:eastAsia="Arial" w:cs="Arial"/>
+          <w:b w:val="0"/>
+          <w:i w:val="0"/>
+          <w:sz w:val="21"/>
+          <w:vertAlign w:val="subscript"/>
+        </w:rPr>
+        <w:t>req</w:t>
+      </w:r>
+      <w:r>
+        <w:rPr>
+          <w:rFonts w:ascii="Arial" w:hAnsi="Arial" w:eastAsia="Arial" w:cs="Arial"/>
+          <w:b w:val="0"/>
+          <w:i w:val="0"/>
+          <w:sz w:val="21"/>
+        </w:rPr>
+        <w:t xml:space="preserve"> = 6·F·L/(b·σ</w:t>
+      </w:r>
+      <w:r>
+        <w:rPr>
+          <w:rFonts w:ascii="Arial" w:hAnsi="Arial" w:eastAsia="Arial" w:cs="Arial"/>
+          <w:b w:val="0"/>
+          <w:i w:val="0"/>
+          <w:sz w:val="21"/>
+          <w:vertAlign w:val="subscript"/>
+        </w:rPr>
+        <w:t>izin</w:t>
+      </w:r>
+      <w:r>
+        <w:rPr>
+          <w:rFonts w:ascii="Arial" w:hAnsi="Arial" w:eastAsia="Arial" w:cs="Arial"/>
+          <w:b w:val="0"/>
+          <w:i w:val="0"/>
+          <w:sz w:val="21"/>
+        </w:rPr>
+        <w:t>)</w:t>
       </w:r>
     </w:p>
     <w:p>
@@ -14567,7 +16790,45 @@
           <w:i w:val="0"/>
           <w:sz w:val="21"/>
         </w:rPr>
-        <w:t>(B) h_req = √(6·F·L/(b·σ_izin))</w:t>
+        <w:t>(B) h</w:t>
+      </w:r>
+      <w:r>
+        <w:rPr>
+          <w:rFonts w:ascii="Arial" w:hAnsi="Arial" w:eastAsia="Arial" w:cs="Arial"/>
+          <w:b w:val="0"/>
+          <w:i w:val="0"/>
+          <w:sz w:val="21"/>
+          <w:vertAlign w:val="subscript"/>
+        </w:rPr>
+        <w:t>req</w:t>
+      </w:r>
+      <w:r>
+        <w:rPr>
+          <w:rFonts w:ascii="Arial" w:hAnsi="Arial" w:eastAsia="Arial" w:cs="Arial"/>
+          <w:b w:val="0"/>
+          <w:i w:val="0"/>
+          <w:sz w:val="21"/>
+        </w:rPr>
+        <w:t xml:space="preserve"> = √(6·F·L/(b·σ</w:t>
+      </w:r>
+      <w:r>
+        <w:rPr>
+          <w:rFonts w:ascii="Arial" w:hAnsi="Arial" w:eastAsia="Arial" w:cs="Arial"/>
+          <w:b w:val="0"/>
+          <w:i w:val="0"/>
+          <w:sz w:val="21"/>
+          <w:vertAlign w:val="subscript"/>
+        </w:rPr>
+        <w:t>izin</w:t>
+      </w:r>
+      <w:r>
+        <w:rPr>
+          <w:rFonts w:ascii="Arial" w:hAnsi="Arial" w:eastAsia="Arial" w:cs="Arial"/>
+          <w:b w:val="0"/>
+          <w:i w:val="0"/>
+          <w:sz w:val="21"/>
+        </w:rPr>
+        <w:t>))</w:t>
       </w:r>
     </w:p>
     <w:p>
@@ -14591,7 +16852,36 @@
           <w:i w:val="0"/>
           <w:sz w:val="21"/>
         </w:rPr>
-        <w:t>(C) h_req = (F·L³/(3·E·b))^(1/3)</w:t>
+        <w:t>(C) h</w:t>
+      </w:r>
+      <w:r>
+        <w:rPr>
+          <w:rFonts w:ascii="Arial" w:hAnsi="Arial" w:eastAsia="Arial" w:cs="Arial"/>
+          <w:b w:val="0"/>
+          <w:i w:val="0"/>
+          <w:sz w:val="21"/>
+          <w:vertAlign w:val="subscript"/>
+        </w:rPr>
+        <w:t>req</w:t>
+      </w:r>
+      <w:r>
+        <w:rPr>
+          <w:rFonts w:ascii="Arial" w:hAnsi="Arial" w:eastAsia="Arial" w:cs="Arial"/>
+          <w:b w:val="0"/>
+          <w:i w:val="0"/>
+          <w:sz w:val="21"/>
+        </w:rPr>
+        <w:t xml:space="preserve"> = (F·L³/(3·E·b))</w:t>
+      </w:r>
+      <w:r>
+        <w:rPr>
+          <w:rFonts w:ascii="Arial" w:hAnsi="Arial" w:eastAsia="Arial" w:cs="Arial"/>
+          <w:b w:val="0"/>
+          <w:i w:val="0"/>
+          <w:sz w:val="21"/>
+          <w:vertAlign w:val="superscript"/>
+        </w:rPr>
+        <w:t>1/3</w:t>
       </w:r>
     </w:p>
     <w:p>
@@ -14615,7 +16905,45 @@
           <w:i w:val="0"/>
           <w:sz w:val="21"/>
         </w:rPr>
-        <w:t>(D) h_req = b·σ_izin/(6·F·L)</w:t>
+        <w:t>(D) h</w:t>
+      </w:r>
+      <w:r>
+        <w:rPr>
+          <w:rFonts w:ascii="Arial" w:hAnsi="Arial" w:eastAsia="Arial" w:cs="Arial"/>
+          <w:b w:val="0"/>
+          <w:i w:val="0"/>
+          <w:sz w:val="21"/>
+          <w:vertAlign w:val="subscript"/>
+        </w:rPr>
+        <w:t>req</w:t>
+      </w:r>
+      <w:r>
+        <w:rPr>
+          <w:rFonts w:ascii="Arial" w:hAnsi="Arial" w:eastAsia="Arial" w:cs="Arial"/>
+          <w:b w:val="0"/>
+          <w:i w:val="0"/>
+          <w:sz w:val="21"/>
+        </w:rPr>
+        <w:t xml:space="preserve"> = b·σ</w:t>
+      </w:r>
+      <w:r>
+        <w:rPr>
+          <w:rFonts w:ascii="Arial" w:hAnsi="Arial" w:eastAsia="Arial" w:cs="Arial"/>
+          <w:b w:val="0"/>
+          <w:i w:val="0"/>
+          <w:sz w:val="21"/>
+          <w:vertAlign w:val="subscript"/>
+        </w:rPr>
+        <w:t>izin</w:t>
+      </w:r>
+      <w:r>
+        <w:rPr>
+          <w:rFonts w:ascii="Arial" w:hAnsi="Arial" w:eastAsia="Arial" w:cs="Arial"/>
+          <w:b w:val="0"/>
+          <w:i w:val="0"/>
+          <w:sz w:val="21"/>
+        </w:rPr>
+        <w:t>/(6·F·L)</w:t>
       </w:r>
     </w:p>
     <w:p>
@@ -14657,7 +16985,45 @@
           <w:i w:val="0"/>
           <w:sz w:val="22"/>
         </w:rPr>
-        <w:t xml:space="preserve"> (lebar sayap B, tinggi H, tebal sayap t_f, tebal badan t_w) terhadap sumbu X adalah...</w:t>
+        <w:t xml:space="preserve"> (lebar sayap B, tinggi H, tebal sayap t</w:t>
+      </w:r>
+      <w:r>
+        <w:rPr>
+          <w:rFonts w:ascii="Arial" w:hAnsi="Arial" w:eastAsia="Arial" w:cs="Arial"/>
+          <w:b w:val="0"/>
+          <w:i w:val="0"/>
+          <w:sz w:val="22"/>
+          <w:vertAlign w:val="subscript"/>
+        </w:rPr>
+        <w:t>f</w:t>
+      </w:r>
+      <w:r>
+        <w:rPr>
+          <w:rFonts w:ascii="Arial" w:hAnsi="Arial" w:eastAsia="Arial" w:cs="Arial"/>
+          <w:b w:val="0"/>
+          <w:i w:val="0"/>
+          <w:sz w:val="22"/>
+        </w:rPr>
+        <w:t>, tebal badan t</w:t>
+      </w:r>
+      <w:r>
+        <w:rPr>
+          <w:rFonts w:ascii="Arial" w:hAnsi="Arial" w:eastAsia="Arial" w:cs="Arial"/>
+          <w:b w:val="0"/>
+          <w:i w:val="0"/>
+          <w:sz w:val="22"/>
+          <w:vertAlign w:val="subscript"/>
+        </w:rPr>
+        <w:t>w</w:t>
+      </w:r>
+      <w:r>
+        <w:rPr>
+          <w:rFonts w:ascii="Arial" w:hAnsi="Arial" w:eastAsia="Arial" w:cs="Arial"/>
+          <w:b w:val="0"/>
+          <w:i w:val="0"/>
+          <w:sz w:val="22"/>
+        </w:rPr>
+        <w:t>) terhadap sumbu X adalah...</w:t>
       </w:r>
     </w:p>
     <w:p>
@@ -14681,7 +17047,26 @@
           <w:i w:val="0"/>
           <w:sz w:val="21"/>
         </w:rPr>
-        <w:t>(A) I_x = B·H³/12</w:t>
+        <w:t>(A) I</w:t>
+      </w:r>
+      <w:r>
+        <w:rPr>
+          <w:rFonts w:ascii="Arial" w:hAnsi="Arial" w:eastAsia="Arial" w:cs="Arial"/>
+          <w:b w:val="0"/>
+          <w:i w:val="0"/>
+          <w:sz w:val="21"/>
+          <w:vertAlign w:val="subscript"/>
+        </w:rPr>
+        <w:t>x</w:t>
+      </w:r>
+      <w:r>
+        <w:rPr>
+          <w:rFonts w:ascii="Arial" w:hAnsi="Arial" w:eastAsia="Arial" w:cs="Arial"/>
+          <w:b w:val="0"/>
+          <w:i w:val="0"/>
+          <w:sz w:val="21"/>
+        </w:rPr>
+        <w:t xml:space="preserve"> = B·H³/12</w:t>
       </w:r>
     </w:p>
     <w:p>
@@ -14705,7 +17090,64 @@
           <w:i w:val="0"/>
           <w:sz w:val="21"/>
         </w:rPr>
-        <w:t>(B) I_x = t_w·H³/12 + 2·B·t_f³/12</w:t>
+        <w:t>(B) I</w:t>
+      </w:r>
+      <w:r>
+        <w:rPr>
+          <w:rFonts w:ascii="Arial" w:hAnsi="Arial" w:eastAsia="Arial" w:cs="Arial"/>
+          <w:b w:val="0"/>
+          <w:i w:val="0"/>
+          <w:sz w:val="21"/>
+          <w:vertAlign w:val="subscript"/>
+        </w:rPr>
+        <w:t>x</w:t>
+      </w:r>
+      <w:r>
+        <w:rPr>
+          <w:rFonts w:ascii="Arial" w:hAnsi="Arial" w:eastAsia="Arial" w:cs="Arial"/>
+          <w:b w:val="0"/>
+          <w:i w:val="0"/>
+          <w:sz w:val="21"/>
+        </w:rPr>
+        <w:t xml:space="preserve"> = t</w:t>
+      </w:r>
+      <w:r>
+        <w:rPr>
+          <w:rFonts w:ascii="Arial" w:hAnsi="Arial" w:eastAsia="Arial" w:cs="Arial"/>
+          <w:b w:val="0"/>
+          <w:i w:val="0"/>
+          <w:sz w:val="21"/>
+          <w:vertAlign w:val="subscript"/>
+        </w:rPr>
+        <w:t>w</w:t>
+      </w:r>
+      <w:r>
+        <w:rPr>
+          <w:rFonts w:ascii="Arial" w:hAnsi="Arial" w:eastAsia="Arial" w:cs="Arial"/>
+          <w:b w:val="0"/>
+          <w:i w:val="0"/>
+          <w:sz w:val="21"/>
+        </w:rPr>
+        <w:t>·H³/12 + 2·B·t</w:t>
+      </w:r>
+      <w:r>
+        <w:rPr>
+          <w:rFonts w:ascii="Arial" w:hAnsi="Arial" w:eastAsia="Arial" w:cs="Arial"/>
+          <w:b w:val="0"/>
+          <w:i w:val="0"/>
+          <w:sz w:val="21"/>
+          <w:vertAlign w:val="subscript"/>
+        </w:rPr>
+        <w:t>f</w:t>
+      </w:r>
+      <w:r>
+        <w:rPr>
+          <w:rFonts w:ascii="Arial" w:hAnsi="Arial" w:eastAsia="Arial" w:cs="Arial"/>
+          <w:b w:val="0"/>
+          <w:i w:val="0"/>
+          <w:sz w:val="21"/>
+        </w:rPr>
+        <w:t>³/12</w:t>
       </w:r>
     </w:p>
     <w:p>
@@ -14729,7 +17171,64 @@
           <w:i w:val="0"/>
           <w:sz w:val="21"/>
         </w:rPr>
-        <w:t>(C) I_x = (B − t_w)(H − 2t_f)³/12</w:t>
+        <w:t>(C) I</w:t>
+      </w:r>
+      <w:r>
+        <w:rPr>
+          <w:rFonts w:ascii="Arial" w:hAnsi="Arial" w:eastAsia="Arial" w:cs="Arial"/>
+          <w:b w:val="0"/>
+          <w:i w:val="0"/>
+          <w:sz w:val="21"/>
+          <w:vertAlign w:val="subscript"/>
+        </w:rPr>
+        <w:t>x</w:t>
+      </w:r>
+      <w:r>
+        <w:rPr>
+          <w:rFonts w:ascii="Arial" w:hAnsi="Arial" w:eastAsia="Arial" w:cs="Arial"/>
+          <w:b w:val="0"/>
+          <w:i w:val="0"/>
+          <w:sz w:val="21"/>
+        </w:rPr>
+        <w:t xml:space="preserve"> = (B − t</w:t>
+      </w:r>
+      <w:r>
+        <w:rPr>
+          <w:rFonts w:ascii="Arial" w:hAnsi="Arial" w:eastAsia="Arial" w:cs="Arial"/>
+          <w:b w:val="0"/>
+          <w:i w:val="0"/>
+          <w:sz w:val="21"/>
+          <w:vertAlign w:val="subscript"/>
+        </w:rPr>
+        <w:t>w</w:t>
+      </w:r>
+      <w:r>
+        <w:rPr>
+          <w:rFonts w:ascii="Arial" w:hAnsi="Arial" w:eastAsia="Arial" w:cs="Arial"/>
+          <w:b w:val="0"/>
+          <w:i w:val="0"/>
+          <w:sz w:val="21"/>
+        </w:rPr>
+        <w:t>)(H − 2t</w:t>
+      </w:r>
+      <w:r>
+        <w:rPr>
+          <w:rFonts w:ascii="Arial" w:hAnsi="Arial" w:eastAsia="Arial" w:cs="Arial"/>
+          <w:b w:val="0"/>
+          <w:i w:val="0"/>
+          <w:sz w:val="21"/>
+          <w:vertAlign w:val="subscript"/>
+        </w:rPr>
+        <w:t>f</w:t>
+      </w:r>
+      <w:r>
+        <w:rPr>
+          <w:rFonts w:ascii="Arial" w:hAnsi="Arial" w:eastAsia="Arial" w:cs="Arial"/>
+          <w:b w:val="0"/>
+          <w:i w:val="0"/>
+          <w:sz w:val="21"/>
+        </w:rPr>
+        <w:t>)³/12</w:t>
       </w:r>
     </w:p>
     <w:p>
@@ -14753,7 +17252,64 @@
           <w:i w:val="0"/>
           <w:sz w:val="21"/>
         </w:rPr>
-        <w:t>(D) I_x = [B·H³ − (B − t_w)(H − 2t_f)³]/12 (persegi luar dikurangi dua rongga sepusat)</w:t>
+        <w:t>(D) I</w:t>
+      </w:r>
+      <w:r>
+        <w:rPr>
+          <w:rFonts w:ascii="Arial" w:hAnsi="Arial" w:eastAsia="Arial" w:cs="Arial"/>
+          <w:b w:val="0"/>
+          <w:i w:val="0"/>
+          <w:sz w:val="21"/>
+          <w:vertAlign w:val="subscript"/>
+        </w:rPr>
+        <w:t>x</w:t>
+      </w:r>
+      <w:r>
+        <w:rPr>
+          <w:rFonts w:ascii="Arial" w:hAnsi="Arial" w:eastAsia="Arial" w:cs="Arial"/>
+          <w:b w:val="0"/>
+          <w:i w:val="0"/>
+          <w:sz w:val="21"/>
+        </w:rPr>
+        <w:t xml:space="preserve"> = [B·H³ − (B − t</w:t>
+      </w:r>
+      <w:r>
+        <w:rPr>
+          <w:rFonts w:ascii="Arial" w:hAnsi="Arial" w:eastAsia="Arial" w:cs="Arial"/>
+          <w:b w:val="0"/>
+          <w:i w:val="0"/>
+          <w:sz w:val="21"/>
+          <w:vertAlign w:val="subscript"/>
+        </w:rPr>
+        <w:t>w</w:t>
+      </w:r>
+      <w:r>
+        <w:rPr>
+          <w:rFonts w:ascii="Arial" w:hAnsi="Arial" w:eastAsia="Arial" w:cs="Arial"/>
+          <w:b w:val="0"/>
+          <w:i w:val="0"/>
+          <w:sz w:val="21"/>
+        </w:rPr>
+        <w:t>)(H − 2t</w:t>
+      </w:r>
+      <w:r>
+        <w:rPr>
+          <w:rFonts w:ascii="Arial" w:hAnsi="Arial" w:eastAsia="Arial" w:cs="Arial"/>
+          <w:b w:val="0"/>
+          <w:i w:val="0"/>
+          <w:sz w:val="21"/>
+          <w:vertAlign w:val="subscript"/>
+        </w:rPr>
+        <w:t>f</w:t>
+      </w:r>
+      <w:r>
+        <w:rPr>
+          <w:rFonts w:ascii="Arial" w:hAnsi="Arial" w:eastAsia="Arial" w:cs="Arial"/>
+          <w:b w:val="0"/>
+          <w:i w:val="0"/>
+          <w:sz w:val="21"/>
+        </w:rPr>
+        <w:t>)³]/12 (persegi luar dikurangi dua rongga sepusat)</w:t>
       </w:r>
     </w:p>
     <w:p>
@@ -14819,7 +17375,26 @@
           <w:i w:val="0"/>
           <w:sz w:val="21"/>
         </w:rPr>
-        <w:t>(A) Part.Face(sketsa.Shape.Wires[0]).MatrixOfInertia.A11 (= I_x untuk profil di bidang XY)</w:t>
+        <w:t>(A) Part.Face(sketsa.Shape.Wires[0]).MatrixOfInertia.A11 (= I</w:t>
+      </w:r>
+      <w:r>
+        <w:rPr>
+          <w:rFonts w:ascii="Arial" w:hAnsi="Arial" w:eastAsia="Arial" w:cs="Arial"/>
+          <w:b w:val="0"/>
+          <w:i w:val="0"/>
+          <w:sz w:val="21"/>
+          <w:vertAlign w:val="subscript"/>
+        </w:rPr>
+        <w:t>x</w:t>
+      </w:r>
+      <w:r>
+        <w:rPr>
+          <w:rFonts w:ascii="Arial" w:hAnsi="Arial" w:eastAsia="Arial" w:cs="Arial"/>
+          <w:b w:val="0"/>
+          <w:i w:val="0"/>
+          <w:sz w:val="21"/>
+        </w:rPr>
+        <w:t xml:space="preserve"> untuk profil di bidang XY)</w:t>
       </w:r>
     </w:p>
     <w:p>
@@ -14924,7 +17499,45 @@
           <w:i w:val="0"/>
           <w:sz w:val="22"/>
         </w:rPr>
-        <w:t>SF = σ_y/σ_izin = 2</w:t>
+        <w:t>SF = σ</w:t>
+      </w:r>
+      <w:r>
+        <w:rPr>
+          <w:rFonts w:ascii="Arial" w:hAnsi="Arial" w:eastAsia="Arial" w:cs="Arial"/>
+          <w:b/>
+          <w:i w:val="0"/>
+          <w:sz w:val="22"/>
+          <w:vertAlign w:val="subscript"/>
+        </w:rPr>
+        <w:t>y</w:t>
+      </w:r>
+      <w:r>
+        <w:rPr>
+          <w:rFonts w:ascii="Arial" w:hAnsi="Arial" w:eastAsia="Arial" w:cs="Arial"/>
+          <w:b/>
+          <w:i w:val="0"/>
+          <w:sz w:val="22"/>
+        </w:rPr>
+        <w:t>/σ</w:t>
+      </w:r>
+      <w:r>
+        <w:rPr>
+          <w:rFonts w:ascii="Arial" w:hAnsi="Arial" w:eastAsia="Arial" w:cs="Arial"/>
+          <w:b/>
+          <w:i w:val="0"/>
+          <w:sz w:val="22"/>
+          <w:vertAlign w:val="subscript"/>
+        </w:rPr>
+        <w:t>izin</w:t>
+      </w:r>
+      <w:r>
+        <w:rPr>
+          <w:rFonts w:ascii="Arial" w:hAnsi="Arial" w:eastAsia="Arial" w:cs="Arial"/>
+          <w:b/>
+          <w:i w:val="0"/>
+          <w:sz w:val="22"/>
+        </w:rPr>
+        <w:t xml:space="preserve"> = 2</w:t>
       </w:r>
       <w:r>
         <w:rPr>
@@ -14981,7 +17594,45 @@
           <w:i w:val="0"/>
           <w:sz w:val="21"/>
         </w:rPr>
-        <w:t>(B) Tegangan izin adalah setengah tegangan luluh; desain diterima bila σ_maks ≤ σ_y/2</w:t>
+        <w:t>(B) Tegangan izin adalah setengah tegangan luluh; desain diterima bila σ</w:t>
+      </w:r>
+      <w:r>
+        <w:rPr>
+          <w:rFonts w:ascii="Arial" w:hAnsi="Arial" w:eastAsia="Arial" w:cs="Arial"/>
+          <w:b w:val="0"/>
+          <w:i w:val="0"/>
+          <w:sz w:val="21"/>
+          <w:vertAlign w:val="subscript"/>
+        </w:rPr>
+        <w:t>maks</w:t>
+      </w:r>
+      <w:r>
+        <w:rPr>
+          <w:rFonts w:ascii="Arial" w:hAnsi="Arial" w:eastAsia="Arial" w:cs="Arial"/>
+          <w:b w:val="0"/>
+          <w:i w:val="0"/>
+          <w:sz w:val="21"/>
+        </w:rPr>
+        <w:t xml:space="preserve"> ≤ σ</w:t>
+      </w:r>
+      <w:r>
+        <w:rPr>
+          <w:rFonts w:ascii="Arial" w:hAnsi="Arial" w:eastAsia="Arial" w:cs="Arial"/>
+          <w:b w:val="0"/>
+          <w:i w:val="0"/>
+          <w:sz w:val="21"/>
+          <w:vertAlign w:val="subscript"/>
+        </w:rPr>
+        <w:t>y</w:t>
+      </w:r>
+      <w:r>
+        <w:rPr>
+          <w:rFonts w:ascii="Arial" w:hAnsi="Arial" w:eastAsia="Arial" w:cs="Arial"/>
+          <w:b w:val="0"/>
+          <w:i w:val="0"/>
+          <w:sz w:val="21"/>
+        </w:rPr>
+        <w:t>/2</w:t>
       </w:r>
     </w:p>
     <w:p>
@@ -15069,7 +17720,64 @@
           <w:i w:val="0"/>
           <w:sz w:val="22"/>
         </w:rPr>
-        <w:t>Spreadsheet h_req dari σ_izin — h_req (mm)</w:t>
+        <w:t>Spreadsheet h</w:t>
+      </w:r>
+      <w:r>
+        <w:rPr>
+          <w:rFonts w:ascii="Arial" w:hAnsi="Arial" w:eastAsia="Arial" w:cs="Arial"/>
+          <w:b w:val="0"/>
+          <w:i w:val="0"/>
+          <w:sz w:val="22"/>
+          <w:vertAlign w:val="subscript"/>
+        </w:rPr>
+        <w:t>req</w:t>
+      </w:r>
+      <w:r>
+        <w:rPr>
+          <w:rFonts w:ascii="Arial" w:hAnsi="Arial" w:eastAsia="Arial" w:cs="Arial"/>
+          <w:b w:val="0"/>
+          <w:i w:val="0"/>
+          <w:sz w:val="22"/>
+        </w:rPr>
+        <w:t xml:space="preserve"> dari σ</w:t>
+      </w:r>
+      <w:r>
+        <w:rPr>
+          <w:rFonts w:ascii="Arial" w:hAnsi="Arial" w:eastAsia="Arial" w:cs="Arial"/>
+          <w:b w:val="0"/>
+          <w:i w:val="0"/>
+          <w:sz w:val="22"/>
+          <w:vertAlign w:val="subscript"/>
+        </w:rPr>
+        <w:t>izin</w:t>
+      </w:r>
+      <w:r>
+        <w:rPr>
+          <w:rFonts w:ascii="Arial" w:hAnsi="Arial" w:eastAsia="Arial" w:cs="Arial"/>
+          <w:b w:val="0"/>
+          <w:i w:val="0"/>
+          <w:sz w:val="22"/>
+        </w:rPr>
+        <w:t xml:space="preserve"> — h</w:t>
+      </w:r>
+      <w:r>
+        <w:rPr>
+          <w:rFonts w:ascii="Arial" w:hAnsi="Arial" w:eastAsia="Arial" w:cs="Arial"/>
+          <w:b w:val="0"/>
+          <w:i w:val="0"/>
+          <w:sz w:val="22"/>
+          <w:vertAlign w:val="subscript"/>
+        </w:rPr>
+        <w:t>req</w:t>
+      </w:r>
+      <w:r>
+        <w:rPr>
+          <w:rFonts w:ascii="Arial" w:hAnsi="Arial" w:eastAsia="Arial" w:cs="Arial"/>
+          <w:b w:val="0"/>
+          <w:i w:val="0"/>
+          <w:sz w:val="22"/>
+        </w:rPr>
+        <w:t xml:space="preserve"> (mm)</w:t>
       </w:r>
       <w:r>
         <w:rPr>
@@ -15134,7 +17842,26 @@
           <w:i w:val="0"/>
           <w:sz w:val="20"/>
         </w:rPr>
-        <w:t>📐 Gambar acuan: tinggi minimum kantilever h_req dari tegangan izin (Spreadsheet). Simbol mengikuti teks tugas; angka dimensi milik Anda muncul setelah masuk.</w:t>
+        <w:t>📐 Gambar acuan: tinggi minimum kantilever h</w:t>
+      </w:r>
+      <w:r>
+        <w:rPr>
+          <w:rFonts w:ascii="Arial" w:hAnsi="Arial" w:eastAsia="Arial" w:cs="Arial"/>
+          <w:b/>
+          <w:i w:val="0"/>
+          <w:sz w:val="20"/>
+          <w:vertAlign w:val="subscript"/>
+        </w:rPr>
+        <w:t>req</w:t>
+      </w:r>
+      <w:r>
+        <w:rPr>
+          <w:rFonts w:ascii="Arial" w:hAnsi="Arial" w:eastAsia="Arial" w:cs="Arial"/>
+          <w:b/>
+          <w:i w:val="0"/>
+          <w:sz w:val="20"/>
+        </w:rPr>
+        <w:t xml:space="preserve"> dari tegangan izin (Spreadsheet). Simbol mengikuti teks tugas; angka dimensi milik Anda muncul setelah masuk.</w:t>
       </w:r>
     </w:p>
     <w:p>
@@ -15425,7 +18152,26 @@
           <w:i w:val="0"/>
           <w:sz w:val="22"/>
         </w:rPr>
-        <w:t>Profil I berpusat di origin — I_x (mm⁴)</w:t>
+        <w:t>Profil I berpusat di origin — I</w:t>
+      </w:r>
+      <w:r>
+        <w:rPr>
+          <w:rFonts w:ascii="Arial" w:hAnsi="Arial" w:eastAsia="Arial" w:cs="Arial"/>
+          <w:b w:val="0"/>
+          <w:i w:val="0"/>
+          <w:sz w:val="22"/>
+          <w:vertAlign w:val="subscript"/>
+        </w:rPr>
+        <w:t>x</w:t>
+      </w:r>
+      <w:r>
+        <w:rPr>
+          <w:rFonts w:ascii="Arial" w:hAnsi="Arial" w:eastAsia="Arial" w:cs="Arial"/>
+          <w:b w:val="0"/>
+          <w:i w:val="0"/>
+          <w:sz w:val="22"/>
+        </w:rPr>
+        <w:t xml:space="preserve"> (mm⁴)</w:t>
       </w:r>
       <w:r>
         <w:rPr>
@@ -15490,7 +18236,26 @@
           <w:i w:val="0"/>
           <w:sz w:val="20"/>
         </w:rPr>
-        <w:t>📐 Gambar acuan: profil I simetris berpusat di titik asal dan momen inersia I_x. Simbol mengikuti teks tugas; angka dimensi milik Anda muncul setelah masuk.</w:t>
+        <w:t>📐 Gambar acuan: profil I simetris berpusat di titik asal dan momen inersia I</w:t>
+      </w:r>
+      <w:r>
+        <w:rPr>
+          <w:rFonts w:ascii="Arial" w:hAnsi="Arial" w:eastAsia="Arial" w:cs="Arial"/>
+          <w:b/>
+          <w:i w:val="0"/>
+          <w:sz w:val="20"/>
+          <w:vertAlign w:val="subscript"/>
+        </w:rPr>
+        <w:t>x</w:t>
+      </w:r>
+      <w:r>
+        <w:rPr>
+          <w:rFonts w:ascii="Arial" w:hAnsi="Arial" w:eastAsia="Arial" w:cs="Arial"/>
+          <w:b/>
+          <w:i w:val="0"/>
+          <w:sz w:val="20"/>
+        </w:rPr>
+        <w:t>. Simbol mengikuti teks tugas; angka dimensi milik Anda muncul setelah masuk.</w:t>
       </w:r>
     </w:p>
     <w:p>
@@ -15548,16 +18313,54 @@
           <w:i w:val="0"/>
           <w:sz w:val="22"/>
         </w:rPr>
-        <w:t xml:space="preserve"> dari aluminium 6061 (σ_y = 240 MPa) sepanjang 420 mm dari poros pivot ke poros roda, dinding 4 mm, beban roda 2 400 N. FEM pertama (Modul 8–9) menunjukkan: </w:t>
-      </w:r>
-      <w:r>
-        <w:rPr>
-          <w:rFonts w:ascii="Arial" w:hAnsi="Arial" w:eastAsia="Arial" w:cs="Arial"/>
-          <w:b/>
-          <w:i w:val="0"/>
-          <w:sz w:val="22"/>
-        </w:rPr>
-        <w:t>σ_vm,maks = 215 MPa</w:t>
+        <w:t xml:space="preserve"> dari aluminium 6061 (σ</w:t>
+      </w:r>
+      <w:r>
+        <w:rPr>
+          <w:rFonts w:ascii="Arial" w:hAnsi="Arial" w:eastAsia="Arial" w:cs="Arial"/>
+          <w:b w:val="0"/>
+          <w:i w:val="0"/>
+          <w:sz w:val="22"/>
+          <w:vertAlign w:val="subscript"/>
+        </w:rPr>
+        <w:t>y</w:t>
+      </w:r>
+      <w:r>
+        <w:rPr>
+          <w:rFonts w:ascii="Arial" w:hAnsi="Arial" w:eastAsia="Arial" w:cs="Arial"/>
+          <w:b w:val="0"/>
+          <w:i w:val="0"/>
+          <w:sz w:val="22"/>
+        </w:rPr>
+        <w:t xml:space="preserve"> = 240 MPa) sepanjang 420 mm dari poros pivot ke poros roda, dinding 4 mm, beban roda 2 400 N. FEM pertama (Modul 8–9) menunjukkan: </w:t>
+      </w:r>
+      <w:r>
+        <w:rPr>
+          <w:rFonts w:ascii="Arial" w:hAnsi="Arial" w:eastAsia="Arial" w:cs="Arial"/>
+          <w:b/>
+          <w:i w:val="0"/>
+          <w:sz w:val="22"/>
+        </w:rPr>
+        <w:t>σ</w:t>
+      </w:r>
+      <w:r>
+        <w:rPr>
+          <w:rFonts w:ascii="Arial" w:hAnsi="Arial" w:eastAsia="Arial" w:cs="Arial"/>
+          <w:b/>
+          <w:i w:val="0"/>
+          <w:sz w:val="22"/>
+          <w:vertAlign w:val="subscript"/>
+        </w:rPr>
+        <w:t>vm,maks</w:t>
+      </w:r>
+      <w:r>
+        <w:rPr>
+          <w:rFonts w:ascii="Arial" w:hAnsi="Arial" w:eastAsia="Arial" w:cs="Arial"/>
+          <w:b/>
+          <w:i w:val="0"/>
+          <w:sz w:val="22"/>
+        </w:rPr>
+        <w:t xml:space="preserve"> = 215 MPa</w:t>
       </w:r>
       <w:r>
         <w:rPr>
@@ -15635,7 +18438,26 @@
           <w:i w:val="0"/>
           <w:sz w:val="22"/>
         </w:rPr>
-        <w:t>, dan model harus parametrik agar varian rangka berikutnya cepat dibuat. Iterasi pertama tim gagal: dinding ditebalkan menjadi 6 mm (massa 3,4 kg), fillet tidak disentuh sehingga σ_maks tetap 200-an MPa, dan lubang penghemat massa dibuat tepat di dekat bahu sehingga tegangan naik lagi.</w:t>
+        <w:t>, dan model harus parametrik agar varian rangka berikutnya cepat dibuat. Iterasi pertama tim gagal: dinding ditebalkan menjadi 6 mm (massa 3,4 kg), fillet tidak disentuh sehingga σ</w:t>
+      </w:r>
+      <w:r>
+        <w:rPr>
+          <w:rFonts w:ascii="Arial" w:hAnsi="Arial" w:eastAsia="Arial" w:cs="Arial"/>
+          <w:b w:val="0"/>
+          <w:i w:val="0"/>
+          <w:sz w:val="22"/>
+          <w:vertAlign w:val="subscript"/>
+        </w:rPr>
+        <w:t>maks</w:t>
+      </w:r>
+      <w:r>
+        <w:rPr>
+          <w:rFonts w:ascii="Arial" w:hAnsi="Arial" w:eastAsia="Arial" w:cs="Arial"/>
+          <w:b w:val="0"/>
+          <w:i w:val="0"/>
+          <w:sz w:val="22"/>
+        </w:rPr>
+        <w:t xml:space="preserve"> tetap 200-an MPa, dan lubang penghemat massa dibuat tepat di dekat bahu sehingga tegangan naik lagi.</w:t>
       </w:r>
     </w:p>
     <w:p>
@@ -15782,7 +18604,26 @@
           <w:i w:val="0"/>
           <w:sz w:val="22"/>
         </w:rPr>
-        <w:t>Bagaimana Spreadsheet, penampang, dan pilihan material menutup iterasi dengan SF ≥ 2, δ ≤ δ_izin, dan massa ≤ 2,0 kg?</w:t>
+        <w:t>Bagaimana Spreadsheet, penampang, dan pilihan material menutup iterasi dengan SF ≥ 2, δ ≤ δ</w:t>
+      </w:r>
+      <w:r>
+        <w:rPr>
+          <w:rFonts w:ascii="Arial" w:hAnsi="Arial" w:eastAsia="Arial" w:cs="Arial"/>
+          <w:b w:val="0"/>
+          <w:i w:val="0"/>
+          <w:sz w:val="22"/>
+          <w:vertAlign w:val="subscript"/>
+        </w:rPr>
+        <w:t>izin</w:t>
+      </w:r>
+      <w:r>
+        <w:rPr>
+          <w:rFonts w:ascii="Arial" w:hAnsi="Arial" w:eastAsia="Arial" w:cs="Arial"/>
+          <w:b w:val="0"/>
+          <w:i w:val="0"/>
+          <w:sz w:val="22"/>
+        </w:rPr>
+        <w:t>, dan massa ≤ 2,0 kg?</w:t>
       </w:r>
     </w:p>
     <w:p>

--- a/Pemodelan-Computer-Aided-Design/Modul-Word/Modul-10-Optimasi-Desain-Pasca-Simulasi.docx
+++ b/Pemodelan-Computer-Aided-Design/Modul-Word/Modul-10-Optimasi-Desain-Pasca-Simulasi.docx
@@ -10633,7 +10633,7 @@
           <w:i w:val="0"/>
           <w:sz w:val="21"/>
         </w:rPr>
-        <w:t xml:space="preserve"> (Material Editor) mengisi ρ, E, dan ν sekaligus untuk bacaan massa dan untuk FEM; ganti material di satu tempat, lalu Analysis memakai nilai yang sama. Untuk substitusi aluminium, tinggi diikat ekspresi =Spreadsheet.h * pow(Spreadsheet.E_st / Spreadsheet.E_Al; 1/3) agar E·I tetap saat material berganti.</w:t>
+        <w:t xml:space="preserve"> (Material Editor) mengisi ρ, E, dan ν sekaligus untuk bacaan massa dan untuk FEM; ganti material di satu tempat, lalu Analysis memakai nilai yang sama. Untuk substitusi aluminium, tinggi diikat ekspresi =Spreadsheet.tinggi * pow(Spreadsheet.E_st / Spreadsheet.E_Al; 1/3) agar E·I tetap saat material berganti.</w:t>
       </w:r>
     </w:p>
     <w:p>
@@ -10872,7 +10872,7 @@
                 <w:i w:val="0"/>
                 <w:sz w:val="18"/>
               </w:rPr>
-              <w:t>F</w:t>
+              <w:t>gaya</w:t>
             </w:r>
           </w:p>
         </w:tc>
@@ -11222,7 +11222,7 @@
                 <w:i w:val="0"/>
                 <w:sz w:val="18"/>
               </w:rPr>
-              <w:t>=sqrt(6*F*L/(b*sigma_izin))</w:t>
+              <w:t>=sqrt(6*gaya*L/(b*sigma_izin))</w:t>
             </w:r>
           </w:p>
         </w:tc>
@@ -11281,7 +11281,7 @@
                 <w:i w:val="0"/>
                 <w:sz w:val="18"/>
               </w:rPr>
-              <w:t>h</w:t>
+              <w:t>tinggi</w:t>
             </w:r>
           </w:p>
         </w:tc>
@@ -11378,7 +11378,7 @@
                 <w:i w:val="0"/>
                 <w:sz w:val="18"/>
               </w:rPr>
-              <w:t>=4*F*L^3/(210000*b*h^3)</w:t>
+              <w:t>=4*gaya*L^3/(210000*b*tinggi^3)</w:t>
             </w:r>
           </w:p>
         </w:tc>
@@ -11456,7 +11456,7 @@
                 <w:i w:val="0"/>
                 <w:sz w:val="18"/>
               </w:rPr>
-              <w:t>=7.85e-3*L*b*h</w:t>
+              <w:t>=7.85e-3*L*b*tinggi</w:t>
             </w:r>
           </w:p>
         </w:tc>
@@ -11768,7 +11768,7 @@
           <w:i w:val="0"/>
           <w:sz w:val="21"/>
         </w:rPr>
-        <w:t xml:space="preserve"> empat slider berperan sebagai alias Spreadsheet B, H, t_f, t_w; profil I di kiri menghitung ulang I</w:t>
+        <w:t xml:space="preserve"> empat slider berperan sebagai alias Spreadsheet B, Htot, t_f, t_w; profil I di kiri menghitung ulang I</w:t>
       </w:r>
       <w:r>
         <w:rPr>
@@ -13554,7 +13554,7 @@
           <w:i w:val="0"/>
           <w:sz w:val="17"/>
         </w:rPr>
-        <w:t>for baris, (alias, nilai) in enumerate([("F", 800), ("L", 240), ("b", 20), ("sigma_izin", 125)], start=1):</w:t>
+        <w:t>for baris, (alias, nilai) in enumerate([("gaya", 800), ("L", 240), ("b", 20), ("sigma_izin", 125)], start=1):</w:t>
       </w:r>
       <w:r>
         <w:br/>
@@ -13578,7 +13578,7 @@
           <w:i w:val="0"/>
           <w:sz w:val="17"/>
         </w:rPr>
-        <w:t>sh.set("A5", "h_req"); sh.set("B5", "=sqrt(6*F*L/(b*sigma_izin))"); sh.setAlias("B5", "h_req")</w:t>
+        <w:t>sh.set("A5", "h_req"); sh.set("B5", "=sqrt(6*gaya*L/(b*sigma_izin))"); sh.setAlias("B5", "h_req")</w:t>
       </w:r>
       <w:r>
         <w:br/>
@@ -14368,7 +14368,7 @@
           <w:i w:val="0"/>
           <w:sz w:val="20"/>
         </w:rPr>
-        <w:t>Gambar 7 — Gambar kerja braket L iteratif: ukuran awal dan parameter yang diubah tiap langkah. Satuan mm; gaya dalam N dan tegangan dalam MPa. Kiri: profil L yang disketsa pada langkah 1 (braket 100 × 80, tebal t = 8) dengan fillet sudut dalam r = 2 yang dinaikkan menjadi 6 lalu 10 pada langkah 3 (busur merah muda), Fixed di muka kaki berlubang, dan F = 2000 N di tepi kaki tegak (langkah 2). Tengah: sketsa rusuk langkah 4 pada bidang tengah, kaki 40 × hr dengan hr = 20 lalu 30, Pad 5 simetris. Kanan: hasil Pad selebar 50 dengan lubang baut 2 × ⌀9 dan lubang ⌀d langkah 5 (15 → 20 → 25); langkah tidak menetapkan letak kedua jenis lubang itu, jadi posisinya tidak diberi ukuran. Nomor bulat di bawah merujuk nomor langkah.</w:t>
+        <w:t>Gambar 7 — Gambar kerja braket L iteratif: ukuran awal dan parameter yang diubah tiap langkah. Satuan mm; gaya dalam N dan tegangan dalam MPa. Kiri: profil L yang disketsa pada langkah 1 (braket 100 × 80, tebal t = 8) dengan fillet sudut dalam r = 2 yang dinaikkan menjadi 6 lalu 10 pada langkah 3 (busur merah muda), Fixed di muka kaki berlubang, dan F = 1000 N di tepi kaki tegak (langkah 2). Tengah: sketsa rusuk langkah 4 pada bidang tengah, kaki 40 × hr dengan hr = 20 lalu 30, Pad 5 simetris. Kanan: hasil Pad selebar 50 dengan lubang baut 2 × ⌀9 dan lubang ⌀d langkah 5 (15 → 20 → 25); langkah tidak menetapkan letak kedua jenis lubang itu, jadi posisinya tidak diberi ukuran. Nomor bulat di bawah merujuk nomor langkah.</w:t>
       </w:r>
     </w:p>
     <w:p>
@@ -14401,7 +14401,7 @@
           <w:i w:val="0"/>
           <w:sz w:val="22"/>
         </w:rPr>
-        <w:t>Spreadsheet: alias t = 8, r = 2, hr = 0, d = 0, F = 2000. Body: braket L 100 × 80 (lebar 50) dengan Sketch tebal =Spreadsheet.t, lubang baut 2 × ⌀9 di kaki, fillet sudut dalam radius =Spreadsheet.r. Recompute, catat massa baja (Volume × 7,85×10⁻³).</w:t>
+        <w:t>Spreadsheet: alias tebal = 8, r = 2, hr = 0, d = 0, gaya = 1000 (jangan memakai t atau F: FreeCAD menolaknya sebagai alias karena sama dengan satuan ton dan farad). Body: braket L 100 × 80 (lebar 50) dengan Sketch tebal =Spreadsheet.tebal, lubang baut 2 × ⌀9 di kaki, fillet sudut dalam radius =Spreadsheet.r. Recompute, catat massa baja (Volume × 7,85×10⁻³).</w:t>
       </w:r>
     </w:p>
     <w:p>
@@ -14434,7 +14434,7 @@
           <w:i w:val="0"/>
           <w:sz w:val="22"/>
         </w:rPr>
-        <w:t>FEM Workbench (Modul 8): Analysis, material Steel, mesh Gmsh 3 mm, Fixed di muka kaki berlubang, Force F pada tepi kaki tegak, solve CalculiX. Catat σ</w:t>
+        <w:t>FEM Workbench (Modul 8): Analysis, material Steel, mesh Gmsh 3 mm, Fixed di muka kaki berlubang, Force =Spreadsheet.gaya pada tepi kaki tegak, solve CalculiX. Catat σ</w:t>
       </w:r>
       <w:r>
         <w:rPr>
@@ -14562,7 +14562,26 @@
           <w:i w:val="0"/>
           <w:sz w:val="22"/>
         </w:rPr>
-        <w:t xml:space="preserve"> ≥ 2.</w:t>
+        <w:t xml:space="preserve"> ≥ 2 (pada gaya = 1000 N dan tebal = 8 mm, r = 10 memberi σ</w:t>
+      </w:r>
+      <w:r>
+        <w:rPr>
+          <w:rFonts w:ascii="Arial" w:hAnsi="Arial" w:eastAsia="Arial" w:cs="Arial"/>
+          <w:b w:val="0"/>
+          <w:i w:val="0"/>
+          <w:sz w:val="22"/>
+          <w:vertAlign w:val="subscript"/>
+        </w:rPr>
+        <w:t>maks</w:t>
+      </w:r>
+      <w:r>
+        <w:rPr>
+          <w:rFonts w:ascii="Arial" w:hAnsi="Arial" w:eastAsia="Arial" w:cs="Arial"/>
+          <w:b w:val="0"/>
+          <w:i w:val="0"/>
+          <w:sz w:val="22"/>
+        </w:rPr>
+        <w:t xml:space="preserve"> ≈ 125 MPa; bila SF masih &lt; 2, perbesar r atau tebal).</w:t>
       </w:r>
     </w:p>
     <w:p>
@@ -14614,7 +14633,7 @@
           <w:i w:val="0"/>
           <w:sz w:val="22"/>
         </w:rPr>
-        <w:t xml:space="preserve"> &gt; 0,4 mm: sketsa segitiga rusuk pada bidang tengah (kaki 40 × hr), Pad 5 mm simetris; ubah hr = 20 → 30. Catat δ turun (Bagian 03) dan σ baru di pertemuan rusuk–pelat; beri fillet 2 mm di sana.</w:t>
+        <w:t xml:space="preserve"> &gt; 0,25 mm: sketsa segitiga rusuk pada bidang tengah (kaki 40 × hr), Pad 5 mm simetris; ubah hr = 20 → 30. Catat δ turun (Bagian 03) dan σ baru di pertemuan rusuk–pelat; beri fillet 2 mm di sana.</w:t>
       </w:r>
     </w:p>
     <w:p>
@@ -14699,7 +14718,7 @@
           <w:i w:val="0"/>
           <w:sz w:val="22"/>
         </w:rPr>
-        <w:t>Duplikat dokumen; material Aluminium, tebal =Spreadsheet.t * pow(3; 1/3). Solve: δ hampir sama, massa ≈ setengah, periksa σ</w:t>
+        <w:t>Duplikat dokumen; material Aluminium, tebal =Spreadsheet.tebal * pow(3; 1/3). Solve: δ hampir sama, massa ≈ setengah, periksa σ</w:t>
       </w:r>
       <w:r>
         <w:rPr>
@@ -14751,7 +14770,7 @@
           <w:i w:val="0"/>
           <w:sz w:val="22"/>
         </w:rPr>
-        <w:t>Lengkapi tabel iterasi (r, hr, d, material, σ, δ, massa, SF); pilih desain dengan SF ≥ 2, δ ≤ 0,4 mm, massa terkecil. Ctrl+S → Latihan10_NIM.FCStd.</w:t>
+        <w:t>Lengkapi tabel iterasi (r, hr, d, material, σ, δ, massa, SF); pilih desain dengan SF ≥ 2, δ ≤ 0,25 mm, massa terkecil; bila belum ada kombinasi yang memenuhi keduanya, catat kombinasi terbaik dan usulkan perbaikan (mis. fillet pertemuan rusuk, tebal lebih besar). Ctrl+S → Latihan10_NIM.FCStd.</w:t>
       </w:r>
     </w:p>
     <w:p>
@@ -14919,7 +14938,7 @@
                 <w:i w:val="0"/>
                 <w:sz w:val="18"/>
               </w:rPr>
-              <w:t>Model tidak berubah setelah sel diedit</w:t>
+              <w:t>“Invalid alias” padahal nama sudah benar (mis. t, F, h, H)</w:t>
             </w:r>
           </w:p>
         </w:tc>
@@ -14938,7 +14957,7 @@
                 <w:i w:val="0"/>
                 <w:sz w:val="18"/>
               </w:rPr>
-              <w:t>Belum recompute</w:t>
+              <w:t>Alias sama dengan nama satuan FreeCAD: t = ton, F = farad, h = jam, H = henry (juga T, W, N, M, K, m, l, A, V, S, G, g, e, s)</w:t>
             </w:r>
           </w:p>
         </w:tc>
@@ -14957,7 +14976,7 @@
                 <w:i w:val="0"/>
                 <w:sz w:val="18"/>
               </w:rPr>
-              <w:t>Ctrl+R (Std Refresh); pastikan ikon fitur tidak biru-tanda</w:t>
+              <w:t>Pakai nama lebih panjang: tebal, gaya, tinggi, Htot; lalu tulis ekspresi dengan nama itu</w:t>
             </w:r>
           </w:p>
         </w:tc>
@@ -14978,6 +14997,65 @@
                 <w:i w:val="0"/>
                 <w:sz w:val="18"/>
               </w:rPr>
+              <w:t>Model tidak berubah setelah sel diedit</w:t>
+            </w:r>
+          </w:p>
+        </w:tc>
+        <w:tc>
+          <w:tcPr>
+            <w:tcW w:type="dxa" w:w="2929"/>
+          </w:tcPr>
+          <w:p>
+            <w:pPr>
+              <w:spacing w:after="0"/>
+            </w:pPr>
+            <w:r>
+              <w:rPr>
+                <w:rFonts w:ascii="Arial" w:hAnsi="Arial" w:eastAsia="Arial" w:cs="Arial"/>
+                <w:b w:val="0"/>
+                <w:i w:val="0"/>
+                <w:sz w:val="18"/>
+              </w:rPr>
+              <w:t>Belum recompute</w:t>
+            </w:r>
+          </w:p>
+        </w:tc>
+        <w:tc>
+          <w:tcPr>
+            <w:tcW w:type="dxa" w:w="2929"/>
+          </w:tcPr>
+          <w:p>
+            <w:pPr>
+              <w:spacing w:after="0"/>
+            </w:pPr>
+            <w:r>
+              <w:rPr>
+                <w:rFonts w:ascii="Arial" w:hAnsi="Arial" w:eastAsia="Arial" w:cs="Arial"/>
+                <w:b w:val="0"/>
+                <w:i w:val="0"/>
+                <w:sz w:val="18"/>
+              </w:rPr>
+              <w:t>Ctrl+R (Std Refresh); pastikan ikon fitur tidak biru-tanda</w:t>
+            </w:r>
+          </w:p>
+        </w:tc>
+      </w:tr>
+      <w:tr>
+        <w:tc>
+          <w:tcPr>
+            <w:tcW w:type="dxa" w:w="2929"/>
+          </w:tcPr>
+          <w:p>
+            <w:pPr>
+              <w:spacing w:after="0"/>
+            </w:pPr>
+            <w:r>
+              <w:rPr>
+                <w:rFonts w:ascii="Arial" w:hAnsi="Arial" w:eastAsia="Arial" w:cs="Arial"/>
+                <w:b w:val="0"/>
+                <w:i w:val="0"/>
+                <w:sz w:val="18"/>
+              </w:rPr>
               <w:t>Fillet gagal setelah r diperbesar</w:t>
             </w:r>
           </w:p>
@@ -15016,7 +15094,7 @@
                 <w:i w:val="0"/>
                 <w:sz w:val="18"/>
               </w:rPr>
-              <w:t>Batasi r di Spreadsheet: =min(r; t/2 − 0.5)</w:t>
+              <w:t>Batasi r di Spreadsheet: =min(r; tebal/2 − 0.5)</w:t>
             </w:r>
           </w:p>
         </w:tc>
@@ -16618,7 +16696,7 @@
           <w:i w:val="0"/>
           <w:sz w:val="21"/>
         </w:rPr>
-        <w:t>(C) Memberi nama sel (mis. F, L, h_req) agar dapat dirujuk ekspresi di properti fitur atau konstrain sketsa, seperti =Spreadsheet.h_req</w:t>
+        <w:t>(C) Memberi nama sel (mis. gaya, L, h_req) agar dapat dirujuk ekspresi di properti fitur atau konstrain sketsa, seperti =Spreadsheet.h_req</w:t>
       </w:r>
     </w:p>
     <w:p>

--- a/Pemodelan-Computer-Aided-Design/Modul-Word/Modul-10-Optimasi-Desain-Pasca-Simulasi.docx
+++ b/Pemodelan-Computer-Aided-Design/Modul-Word/Modul-10-Optimasi-Desain-Pasca-Simulasi.docx
@@ -14368,7 +14368,7 @@
           <w:i w:val="0"/>
           <w:sz w:val="20"/>
         </w:rPr>
-        <w:t>Gambar 7 — Gambar kerja braket L iteratif: ukuran awal dan parameter yang diubah tiap langkah. Satuan mm; gaya dalam N dan tegangan dalam MPa. Kiri: profil L yang disketsa pada langkah 1 (braket 100 × 80, tebal t = 8) dengan fillet sudut dalam r = 2 yang dinaikkan menjadi 6 lalu 10 pada langkah 3 (busur merah muda), Fixed di muka kaki berlubang, dan F = 1000 N di tepi kaki tegak (langkah 2). Tengah: sketsa rusuk langkah 4 pada bidang tengah, kaki 40 × hr dengan hr = 20 lalu 30, Pad 5 simetris. Kanan: hasil Pad selebar 50 dengan lubang baut 2 × ⌀9 dan lubang ⌀d langkah 5 (15 → 20 → 25); langkah tidak menetapkan letak kedua jenis lubang itu, jadi posisinya tidak diberi ukuran. Nomor bulat di bawah merujuk nomor langkah.</w:t>
+        <w:t>Gambar 7 — Gambar kerja braket L iteratif: ukuran awal dan parameter yang diubah tiap langkah. Satuan mm; gaya dalam N dan tegangan dalam MPa. Kiri: profil L yang disketsa pada langkah 1 (braket 100 × 80, tebal t = 8) dengan fillet sudut dalam r = 2 yang dinaikkan menjadi 6 lalu 10 pada langkah 3 (busur merah muda), Fixed di muka kaki berlubang, dan F = 900 N di tepi kaki tegak (langkah 2). Tengah: sketsa rusuk langkah 4 pada bidang tengah, kaki 40 × hr dengan hr = 20 lalu 30, Pad 5 simetris. Kanan: hasil Pad selebar 50 dengan lubang baut 2 × ⌀9 dan lubang ⌀d langkah 5 (15 → 20 → 25); langkah tidak menetapkan letak kedua jenis lubang itu, jadi posisinya tidak diberi ukuran. Nomor bulat di bawah merujuk nomor langkah.</w:t>
       </w:r>
     </w:p>
     <w:p>
@@ -14401,7 +14401,7 @@
           <w:i w:val="0"/>
           <w:sz w:val="22"/>
         </w:rPr>
-        <w:t>Spreadsheet: alias tebal = 8, r = 2, hr = 0, d = 0, gaya = 1000 (jangan memakai t atau F: FreeCAD menolaknya sebagai alias karena sama dengan satuan ton dan farad). Body: braket L 100 × 80 (lebar 50) dengan Sketch tebal =Spreadsheet.tebal, lubang baut 2 × ⌀9 di kaki, fillet sudut dalam radius =Spreadsheet.r. Recompute, catat massa baja (Volume × 7,85×10⁻³).</w:t>
+        <w:t>Spreadsheet: alias tebal = 8, r = 2, hr = 0, d = 0, gaya = 900 (jangan memakai t atau F: FreeCAD menolaknya sebagai alias karena sama dengan satuan ton dan farad). Body: braket L 100 × 80 (lebar 50) dengan Sketch tebal =Spreadsheet.tebal, lubang baut 2 × ⌀9 di kaki, fillet sudut dalam radius =Spreadsheet.r. Recompute, catat massa baja (Volume × 7,85×10⁻³).</w:t>
       </w:r>
     </w:p>
     <w:p>
@@ -14562,7 +14562,7 @@
           <w:i w:val="0"/>
           <w:sz w:val="22"/>
         </w:rPr>
-        <w:t xml:space="preserve"> ≥ 2 (pada gaya = 1000 N dan tebal = 8 mm, r = 10 memberi σ</w:t>
+        <w:t xml:space="preserve"> ≥ 2 (pada gaya = 900 N dan tebal = 8 mm, r = 10 memberi σ</w:t>
       </w:r>
       <w:r>
         <w:rPr>
@@ -14581,7 +14581,7 @@
           <w:i w:val="0"/>
           <w:sz w:val="22"/>
         </w:rPr>
-        <w:t xml:space="preserve"> ≈ 125 MPa; bila SF masih &lt; 2, perbesar r atau tebal).</w:t>
+        <w:t xml:space="preserve"> ≈ 113 MPa dan SF ≈ 2,2, sedangkan r = 6 baru SF ≈ 1,9; bila SF masih &lt; 2, perbesar r atau tebal).</w:t>
       </w:r>
     </w:p>
     <w:p>
@@ -14633,7 +14633,26 @@
           <w:i w:val="0"/>
           <w:sz w:val="22"/>
         </w:rPr>
-        <w:t xml:space="preserve"> &gt; 0,25 mm: sketsa segitiga rusuk pada bidang tengah (kaki 40 × hr), Pad 5 mm simetris; ubah hr = 20 → 30. Catat δ turun (Bagian 03) dan σ baru di pertemuan rusuk–pelat; beri fillet 2 mm di sana.</w:t>
+        <w:t xml:space="preserve"> &gt; 0,20 mm: sketsa segitiga rusuk pada bidang tengah (kaki 40 × hr), Pad 5 mm simetris; ubah hr = 20 → 30. Catat δ turun (Bagian 03). Di pertemuan rusuk–pelat tegangan naik lagi; beri fillet 5 mm di sana, lalu haluskan mesh dua kali (mis. 4 → 3 → 2,4 mm) dan catat σ</w:t>
+      </w:r>
+      <w:r>
+        <w:rPr>
+          <w:rFonts w:ascii="Arial" w:hAnsi="Arial" w:eastAsia="Arial" w:cs="Arial"/>
+          <w:b w:val="0"/>
+          <w:i w:val="0"/>
+          <w:sz w:val="22"/>
+          <w:vertAlign w:val="subscript"/>
+        </w:rPr>
+        <w:t>maks</w:t>
+      </w:r>
+      <w:r>
+        <w:rPr>
+          <w:rFonts w:ascii="Arial" w:hAnsi="Arial" w:eastAsia="Arial" w:cs="Arial"/>
+          <w:b w:val="0"/>
+          <w:i w:val="0"/>
+          <w:sz w:val="22"/>
+        </w:rPr>
+        <w:t xml:space="preserve"> hanya bila perubahannya &lt; 5 %. Di sudut tajam tanpa fillet σ terus naik saat mesh dihaluskan (singularitas), jadi angkanya tidak boleh dipakai.</w:t>
       </w:r>
     </w:p>
     <w:p>
@@ -14770,7 +14789,7 @@
           <w:i w:val="0"/>
           <w:sz w:val="22"/>
         </w:rPr>
-        <w:t>Lengkapi tabel iterasi (r, hr, d, material, σ, δ, massa, SF); pilih desain dengan SF ≥ 2, δ ≤ 0,25 mm, massa terkecil; bila belum ada kombinasi yang memenuhi keduanya, catat kombinasi terbaik dan usulkan perbaikan (mis. fillet pertemuan rusuk, tebal lebih besar). Ctrl+S → Latihan10_NIM.FCStd.</w:t>
+        <w:t>Lengkapi tabel iterasi (r, hr, d, material, σ, δ, massa, SF); pilih desain dengan SF ≥ 2, δ ≤ 0,20 mm, massa terkecil; bila belum ada kombinasi yang memenuhi keduanya, catat kombinasi terbaik dan usulkan perbaikan (mis. fillet pertemuan rusuk, tebal lebih besar). Ctrl+S → Latihan10_NIM.FCStd.</w:t>
       </w:r>
     </w:p>
     <w:p>

--- a/Pemodelan-Computer-Aided-Design/Modul-Word/Modul-10-Optimasi-Desain-Pasca-Simulasi.docx
+++ b/Pemodelan-Computer-Aided-Design/Modul-Word/Modul-10-Optimasi-Desain-Pasca-Simulasi.docx
@@ -14368,7 +14368,7 @@
           <w:i w:val="0"/>
           <w:sz w:val="20"/>
         </w:rPr>
-        <w:t>Gambar 7 — Gambar kerja braket L iteratif: ukuran awal dan parameter yang diubah tiap langkah. Satuan mm; gaya dalam N dan tegangan dalam MPa. Kiri: profil L yang disketsa pada langkah 1 (braket 100 × 80, tebal t = 8) dengan fillet sudut dalam r = 2 yang dinaikkan menjadi 6 lalu 10 pada langkah 3 (busur merah muda), Fixed di muka kaki berlubang, dan F = 900 N di tepi kaki tegak (langkah 2). Tengah: sketsa rusuk langkah 4 pada bidang tengah, kaki 40 × hr dengan hr = 20 lalu 30, Pad 5 simetris. Kanan: hasil Pad selebar 50 dengan lubang baut 2 × ⌀9 dan lubang ⌀d langkah 5 (15 → 20 → 25); langkah tidak menetapkan letak kedua jenis lubang itu, jadi posisinya tidak diberi ukuran. Nomor bulat di bawah merujuk nomor langkah.</w:t>
+        <w:t>Gambar 7 — Gambar kerja braket L iteratif: ukuran awal dan parameter yang diubah tiap langkah. Satuan mm; gaya dalam N dan tegangan dalam MPa. Kiri: profil L yang disketsa pada langkah 1 (braket 100 × 80, tebal t = 8) dengan fillet sudut dalam r = 2 yang dinaikkan menjadi 6 lalu 10 pada langkah 3 (busur merah muda), Fixed di muka kaki berlubang, dan F = 900 N di tepi kaki tegak (langkah 2). Tengah: sketsa rusuk langkah 4 pada bidang tengah, kaki 40 × hr dengan hr = 20 lalu 30, Pad 5 simetris. Kanan: hasil Pad selebar 50 dengan lubang baut 2 × ⌀9 dan lubang ⌀d langkah 5 (15 → 20 → 25); letak kedua jenis lubang ditulis di teks langkah (baut di x 70, y 12,5 dan 37,5; ⌀d di y 25, z 50). Nomor bulat di bawah merujuk nomor langkah.</w:t>
       </w:r>
     </w:p>
     <w:p>
@@ -14401,7 +14401,25 @@
           <w:i w:val="0"/>
           <w:sz w:val="22"/>
         </w:rPr>
-        <w:t>Spreadsheet: alias tebal = 8, r = 2, hr = 0, d = 0, gaya = 900 (jangan memakai t atau F: FreeCAD menolaknya sebagai alias karena sama dengan satuan ton dan farad). Body: braket L 100 × 80 (lebar 50) dengan Sketch tebal =Spreadsheet.tebal, lubang baut 2 × ⌀9 di kaki, fillet sudut dalam radius =Spreadsheet.r. Recompute, catat massa baja (Volume × 7,85×10⁻³).</w:t>
+        <w:t xml:space="preserve">Workbench Spreadsheet → New Spreadsheet, klik ganda: kolom A tebal, r, hr, d, gaya; kolom B 8, 2, 0, 0, 900 N, lalu tiap sel B diberi nama lewat kotak </w:t>
+      </w:r>
+      <w:r>
+        <w:rPr>
+          <w:rFonts w:ascii="Arial" w:hAnsi="Arial" w:eastAsia="Arial" w:cs="Arial"/>
+          <w:b w:val="0"/>
+          <w:i/>
+          <w:sz w:val="22"/>
+        </w:rPr>
+        <w:t>Alias</w:t>
+      </w:r>
+      <w:r>
+        <w:rPr>
+          <w:rFonts w:ascii="Arial" w:hAnsi="Arial" w:eastAsia="Arial" w:cs="Arial"/>
+          <w:b w:val="0"/>
+          <w:i w:val="0"/>
+          <w:sz w:val="22"/>
+        </w:rPr>
+        <w:t>: tebal, r, hr, d, gaya (jangan memakai t atau F: FreeCAD menolaknya sebagai alias karena sama dengan satuan ton dan farad; gaya diketik bersatuan agar terbaca newton). Part Design → New Body → Sketch XZ: Polyline profil L, Horizontal Dimension 100, Vertical Dimension 80, lalu dua tebal kaki: di dialog dimensi ketik = dan Spreadsheet.tebal. Pad 50 Reversed; Fillet sudut dalam dengan Radius =Spreadsheet.r; lubang baut 2 × ⌀9 di (70; 12,5) dan (70; 37,5) dari sketsa XY + Toggle Section View → Pocket Through all Reversed. Massa baja = Volume × 7,85×10⁻³ = 532,4 g.</w:t>
       </w:r>
     </w:p>
     <w:p>
@@ -14434,7 +14452,7 @@
           <w:i w:val="0"/>
           <w:sz w:val="22"/>
         </w:rPr>
-        <w:t>FEM Workbench (Modul 8): Analysis, material Steel, mesh Gmsh 3 mm, Fixed di muka kaki berlubang, Force =Spreadsheet.gaya pada tepi kaki tegak, solve CalculiX. Catat σ</w:t>
+        <w:t>Workbench FEM: New Analysis; Solid Material Steel-Generic dengan Young's modulus 210 GPa dan Density 7850 kg/m³ (Use this task panel, seperti Modul 8). Fixed Boundary Condition: tekan 5 (Bottom), Add, klik alas kaki berlubang. Force Load: tekan 6 (Left), klik muka luar kaki tegak → Direction; tekan 2 (Top), Add, klik muka atas kaki tegak; Force =Spreadsheet.gaya. Mesh From Shape by Gmsh: 2nd, Maximum size 4 mm, dan Data → High Order Optimize = Optimization (mencegah elemen orde 2 cacat, pesan CalculiX “nonpositive jacobian”). Solver CalculiX Static. Python console, sekali: baca = lambda rho=7.85e-3: (round(max(App.ActiveDocument.CCX_Results.vonMises), 1), round(max(App.ActiveDocument.CCX_Results.DisplacementLengths), 3), round(App.ActiveDocument.Body.Shape.Volume * rho, 1)), lalu baca() → σ</w:t>
       </w:r>
       <w:r>
         <w:rPr>
@@ -14453,7 +14471,7 @@
           <w:i w:val="0"/>
           <w:sz w:val="22"/>
         </w:rPr>
-        <w:t xml:space="preserve"> (di sudut dalam), δ</w:t>
+        <w:t xml:space="preserve"> 188,0 MPa (sudut dalam), δ</w:t>
       </w:r>
       <w:r>
         <w:rPr>
@@ -14472,7 +14490,7 @@
           <w:i w:val="0"/>
           <w:sz w:val="22"/>
         </w:rPr>
-        <w:t>, massa pada baris iterasi 0 Spreadsheet.</w:t>
+        <w:t xml:space="preserve"> 0,277 mm, massa 532,4 g; SF = 250/188,0 = 1,33.</w:t>
       </w:r>
     </w:p>
     <w:p>
@@ -14505,7 +14523,7 @@
           <w:i w:val="0"/>
           <w:sz w:val="22"/>
         </w:rPr>
-        <w:t>Ubah r: 2 → 6 → 10; recompute dan solve ulang tiap kali. Catat σ</w:t>
+        <w:t>Ubah r di Spreadsheet: 2 → 6 → 10; Recompute, klik ganda FEMMeshGmsh → Apply, jalankan solver lagi, baca(). r = 6: σ</w:t>
       </w:r>
       <w:r>
         <w:rPr>
@@ -14524,7 +14542,7 @@
           <w:i w:val="0"/>
           <w:sz w:val="22"/>
         </w:rPr>
-        <w:t>: turun mengikuti K</w:t>
+        <w:t xml:space="preserve"> 129,1 MPa (SF 1,94); r = 10: 113,0 MPa (SF 2,21); massa hanya naik 535,1 → 540,5 g. σ turun mengikuti K</w:t>
       </w:r>
       <w:r>
         <w:rPr>
@@ -14543,7 +14561,7 @@
           <w:i w:val="0"/>
           <w:sz w:val="22"/>
         </w:rPr>
-        <w:t xml:space="preserve"> (Bagian 02) tanpa perubahan massa berarti. Pilih r yang memberi SF = 250/σ</w:t>
+        <w:t xml:space="preserve"> (Bagian 02), dan r = 10 memenuhi SF ≥ 2; δ</w:t>
       </w:r>
       <w:r>
         <w:rPr>
@@ -14562,26 +14580,7 @@
           <w:i w:val="0"/>
           <w:sz w:val="22"/>
         </w:rPr>
-        <w:t xml:space="preserve"> ≥ 2 (pada gaya = 900 N dan tebal = 8 mm, r = 10 memberi σ</w:t>
-      </w:r>
-      <w:r>
-        <w:rPr>
-          <w:rFonts w:ascii="Arial" w:hAnsi="Arial" w:eastAsia="Arial" w:cs="Arial"/>
-          <w:b w:val="0"/>
-          <w:i w:val="0"/>
-          <w:sz w:val="22"/>
-          <w:vertAlign w:val="subscript"/>
-        </w:rPr>
-        <w:t>maks</w:t>
-      </w:r>
-      <w:r>
-        <w:rPr>
-          <w:rFonts w:ascii="Arial" w:hAnsi="Arial" w:eastAsia="Arial" w:cs="Arial"/>
-          <w:b w:val="0"/>
-          <w:i w:val="0"/>
-          <w:sz w:val="22"/>
-        </w:rPr>
-        <w:t xml:space="preserve"> ≈ 113 MPa dan SF ≈ 2,2, sedangkan r = 6 baru SF ≈ 1,9; bila SF masih &lt; 2, perbesar r atau tebal).</w:t>
+        <w:t xml:space="preserve"> 0,230 mm masih di atas 0,20 mm.</w:t>
       </w:r>
     </w:p>
     <w:p>
@@ -14614,7 +14613,7 @@
           <w:i w:val="0"/>
           <w:sz w:val="22"/>
         </w:rPr>
-        <w:t>Bila δ</w:t>
+        <w:t>hr = 20 di Spreadsheet. Sketch XZ, Data → Attachment Offset z = −25 (bidang tengah), Toggle Section View; segitiga Polyline dengan sudut terkunci di (=Spreadsheet.tebal, =Spreadsheet.tebal), kaki 40, tinggi =Spreadsheet.hr; Pad 5 mm Symmetric. hr = 20: δ 0,173 mm; hr = 30: δ 0,120 mm, tetapi σ 181,3 MPa di sudut tajam pertemuan rusuk–pelat naik menjadi 215,2 MPa pada mesh 2,5 mm (singularitas; mesh 3 dan 2,4 mm tanpa fillet bahkan menghasilkan elemen cacat). Beri Fillet 5 mm pada keenam tepi pertemuan rusuk di kedua sisinya: δ 0,115 mm, massa 568,4 g. Mesh 4 → 3 → 2,4 mm memberi σ</w:t>
       </w:r>
       <w:r>
         <w:rPr>
@@ -14633,26 +14632,25 @@
           <w:i w:val="0"/>
           <w:sz w:val="22"/>
         </w:rPr>
-        <w:t xml:space="preserve"> &gt; 0,20 mm: sketsa segitiga rusuk pada bidang tengah (kaki 40 × hr), Pad 5 mm simetris; ubah hr = 20 → 30. Catat δ turun (Bagian 03). Di pertemuan rusuk–pelat tegangan naik lagi; beri fillet 5 mm di sana, lalu haluskan mesh dua kali (mis. 4 → 3 → 2,4 mm) dan catat σ</w:t>
-      </w:r>
-      <w:r>
-        <w:rPr>
-          <w:rFonts w:ascii="Arial" w:hAnsi="Arial" w:eastAsia="Arial" w:cs="Arial"/>
-          <w:b w:val="0"/>
-          <w:i w:val="0"/>
-          <w:sz w:val="22"/>
-          <w:vertAlign w:val="subscript"/>
-        </w:rPr>
-        <w:t>maks</w:t>
-      </w:r>
-      <w:r>
-        <w:rPr>
-          <w:rFonts w:ascii="Arial" w:hAnsi="Arial" w:eastAsia="Arial" w:cs="Arial"/>
-          <w:b w:val="0"/>
-          <w:i w:val="0"/>
-          <w:sz w:val="22"/>
-        </w:rPr>
-        <w:t xml:space="preserve"> hanya bila perubahannya &lt; 5 %. Di sudut tajam tanpa fillet σ terus naik saat mesh dihaluskan (singularitas), jadi angkanya tidak boleh dipakai.</w:t>
+        <w:t xml:space="preserve"> 144,6 → 153,7 → 163,3 MPa: masih naik sekitar 6 % tiap penghalusan, jadi </w:t>
+      </w:r>
+      <w:r>
+        <w:rPr>
+          <w:rFonts w:ascii="Arial" w:hAnsi="Arial" w:eastAsia="Arial" w:cs="Arial"/>
+          <w:b/>
+          <w:i w:val="0"/>
+          <w:sz w:val="22"/>
+        </w:rPr>
+        <w:t>belum konvergen</w:t>
+      </w:r>
+      <w:r>
+        <w:rPr>
+          <w:rFonts w:ascii="Arial" w:hAnsi="Arial" w:eastAsia="Arial" w:cs="Arial"/>
+          <w:b w:val="0"/>
+          <w:i w:val="0"/>
+          <w:sz w:val="22"/>
+        </w:rPr>
+        <w:t>. Kurva tempat rusuk memotong fillet sudut dalam tetap menjadi pemusat tegangan; anggap angka itu batas bawah dan perbaiki geometrinya (fillet lebih besar, rusuk tidak menyentuh fillet sudut dalam) sebelum dipakai sebagai dasar SF.</w:t>
       </w:r>
     </w:p>
     <w:p>
@@ -14685,26 +14683,7 @@
           <w:i w:val="0"/>
           <w:sz w:val="22"/>
         </w:rPr>
-        <w:t>Tambah lubang ⌀d di daerah biru kontur (dekat sumbu netral kaki tegak): d = 15 → 20 → 25. Berhenti saat σ</w:t>
-      </w:r>
-      <w:r>
-        <w:rPr>
-          <w:rFonts w:ascii="Arial" w:hAnsi="Arial" w:eastAsia="Arial" w:cs="Arial"/>
-          <w:b w:val="0"/>
-          <w:i w:val="0"/>
-          <w:sz w:val="22"/>
-          <w:vertAlign w:val="subscript"/>
-        </w:rPr>
-        <w:t>maks</w:t>
-      </w:r>
-      <w:r>
-        <w:rPr>
-          <w:rFonts w:ascii="Arial" w:hAnsi="Arial" w:eastAsia="Arial" w:cs="Arial"/>
-          <w:b w:val="0"/>
-          <w:i w:val="0"/>
-          <w:sz w:val="22"/>
-        </w:rPr>
-        <w:t xml:space="preserve"> mendekati 125 MPa atau massa sudah ≤ target (Bagian 04).</w:t>
+        <w:t>Lubang ⌀d tembus arah X di kaki tegak: sketsa YZ + Toggle Section View, pusat (y 25, z 50), Diameter =Spreadsheet.d, Pocket Through all Symmetric. d = 15: σ 133,8 MPa, δ 0,134 mm, 557,3 g; d = 20: 164,2 MPa, 0,154 mm, 548,7 g; d = 25: 176,5 MPa, 0,184 mm, 537,6 g. Massa turun, tetapi σ naik dan SF jatuh dari 1,87 ke 1,42 (Bagian 04): baja dengan lubang tidak memenuhi SF ≥ 2.</w:t>
       </w:r>
     </w:p>
     <w:p>
@@ -14737,26 +14716,7 @@
           <w:i w:val="0"/>
           <w:sz w:val="22"/>
         </w:rPr>
-        <w:t>Duplikat dokumen; material Aluminium, tebal =Spreadsheet.tebal * pow(3; 1/3). Solve: δ hampir sama, massa ≈ setengah, periksa σ</w:t>
-      </w:r>
-      <w:r>
-        <w:rPr>
-          <w:rFonts w:ascii="Arial" w:hAnsi="Arial" w:eastAsia="Arial" w:cs="Arial"/>
-          <w:b w:val="0"/>
-          <w:i w:val="0"/>
-          <w:sz w:val="22"/>
-          <w:vertAlign w:val="subscript"/>
-        </w:rPr>
-        <w:t>maks</w:t>
-      </w:r>
-      <w:r>
-        <w:rPr>
-          <w:rFonts w:ascii="Arial" w:hAnsi="Arial" w:eastAsia="Arial" w:cs="Arial"/>
-          <w:b w:val="0"/>
-          <w:i w:val="0"/>
-          <w:sz w:val="22"/>
-        </w:rPr>
-        <w:t xml:space="preserve"> ≤ 240/2 = 120 MPa (Bagian 05).</w:t>
+        <w:t>Klik ganda MaterialSolid → Aluminum-Generic (E 70 GPa, ν 0,35, ρ 2700 kg/m³); sel tebal diganti =8 * 3 ^ (1 / 3) = 11,54 mm agar E·t³ setara. Konsol baca(2.7e-3). d = 25: σ 87,7 MPa, δ 0,209 mm (&gt; 0,20 mm), 255,4 g; d = 20: σ 88,5 MPa ≤ 240/2 = 120 MPa, δ 0,173 mm, massa 261,1 g (≈ separuh baja). Angka σ ini dibaca pada mesh 4 mm; catatan konvergensi langkah 4 tetap berlaku (Bagian 05).</w:t>
       </w:r>
     </w:p>
     <w:p>
@@ -14789,7 +14749,7 @@
           <w:i w:val="0"/>
           <w:sz w:val="22"/>
         </w:rPr>
-        <w:t>Lengkapi tabel iterasi (r, hr, d, material, σ, δ, massa, SF); pilih desain dengan SF ≥ 2, δ ≤ 0,20 mm, massa terkecil; bila belum ada kombinasi yang memenuhi keduanya, catat kombinasi terbaik dan usulkan perbaikan (mis. fillet pertemuan rusuk, tebal lebih besar). Ctrl+S → Latihan10_NIM.FCStd.</w:t>
+        <w:t>Tabel di Spreadsheet mulai baris 8: iterasi, sigma, delta, massa, SF (rumus =250 / B… untuk baja, =240 / B… untuk aluminium). Terpilih: aluminium, tebal 11,54, r 10, hr 30 + fillet 5, d 20: σ 88,5 MPa (SF 2,71), δ 0,173 mm ≤ 0,20 mm, massa 261,1 g. Desain baja belum memenuhi SF ≥ 2 dan δ ≤ 0,20 mm sekaligus; usulkan fillet pertemuan rusuk lebih besar atau tebal lebih besar. Ctrl+S → Latihan10_NIM.FCStd.</w:t>
       </w:r>
     </w:p>
     <w:p>
@@ -15349,7 +15309,7 @@
                 <w:i w:val="0"/>
                 <w:sz w:val="18"/>
               </w:rPr>
-              <w:t>Sudut tajam (singularitas), bukan fillet</w:t>
+              <w:t>Sudut tajam (singularitas), atau kurva tempat dua fillet bertemu (rusuk–fillet sudut dalam)</w:t>
             </w:r>
           </w:p>
         </w:tc>
@@ -15368,7 +15328,7 @@
                 <w:i w:val="0"/>
                 <w:sz w:val="18"/>
               </w:rPr>
-              <w:t>Beri fillet dahulu; nilai σ hanya dibaca di fillet</w:t>
+              <w:t>Beri fillet dahulu dan jauhkan rusuk dari fillet sudut dalam; pakai σ hanya bila perubahan antar-mesh &lt; 5 %</w:t>
             </w:r>
           </w:p>
         </w:tc>
